--- a/courts/eleventh-circuit/georgia/federal/bankruptcy-northern-district/adversary-complaint/usage/OUTPUT-adversary-complaint.docx
+++ b/courts/eleventh-circuit/georgia/federal/bankruptcy-northern-district/adversary-complaint/usage/OUTPUT-adversary-complaint.docx
@@ -4,54 +4,127 @@
   <w:body>
     <w:p>
       <w:pPr>
-        <w:pStyle w:val="Centered"/>
-        <w:spacing w:before="0" w:after="130"/>
+        <w:spacing w:before="0" w:after="0" w:line="276" w:lineRule="exact"/>
+        <w:ind w:left="0" w:firstLine="0"/>
+        <w:jc w:val="center"/>
       </w:pPr>
       <w:r>
         <w:rPr>
           <w:b/>
           <w:bCs/>
-          <w:caps/>
         </w:rPr>
-        <w:t xml:space="preserve">United States Bankruptcy Court</w:t>
+        <w:t xml:space="preserve">UNITED</w:t>
+      </w:r>
+      <w:r>
+        <w:rPr>
+          <w:b/>
+          <w:bCs/>
+        </w:rPr>
+        <w:t xml:space="preserve"> </w:t>
+      </w:r>
+      <w:r>
+        <w:rPr>
+          <w:b/>
+          <w:bCs/>
+        </w:rPr>
+        <w:t xml:space="preserve">STATES</w:t>
+      </w:r>
+      <w:r>
+        <w:rPr>
+          <w:b/>
+          <w:bCs/>
+        </w:rPr>
+        <w:t xml:space="preserve"> </w:t>
+      </w:r>
+      <w:r>
+        <w:rPr>
+          <w:b/>
+          <w:bCs/>
+        </w:rPr>
+        <w:t xml:space="preserve">BANKRUPTCY</w:t>
+      </w:r>
+      <w:r>
+        <w:rPr>
+          <w:b/>
+          <w:bCs/>
+        </w:rPr>
+        <w:t xml:space="preserve"> </w:t>
+      </w:r>
+      <w:r>
+        <w:rPr>
+          <w:b/>
+          <w:bCs/>
+        </w:rPr>
+        <w:t xml:space="preserve">COURT</w:t>
       </w:r>
     </w:p>
     <w:p>
       <w:pPr>
-        <w:pStyle w:val="Centered"/>
+        <w:spacing w:before="120" w:after="0" w:line="276" w:lineRule="exact"/>
+        <w:ind w:left="0" w:firstLine="0"/>
+        <w:jc w:val="center"/>
       </w:pPr>
       <w:r>
         <w:rPr>
           <w:b/>
           <w:bCs/>
-          <w:caps/>
         </w:rPr>
-        <w:t xml:space="preserve">Northern District of Georgia</w:t>
-      </w:r>
-    </w:p>
-    <w:p>
-      <w:pPr>
-        <w:pStyle w:val="Single"/>
-        <w:spacing w:before="0" w:after="0" w:line="576" w:lineRule="exact"/>
-      </w:pPr>
+        <w:t xml:space="preserve">NORTHERN</w:t>
+      </w:r>
+      <w:r>
+        <w:rPr>
+          <w:b/>
+          <w:bCs/>
+        </w:rPr>
+        <w:t xml:space="preserve"> </w:t>
+      </w:r>
+      <w:r>
+        <w:rPr>
+          <w:b/>
+          <w:bCs/>
+        </w:rPr>
+        <w:t xml:space="preserve">DISTRICT</w:t>
+      </w:r>
+      <w:r>
+        <w:rPr>
+          <w:b/>
+          <w:bCs/>
+        </w:rPr>
+        <w:t xml:space="preserve"> </w:t>
+      </w:r>
+      <w:r>
+        <w:rPr>
+          <w:b/>
+          <w:bCs/>
+        </w:rPr>
+        <w:t xml:space="preserve">OF</w:t>
+      </w:r>
+      <w:r>
+        <w:rPr>
+          <w:b/>
+          <w:bCs/>
+        </w:rPr>
+        <w:t xml:space="preserve"> </w:t>
+      </w:r>
+      <w:r>
+        <w:rPr>
+          <w:b/>
+          <w:bCs/>
+        </w:rPr>
+        <w:t xml:space="preserve">GEORGIA</w:t>
+      </w:r>
     </w:p>
     <w:tbl>
       <w:tblPr>
         <w:tblW w:w="9360" w:type="dxa"/>
-        <w:tblBorders>
-          <w:top w:val="nil"/>
-          <w:left w:val="nil"/>
-          <w:bottom w:val="nil"/>
-          <w:right w:val="nil"/>
-          <w:insideH w:val="nil"/>
-          <w:insideV w:val="nil"/>
-        </w:tblBorders>
         <w:tblLayout w:type="fixed"/>
         <w:tblCellMar>
+          <w:top w:w="0" w:type="dxa"/>
           <w:left w:w="0" w:type="dxa"/>
+          <w:bottom w:w="0" w:type="dxa"/>
           <w:right w:w="0" w:type="dxa"/>
         </w:tblCellMar>
-        <w:tblLook w:val="0000"/>
+        <w:tblLook w:val="0000" w:firstRow="0" w:lastRow="0" w:firstColumn="0" w:lastColumn="0" w:noHBand="0" w:noVBand="0"/>
       </w:tblPr>
       <w:tblGrid>
         <w:gridCol w:w="4896"/>
@@ -65,10 +138,18 @@
           </w:tcPr>
           <w:p>
             <w:pPr>
-              <w:pStyle w:val="CaptionLine"/>
+              <w:spacing w:before="576" w:after="0" w:line="276" w:lineRule="exact"/>
+              <w:ind w:left="0" w:firstLine="0"/>
+              <w:jc w:val="left"/>
             </w:pPr>
             <w:r>
-              <w:t xml:space="preserve">IN RE:</w:t>
+              <w:t xml:space="preserve">IN</w:t>
+            </w:r>
+            <w:r>
+              <w:t xml:space="preserve"> </w:t>
+            </w:r>
+            <w:r>
+              <w:t xml:space="preserve">RE:</w:t>
             </w:r>
           </w:p>
         </w:tc>
@@ -78,7 +159,9 @@
           </w:tcPr>
           <w:p>
             <w:pPr>
-              <w:pStyle w:val="CaptionLine"/>
+              <w:spacing w:before="576" w:after="0" w:line="276" w:lineRule="exact"/>
+              <w:ind w:left="0" w:firstLine="0"/>
+              <w:jc w:val="left"/>
             </w:pPr>
             <w:r>
               <w:t xml:space="preserve">)</w:t>
@@ -91,7 +174,9 @@
           </w:tcPr>
           <w:p>
             <w:pPr>
-              <w:pStyle w:val="CaptionLine"/>
+              <w:spacing w:before="576" w:after="0" w:line="276" w:lineRule="exact"/>
+              <w:ind w:left="0" w:firstLine="0"/>
+              <w:jc w:val="left"/>
             </w:pPr>
           </w:p>
         </w:tc>
@@ -103,10 +188,24 @@
           </w:tcPr>
           <w:p>
             <w:pPr>
-              <w:pStyle w:val="CaptionLine"/>
+              <w:spacing w:before="120" w:after="0" w:line="276" w:lineRule="exact"/>
+              <w:ind w:left="0" w:firstLine="0"/>
+              <w:jc w:val="left"/>
             </w:pPr>
             <w:r>
-              <w:t xml:space="preserve">LAMAR DEANTE FLETCHER,</w:t>
+              <w:t xml:space="preserve">LAMAR</w:t>
+            </w:r>
+            <w:r>
+              <w:t xml:space="preserve"> </w:t>
+            </w:r>
+            <w:r>
+              <w:t xml:space="preserve">DEANTE</w:t>
+            </w:r>
+            <w:r>
+              <w:t xml:space="preserve"> </w:t>
+            </w:r>
+            <w:r>
+              <w:t xml:space="preserve">FLETCHER,</w:t>
             </w:r>
           </w:p>
         </w:tc>
@@ -116,7 +215,9 @@
           </w:tcPr>
           <w:p>
             <w:pPr>
-              <w:pStyle w:val="CaptionLine"/>
+              <w:spacing w:before="120" w:after="0" w:line="276" w:lineRule="exact"/>
+              <w:ind w:left="0" w:firstLine="0"/>
+              <w:jc w:val="left"/>
             </w:pPr>
             <w:r>
               <w:t xml:space="preserve">)</w:t>
@@ -129,10 +230,26 @@
           </w:tcPr>
           <w:p>
             <w:pPr>
-              <w:pStyle w:val="CaptionLine"/>
+              <w:spacing w:before="120" w:after="0" w:line="276" w:lineRule="exact"/>
+              <w:ind w:left="0" w:firstLine="0"/>
+              <w:jc w:val="left"/>
             </w:pPr>
             <w:r>
-              <w:t xml:space="preserve">CASE NUMBER 24-62473-jrs</w:t>
+              <w:t xml:space="preserve">CASE</w:t>
+            </w:r>
+            <w:r>
+              <w:t xml:space="preserve"> </w:t>
+            </w:r>
+            <w:r>
+              <w:t xml:space="preserve">NUMBER</w:t>
+            </w:r>
+            <w:r>
+              <w:t xml:space="preserve"> </w:t>
+            </w:r>
+            <w:r>
+              <w:t xml:space="preserve">24</w:t>
+              <w:noBreakHyphen/>
+              <w:t xml:space="preserve">62473-jrs</w:t>
             </w:r>
           </w:p>
         </w:tc>
@@ -144,7 +261,9 @@
           </w:tcPr>
           <w:p>
             <w:pPr>
-              <w:pStyle w:val="CaptionLine"/>
+              <w:spacing w:before="120" w:after="0" w:line="276" w:lineRule="exact"/>
+              <w:ind w:left="0" w:firstLine="0"/>
+              <w:jc w:val="left"/>
             </w:pPr>
           </w:p>
         </w:tc>
@@ -154,7 +273,9 @@
           </w:tcPr>
           <w:p>
             <w:pPr>
-              <w:pStyle w:val="CaptionLine"/>
+              <w:spacing w:before="120" w:after="0" w:line="276" w:lineRule="exact"/>
+              <w:ind w:left="0" w:firstLine="0"/>
+              <w:jc w:val="left"/>
             </w:pPr>
             <w:r>
               <w:t xml:space="preserve">)</w:t>
@@ -167,7 +288,9 @@
           </w:tcPr>
           <w:p>
             <w:pPr>
-              <w:pStyle w:val="CaptionLine"/>
+              <w:spacing w:before="120" w:after="0" w:line="276" w:lineRule="exact"/>
+              <w:ind w:left="0" w:firstLine="0"/>
+              <w:jc w:val="left"/>
             </w:pPr>
           </w:p>
         </w:tc>
@@ -179,7 +302,9 @@
           </w:tcPr>
           <w:p>
             <w:pPr>
-              <w:pStyle w:val="CaptionLine"/>
+              <w:spacing w:before="120" w:after="0" w:line="276" w:lineRule="exact"/>
+              <w:ind w:left="0" w:firstLine="0"/>
+              <w:jc w:val="left"/>
             </w:pPr>
             <w:r>
               <w:t xml:space="preserve">Debtor.</w:t>
@@ -192,7 +317,9 @@
           </w:tcPr>
           <w:p>
             <w:pPr>
-              <w:pStyle w:val="CaptionLine"/>
+              <w:spacing w:before="120" w:after="0" w:line="276" w:lineRule="exact"/>
+              <w:ind w:left="0" w:firstLine="0"/>
+              <w:jc w:val="left"/>
             </w:pPr>
             <w:r>
               <w:t xml:space="preserve">)</w:t>
@@ -205,10 +332,30 @@
           </w:tcPr>
           <w:p>
             <w:pPr>
-              <w:pStyle w:val="CaptionLine"/>
+              <w:spacing w:before="120" w:after="0" w:line="276" w:lineRule="exact"/>
+              <w:ind w:left="0" w:firstLine="0"/>
+              <w:jc w:val="left"/>
             </w:pPr>
             <w:r>
-              <w:t xml:space="preserve">ADVERSARY CASE NO. ______</w:t>
+              <w:t xml:space="preserve">ADVERSARY</w:t>
+            </w:r>
+            <w:r>
+              <w:t xml:space="preserve"> </w:t>
+            </w:r>
+            <w:r>
+              <w:t xml:space="preserve">CASE</w:t>
+            </w:r>
+            <w:r>
+              <w:t xml:space="preserve"> </w:t>
+            </w:r>
+            <w:r>
+              <w:t xml:space="preserve">NO.</w:t>
+            </w:r>
+            <w:r>
+              <w:t xml:space="preserve"> </w:t>
+            </w:r>
+            <w:r>
+              <w:t xml:space="preserve">______</w:t>
             </w:r>
           </w:p>
         </w:tc>
@@ -220,7 +367,9 @@
           </w:tcPr>
           <w:p>
             <w:pPr>
-              <w:pStyle w:val="CaptionLine"/>
+              <w:spacing w:before="120" w:after="0" w:line="276" w:lineRule="exact"/>
+              <w:ind w:left="0" w:firstLine="0"/>
+              <w:jc w:val="left"/>
             </w:pPr>
           </w:p>
         </w:tc>
@@ -230,7 +379,9 @@
           </w:tcPr>
           <w:p>
             <w:pPr>
-              <w:pStyle w:val="CaptionLine"/>
+              <w:spacing w:before="120" w:after="0" w:line="276" w:lineRule="exact"/>
+              <w:ind w:left="0" w:firstLine="0"/>
+              <w:jc w:val="left"/>
             </w:pPr>
             <w:r>
               <w:t xml:space="preserve">)</w:t>
@@ -243,7 +394,9 @@
           </w:tcPr>
           <w:p>
             <w:pPr>
-              <w:pStyle w:val="CaptionLine"/>
+              <w:spacing w:before="120" w:after="0" w:line="276" w:lineRule="exact"/>
+              <w:ind w:left="0" w:firstLine="0"/>
+              <w:jc w:val="left"/>
             </w:pPr>
           </w:p>
         </w:tc>
@@ -255,7 +408,9 @@
           </w:tcPr>
           <w:p>
             <w:pPr>
-              <w:pStyle w:val="CaptionLine"/>
+              <w:spacing w:before="120" w:after="0" w:line="276" w:lineRule="exact"/>
+              <w:ind w:left="0" w:firstLine="0"/>
+              <w:jc w:val="left"/>
             </w:pPr>
           </w:p>
         </w:tc>
@@ -265,7 +420,9 @@
           </w:tcPr>
           <w:p>
             <w:pPr>
-              <w:pStyle w:val="CaptionLine"/>
+              <w:spacing w:before="120" w:after="0" w:line="276" w:lineRule="exact"/>
+              <w:ind w:left="0" w:firstLine="0"/>
+              <w:jc w:val="left"/>
             </w:pPr>
             <w:r>
               <w:t xml:space="preserve">)</w:t>
@@ -278,10 +435,24 @@
           </w:tcPr>
           <w:p>
             <w:pPr>
-              <w:pStyle w:val="CaptionLine"/>
+              <w:spacing w:before="120" w:after="0" w:line="276" w:lineRule="exact"/>
+              <w:ind w:left="0" w:firstLine="0"/>
+              <w:jc w:val="left"/>
             </w:pPr>
             <w:r>
-              <w:t xml:space="preserve">CHAPTER 7 BANKRUPTCY</w:t>
+              <w:t xml:space="preserve">CHAPTER</w:t>
+            </w:r>
+            <w:r>
+              <w:t xml:space="preserve"> </w:t>
+            </w:r>
+            <w:r>
+              <w:t xml:space="preserve">7</w:t>
+            </w:r>
+            <w:r>
+              <w:t xml:space="preserve"> </w:t>
+            </w:r>
+            <w:r>
+              <w:t xml:space="preserve">BANKRUPTCY</w:t>
             </w:r>
           </w:p>
         </w:tc>
@@ -293,7 +464,9 @@
           </w:tcPr>
           <w:p>
             <w:pPr>
-              <w:pStyle w:val="CaptionLine"/>
+              <w:spacing w:before="120" w:after="0" w:line="276" w:lineRule="exact"/>
+              <w:ind w:left="0" w:firstLine="0"/>
+              <w:jc w:val="left"/>
             </w:pPr>
           </w:p>
         </w:tc>
@@ -303,7 +476,9 @@
           </w:tcPr>
           <w:p>
             <w:pPr>
-              <w:pStyle w:val="CaptionLine"/>
+              <w:spacing w:before="120" w:after="0" w:line="276" w:lineRule="exact"/>
+              <w:ind w:left="0" w:firstLine="0"/>
+              <w:jc w:val="left"/>
             </w:pPr>
             <w:r>
               <w:t xml:space="preserve">)</w:t>
@@ -316,7 +491,9 @@
           </w:tcPr>
           <w:p>
             <w:pPr>
-              <w:pStyle w:val="CaptionLine"/>
+              <w:spacing w:before="120" w:after="0" w:line="276" w:lineRule="exact"/>
+              <w:ind w:left="0" w:firstLine="0"/>
+              <w:jc w:val="left"/>
             </w:pPr>
           </w:p>
         </w:tc>
@@ -328,10 +505,30 @@
           </w:tcPr>
           <w:p>
             <w:pPr>
-              <w:pStyle w:val="CaptionLine"/>
+              <w:spacing w:before="120" w:after="0" w:line="276" w:lineRule="exact"/>
+              <w:ind w:left="0" w:firstLine="0"/>
+              <w:jc w:val="left"/>
             </w:pPr>
             <w:r>
-              <w:t xml:space="preserve">GATE TRUCKIN XPRESS, LLC,</w:t>
+              <w:t xml:space="preserve">GATE</w:t>
+            </w:r>
+            <w:r>
+              <w:t xml:space="preserve"> </w:t>
+            </w:r>
+            <w:r>
+              <w:t xml:space="preserve">TRUCKIN</w:t>
+            </w:r>
+            <w:r>
+              <w:t xml:space="preserve"> </w:t>
+            </w:r>
+            <w:r>
+              <w:t xml:space="preserve">XPRESS,</w:t>
+            </w:r>
+            <w:r>
+              <w:t xml:space="preserve"> </w:t>
+            </w:r>
+            <w:r>
+              <w:t xml:space="preserve">LLC,</w:t>
             </w:r>
           </w:p>
         </w:tc>
@@ -341,7 +538,9 @@
           </w:tcPr>
           <w:p>
             <w:pPr>
-              <w:pStyle w:val="CaptionLine"/>
+              <w:spacing w:before="120" w:after="0" w:line="276" w:lineRule="exact"/>
+              <w:ind w:left="0" w:firstLine="0"/>
+              <w:jc w:val="left"/>
             </w:pPr>
             <w:r>
               <w:t xml:space="preserve">)</w:t>
@@ -354,7 +553,9 @@
           </w:tcPr>
           <w:p>
             <w:pPr>
-              <w:pStyle w:val="CaptionLine"/>
+              <w:spacing w:before="120" w:after="0" w:line="276" w:lineRule="exact"/>
+              <w:ind w:left="0" w:firstLine="0"/>
+              <w:jc w:val="left"/>
             </w:pPr>
           </w:p>
         </w:tc>
@@ -366,7 +567,9 @@
           </w:tcPr>
           <w:p>
             <w:pPr>
-              <w:pStyle w:val="CaptionLine"/>
+              <w:spacing w:before="120" w:after="0" w:line="276" w:lineRule="exact"/>
+              <w:ind w:left="0" w:firstLine="0"/>
+              <w:jc w:val="left"/>
             </w:pPr>
           </w:p>
         </w:tc>
@@ -376,7 +579,9 @@
           </w:tcPr>
           <w:p>
             <w:pPr>
-              <w:pStyle w:val="CaptionLine"/>
+              <w:spacing w:before="120" w:after="0" w:line="276" w:lineRule="exact"/>
+              <w:ind w:left="0" w:firstLine="0"/>
+              <w:jc w:val="left"/>
             </w:pPr>
             <w:r>
               <w:t xml:space="preserve">)</w:t>
@@ -389,7 +594,9 @@
           </w:tcPr>
           <w:p>
             <w:pPr>
-              <w:pStyle w:val="CaptionLine"/>
+              <w:spacing w:before="120" w:after="0" w:line="276" w:lineRule="exact"/>
+              <w:ind w:left="0" w:firstLine="0"/>
+              <w:jc w:val="left"/>
             </w:pPr>
           </w:p>
         </w:tc>
@@ -401,10 +608,12 @@
           </w:tcPr>
           <w:p>
             <w:pPr>
-              <w:pStyle w:val="CaptionLine"/>
+              <w:spacing w:before="120" w:after="0" w:line="276" w:lineRule="exact"/>
+              <w:ind w:left="0" w:firstLine="0"/>
+              <w:jc w:val="left"/>
             </w:pPr>
             <w:r>
-              <w:t xml:space="preserve">Movant/Plaintiff</w:t>
+              <w:t xml:space="preserve">Movant/​Plaintiff</w:t>
             </w:r>
           </w:p>
         </w:tc>
@@ -414,7 +623,9 @@
           </w:tcPr>
           <w:p>
             <w:pPr>
-              <w:pStyle w:val="CaptionLine"/>
+              <w:spacing w:before="120" w:after="0" w:line="276" w:lineRule="exact"/>
+              <w:ind w:left="0" w:firstLine="0"/>
+              <w:jc w:val="left"/>
             </w:pPr>
             <w:r>
               <w:t xml:space="preserve">)</w:t>
@@ -427,7 +638,9 @@
           </w:tcPr>
           <w:p>
             <w:pPr>
-              <w:pStyle w:val="CaptionLine"/>
+              <w:spacing w:before="120" w:after="0" w:line="276" w:lineRule="exact"/>
+              <w:ind w:left="0" w:firstLine="0"/>
+              <w:jc w:val="left"/>
             </w:pPr>
           </w:p>
         </w:tc>
@@ -439,7 +652,9 @@
           </w:tcPr>
           <w:p>
             <w:pPr>
-              <w:pStyle w:val="CaptionLine"/>
+              <w:spacing w:before="120" w:after="0" w:line="276" w:lineRule="exact"/>
+              <w:ind w:left="0" w:firstLine="0"/>
+              <w:jc w:val="left"/>
             </w:pPr>
           </w:p>
         </w:tc>
@@ -449,7 +664,9 @@
           </w:tcPr>
           <w:p>
             <w:pPr>
-              <w:pStyle w:val="CaptionLine"/>
+              <w:spacing w:before="120" w:after="0" w:line="276" w:lineRule="exact"/>
+              <w:ind w:left="0" w:firstLine="0"/>
+              <w:jc w:val="left"/>
             </w:pPr>
             <w:r>
               <w:t xml:space="preserve">)</w:t>
@@ -462,7 +679,9 @@
           </w:tcPr>
           <w:p>
             <w:pPr>
-              <w:pStyle w:val="CaptionLine"/>
+              <w:spacing w:before="120" w:after="0" w:line="276" w:lineRule="exact"/>
+              <w:ind w:left="0" w:firstLine="0"/>
+              <w:jc w:val="left"/>
             </w:pPr>
           </w:p>
         </w:tc>
@@ -474,7 +693,9 @@
           </w:tcPr>
           <w:p>
             <w:pPr>
-              <w:pStyle w:val="CaptionLine"/>
+              <w:spacing w:before="120" w:after="0" w:line="276" w:lineRule="exact"/>
+              <w:ind w:left="0" w:firstLine="0"/>
+              <w:jc w:val="left"/>
             </w:pPr>
             <w:r>
               <w:t xml:space="preserve">vs.</w:t>
@@ -487,7 +708,9 @@
           </w:tcPr>
           <w:p>
             <w:pPr>
-              <w:pStyle w:val="CaptionLine"/>
+              <w:spacing w:before="120" w:after="0" w:line="276" w:lineRule="exact"/>
+              <w:ind w:left="0" w:firstLine="0"/>
+              <w:jc w:val="left"/>
             </w:pPr>
             <w:r>
               <w:t xml:space="preserve">)</w:t>
@@ -500,7 +723,9 @@
           </w:tcPr>
           <w:p>
             <w:pPr>
-              <w:pStyle w:val="CaptionLine"/>
+              <w:spacing w:before="120" w:after="0" w:line="276" w:lineRule="exact"/>
+              <w:ind w:left="0" w:firstLine="0"/>
+              <w:jc w:val="left"/>
             </w:pPr>
           </w:p>
         </w:tc>
@@ -512,7 +737,9 @@
           </w:tcPr>
           <w:p>
             <w:pPr>
-              <w:pStyle w:val="CaptionLine"/>
+              <w:spacing w:before="120" w:after="0" w:line="276" w:lineRule="exact"/>
+              <w:ind w:left="0" w:firstLine="0"/>
+              <w:jc w:val="left"/>
             </w:pPr>
           </w:p>
         </w:tc>
@@ -522,7 +749,9 @@
           </w:tcPr>
           <w:p>
             <w:pPr>
-              <w:pStyle w:val="CaptionLine"/>
+              <w:spacing w:before="120" w:after="0" w:line="276" w:lineRule="exact"/>
+              <w:ind w:left="0" w:firstLine="0"/>
+              <w:jc w:val="left"/>
             </w:pPr>
             <w:r>
               <w:t xml:space="preserve">)</w:t>
@@ -535,7 +764,9 @@
           </w:tcPr>
           <w:p>
             <w:pPr>
-              <w:pStyle w:val="CaptionLine"/>
+              <w:spacing w:before="120" w:after="0" w:line="276" w:lineRule="exact"/>
+              <w:ind w:left="0" w:firstLine="0"/>
+              <w:jc w:val="left"/>
             </w:pPr>
           </w:p>
         </w:tc>
@@ -547,10 +778,24 @@
           </w:tcPr>
           <w:p>
             <w:pPr>
-              <w:pStyle w:val="CaptionLine"/>
+              <w:spacing w:before="120" w:after="0" w:line="276" w:lineRule="exact"/>
+              <w:ind w:left="0" w:firstLine="0"/>
+              <w:jc w:val="left"/>
             </w:pPr>
             <w:r>
-              <w:t xml:space="preserve">LAMAR DEANTE FLETCHER,</w:t>
+              <w:t xml:space="preserve">LAMAR</w:t>
+            </w:r>
+            <w:r>
+              <w:t xml:space="preserve"> </w:t>
+            </w:r>
+            <w:r>
+              <w:t xml:space="preserve">DEANTE</w:t>
+            </w:r>
+            <w:r>
+              <w:t xml:space="preserve"> </w:t>
+            </w:r>
+            <w:r>
+              <w:t xml:space="preserve">FLETCHER,</w:t>
             </w:r>
           </w:p>
         </w:tc>
@@ -560,7 +805,9 @@
           </w:tcPr>
           <w:p>
             <w:pPr>
-              <w:pStyle w:val="CaptionLine"/>
+              <w:spacing w:before="120" w:after="0" w:line="276" w:lineRule="exact"/>
+              <w:ind w:left="0" w:firstLine="0"/>
+              <w:jc w:val="left"/>
             </w:pPr>
             <w:r>
               <w:t xml:space="preserve">)</w:t>
@@ -573,7 +820,9 @@
           </w:tcPr>
           <w:p>
             <w:pPr>
-              <w:pStyle w:val="CaptionLine"/>
+              <w:spacing w:before="120" w:after="0" w:line="276" w:lineRule="exact"/>
+              <w:ind w:left="0" w:firstLine="0"/>
+              <w:jc w:val="left"/>
             </w:pPr>
           </w:p>
         </w:tc>
@@ -585,7 +834,9 @@
           </w:tcPr>
           <w:p>
             <w:pPr>
-              <w:pStyle w:val="CaptionLine"/>
+              <w:spacing w:before="120" w:after="0" w:line="276" w:lineRule="exact"/>
+              <w:ind w:left="0" w:firstLine="0"/>
+              <w:jc w:val="left"/>
             </w:pPr>
           </w:p>
         </w:tc>
@@ -595,7 +846,9 @@
           </w:tcPr>
           <w:p>
             <w:pPr>
-              <w:pStyle w:val="CaptionLine"/>
+              <w:spacing w:before="120" w:after="0" w:line="276" w:lineRule="exact"/>
+              <w:ind w:left="0" w:firstLine="0"/>
+              <w:jc w:val="left"/>
             </w:pPr>
             <w:r>
               <w:t xml:space="preserve">)</w:t>
@@ -608,7 +861,9 @@
           </w:tcPr>
           <w:p>
             <w:pPr>
-              <w:pStyle w:val="CaptionLine"/>
+              <w:spacing w:before="120" w:after="0" w:line="276" w:lineRule="exact"/>
+              <w:ind w:left="0" w:firstLine="0"/>
+              <w:jc w:val="left"/>
             </w:pPr>
           </w:p>
         </w:tc>
@@ -620,10 +875,12 @@
           </w:tcPr>
           <w:p>
             <w:pPr>
-              <w:pStyle w:val="CaptionLine"/>
+              <w:spacing w:before="120" w:after="0" w:line="276" w:lineRule="exact"/>
+              <w:ind w:left="0" w:firstLine="0"/>
+              <w:jc w:val="left"/>
             </w:pPr>
             <w:r>
-              <w:t xml:space="preserve">Debtor/Defendant.</w:t>
+              <w:t xml:space="preserve">Debtor/​Defendant.</w:t>
             </w:r>
           </w:p>
         </w:tc>
@@ -633,7 +890,9 @@
           </w:tcPr>
           <w:p>
             <w:pPr>
-              <w:pStyle w:val="CaptionLine"/>
+              <w:spacing w:before="120" w:after="0" w:line="276" w:lineRule="exact"/>
+              <w:ind w:left="0" w:firstLine="0"/>
+              <w:jc w:val="left"/>
             </w:pPr>
             <w:r>
               <w:t xml:space="preserve">)</w:t>
@@ -646,7 +905,9 @@
           </w:tcPr>
           <w:p>
             <w:pPr>
-              <w:pStyle w:val="CaptionLine"/>
+              <w:spacing w:before="120" w:after="0" w:line="276" w:lineRule="exact"/>
+              <w:ind w:left="0" w:firstLine="0"/>
+              <w:jc w:val="left"/>
             </w:pPr>
           </w:p>
         </w:tc>
@@ -654,48 +915,476 @@
     </w:tbl>
     <w:p>
       <w:pPr>
-        <w:pStyle w:val="Rule"/>
+        <w:pBdr>
+          <w:bottom w:val="single" w:sz="6" w:space="0" w:color="000000"/>
+        </w:pBdr>
+        <w:spacing w:before="0" w:after="0" w:line="144" w:lineRule="exact"/>
+        <w:ind w:left="0" w:firstLine="0"/>
+        <w:jc w:val="left"/>
       </w:pPr>
     </w:p>
     <w:p>
       <w:pPr>
-        <w:pStyle w:val="Centered"/>
-        <w:spacing w:before="286" w:after="130"/>
+        <w:spacing w:before="264" w:after="0" w:line="276" w:lineRule="exact"/>
+        <w:ind w:left="0" w:firstLine="0"/>
+        <w:jc w:val="center"/>
       </w:pPr>
       <w:r>
         <w:rPr>
           <w:b/>
           <w:bCs/>
-          <w:caps/>
         </w:rPr>
-        <w:t xml:space="preserve">Complaint Against Dischargeability</w:t>
+        <w:t xml:space="preserve">COMPLAINT</w:t>
+      </w:r>
+      <w:r>
+        <w:rPr>
+          <w:b/>
+          <w:bCs/>
+        </w:rPr>
+        <w:t xml:space="preserve"> </w:t>
+      </w:r>
+      <w:r>
+        <w:rPr>
+          <w:b/>
+          <w:bCs/>
+        </w:rPr>
+        <w:t xml:space="preserve">AGAINST</w:t>
+      </w:r>
+      <w:r>
+        <w:rPr>
+          <w:b/>
+          <w:bCs/>
+        </w:rPr>
+        <w:t xml:space="preserve"> </w:t>
+      </w:r>
+      <w:r>
+        <w:rPr>
+          <w:b/>
+          <w:bCs/>
+        </w:rPr>
+        <w:t xml:space="preserve">DISCHARGEABILITY</w:t>
       </w:r>
     </w:p>
     <w:p>
       <w:pPr>
-        <w:pStyle w:val="Centered"/>
-        <w:spacing w:before="0" w:after="286"/>
+        <w:spacing w:before="120" w:after="264" w:line="276" w:lineRule="exact"/>
+        <w:ind w:left="0" w:firstLine="0"/>
+        <w:jc w:val="center"/>
       </w:pPr>
       <w:r>
         <w:rPr>
           <w:b/>
           <w:bCs/>
-          <w:caps/>
         </w:rPr>
-        <w:t xml:space="preserve">of Debt Under 11 USC § 523(a)(2)(A) and 11 USC § 523(a)(4)</w:t>
+        <w:t xml:space="preserve">OF</w:t>
+      </w:r>
+      <w:r>
+        <w:rPr>
+          <w:b/>
+          <w:bCs/>
+        </w:rPr>
+        <w:t xml:space="preserve"> </w:t>
+      </w:r>
+      <w:r>
+        <w:rPr>
+          <w:b/>
+          <w:bCs/>
+        </w:rPr>
+        <w:t xml:space="preserve">DEBT</w:t>
+      </w:r>
+      <w:r>
+        <w:rPr>
+          <w:b/>
+          <w:bCs/>
+        </w:rPr>
+        <w:t xml:space="preserve"> </w:t>
+      </w:r>
+      <w:r>
+        <w:rPr>
+          <w:b/>
+          <w:bCs/>
+        </w:rPr>
+        <w:t xml:space="preserve">UNDER</w:t>
+      </w:r>
+      <w:r>
+        <w:rPr>
+          <w:b/>
+          <w:bCs/>
+        </w:rPr>
+        <w:t xml:space="preserve"> </w:t>
+      </w:r>
+      <w:r>
+        <w:rPr>
+          <w:b/>
+          <w:bCs/>
+        </w:rPr>
+        <w:t xml:space="preserve">11</w:t>
+      </w:r>
+      <w:r>
+        <w:rPr>
+          <w:b/>
+          <w:bCs/>
+        </w:rPr>
+        <w:t xml:space="preserve"> </w:t>
+      </w:r>
+      <w:r>
+        <w:rPr>
+          <w:b/>
+          <w:bCs/>
+        </w:rPr>
+        <w:t xml:space="preserve">USC</w:t>
+      </w:r>
+      <w:r>
+        <w:rPr>
+          <w:b/>
+          <w:bCs/>
+        </w:rPr>
+        <w:t xml:space="preserve"> </w:t>
+      </w:r>
+      <w:r>
+        <w:rPr>
+          <w:b/>
+          <w:bCs/>
+        </w:rPr>
+        <w:t xml:space="preserve">§</w:t>
+      </w:r>
+      <w:r>
+        <w:rPr>
+          <w:b/>
+          <w:bCs/>
+        </w:rPr>
+        <w:t xml:space="preserve"> </w:t>
+      </w:r>
+      <w:r>
+        <w:rPr>
+          <w:b/>
+          <w:bCs/>
+        </w:rPr>
+        <w:t xml:space="preserve">523(A)⁠(2)⁠(A)</w:t>
+      </w:r>
+      <w:r>
+        <w:rPr>
+          <w:b/>
+          <w:bCs/>
+        </w:rPr>
+        <w:t xml:space="preserve"> </w:t>
+      </w:r>
+      <w:r>
+        <w:rPr>
+          <w:b/>
+          <w:bCs/>
+        </w:rPr>
+        <w:t xml:space="preserve">AND</w:t>
+      </w:r>
+      <w:r>
+        <w:rPr>
+          <w:b/>
+          <w:bCs/>
+        </w:rPr>
+        <w:t xml:space="preserve"> </w:t>
+      </w:r>
+      <w:r>
+        <w:rPr>
+          <w:b/>
+          <w:bCs/>
+        </w:rPr>
+        <w:t xml:space="preserve">11</w:t>
+      </w:r>
+      <w:r>
+        <w:rPr>
+          <w:b/>
+          <w:bCs/>
+        </w:rPr>
+        <w:t xml:space="preserve"> </w:t>
+      </w:r>
+      <w:r>
+        <w:rPr>
+          <w:b/>
+          <w:bCs/>
+        </w:rPr>
+        <w:t xml:space="preserve">USC</w:t>
+      </w:r>
+      <w:r>
+        <w:rPr>
+          <w:b/>
+          <w:bCs/>
+        </w:rPr>
+        <w:t xml:space="preserve"> </w:t>
+      </w:r>
+      <w:r>
+        <w:rPr>
+          <w:b/>
+          <w:bCs/>
+        </w:rPr>
+        <w:t xml:space="preserve">§</w:t>
+      </w:r>
+      <w:r>
+        <w:rPr>
+          <w:b/>
+          <w:bCs/>
+        </w:rPr>
+        <w:t xml:space="preserve"> </w:t>
+      </w:r>
+      <w:r>
+        <w:rPr>
+          <w:b/>
+          <w:bCs/>
+        </w:rPr>
+        <w:t xml:space="preserve">523(A)⁠(4)</w:t>
       </w:r>
     </w:p>
     <w:p>
       <w:pPr>
-        <w:pStyle w:val="FirstParagraph"/>
+        <w:spacing w:before="288" w:after="288" w:line="414" w:lineRule="exact"/>
+        <w:ind w:left="0" w:firstLine="720"/>
+        <w:jc w:val="left"/>
       </w:pPr>
       <w:r>
-        <w:t xml:space="preserve">COMES NOW Gate Truckin Xpress, LLC, the above-named plaintiff and referred to herein as “Plaintiff,” by and through undersigned counsel, and files this Complaint objecting to dischargeability of debt against Defendant Lamar Deante Fletcher (“Defendant”), showing the Court as follows:</w:t>
+        <w:t xml:space="preserve">COMES</w:t>
+      </w:r>
+      <w:r>
+        <w:t xml:space="preserve"> </w:t>
+      </w:r>
+      <w:r>
+        <w:t xml:space="preserve">NOW</w:t>
+      </w:r>
+      <w:r>
+        <w:t xml:space="preserve"> </w:t>
+      </w:r>
+      <w:r>
+        <w:t xml:space="preserve">Gate</w:t>
+      </w:r>
+      <w:r>
+        <w:t xml:space="preserve"> </w:t>
+      </w:r>
+      <w:r>
+        <w:t xml:space="preserve">Truckin</w:t>
+      </w:r>
+      <w:r>
+        <w:t xml:space="preserve"> </w:t>
+      </w:r>
+      <w:r>
+        <w:t xml:space="preserve">Xpress,</w:t>
+      </w:r>
+      <w:r>
+        <w:t xml:space="preserve"> </w:t>
+      </w:r>
+      <w:r>
+        <w:t xml:space="preserve">LLC,</w:t>
+      </w:r>
+      <w:r>
+        <w:t xml:space="preserve"> </w:t>
+      </w:r>
+      <w:r>
+        <w:t xml:space="preserve">the</w:t>
+      </w:r>
+      <w:r>
+        <w:t xml:space="preserve"> </w:t>
+      </w:r>
+      <w:r>
+        <w:t xml:space="preserve">above-named</w:t>
+      </w:r>
+      <w:r>
+        <w:t xml:space="preserve"> </w:t>
+      </w:r>
+      <w:r>
+        <w:t xml:space="preserve">plaintiff</w:t>
+      </w:r>
+      <w:r>
+        <w:t xml:space="preserve"> </w:t>
+      </w:r>
+      <w:r>
+        <w:t xml:space="preserve">and</w:t>
+      </w:r>
+      <w:r>
+        <w:t xml:space="preserve"> </w:t>
+      </w:r>
+      <w:r>
+        <w:t xml:space="preserve">referred</w:t>
+      </w:r>
+      <w:r>
+        <w:t xml:space="preserve"> </w:t>
+      </w:r>
+      <w:r>
+        <w:t xml:space="preserve">to</w:t>
+      </w:r>
+      <w:r>
+        <w:t xml:space="preserve"> </w:t>
+      </w:r>
+      <w:r>
+        <w:t xml:space="preserve">herein</w:t>
+      </w:r>
+      <w:r>
+        <w:t xml:space="preserve"> </w:t>
+      </w:r>
+      <w:r>
+        <w:t xml:space="preserve">as</w:t>
+      </w:r>
+      <w:r>
+        <w:t xml:space="preserve"> </w:t>
+      </w:r>
+      <w:r>
+        <w:t xml:space="preserve">“Plaintiff,”</w:t>
+      </w:r>
+      <w:r>
+        <w:t xml:space="preserve"> </w:t>
+      </w:r>
+      <w:r>
+        <w:t xml:space="preserve">by</w:t>
+      </w:r>
+      <w:r>
+        <w:t xml:space="preserve"> </w:t>
+      </w:r>
+      <w:r>
+        <w:t xml:space="preserve">and</w:t>
+      </w:r>
+      <w:r>
+        <w:t xml:space="preserve"> </w:t>
+      </w:r>
+      <w:r>
+        <w:t xml:space="preserve">through</w:t>
+      </w:r>
+      <w:r>
+        <w:t xml:space="preserve"> </w:t>
+      </w:r>
+      <w:r>
+        <w:t xml:space="preserve">undersigned</w:t>
+      </w:r>
+      <w:r>
+        <w:t xml:space="preserve"> </w:t>
+      </w:r>
+      <w:r>
+        <w:t xml:space="preserve">counsel,</w:t>
+      </w:r>
+      <w:r>
+        <w:t xml:space="preserve"> </w:t>
+      </w:r>
+      <w:r>
+        <w:t xml:space="preserve">and</w:t>
+      </w:r>
+      <w:r>
+        <w:t xml:space="preserve"> </w:t>
+      </w:r>
+      <w:r>
+        <w:t xml:space="preserve">files</w:t>
+      </w:r>
+      <w:r>
+        <w:t xml:space="preserve"> </w:t>
+      </w:r>
+      <w:r>
+        <w:t xml:space="preserve">this</w:t>
+      </w:r>
+      <w:r>
+        <w:t xml:space="preserve"> </w:t>
+      </w:r>
+      <w:r>
+        <w:t xml:space="preserve">Complaint</w:t>
+      </w:r>
+      <w:r>
+        <w:t xml:space="preserve"> </w:t>
+      </w:r>
+      <w:r>
+        <w:t xml:space="preserve">objecting</w:t>
+      </w:r>
+      <w:r>
+        <w:t xml:space="preserve"> </w:t>
+      </w:r>
+      <w:r>
+        <w:t xml:space="preserve">to</w:t>
+      </w:r>
+      <w:r>
+        <w:t xml:space="preserve"> </w:t>
+      </w:r>
+      <w:r>
+        <w:t xml:space="preserve">dischargeability</w:t>
+      </w:r>
+      <w:r>
+        <w:t xml:space="preserve"> </w:t>
+      </w:r>
+      <w:r>
+        <w:t xml:space="preserve">of</w:t>
+      </w:r>
+      <w:r>
+        <w:t xml:space="preserve"> </w:t>
+      </w:r>
+      <w:r>
+        <w:t xml:space="preserve">debt</w:t>
+      </w:r>
+      <w:r>
+        <w:t xml:space="preserve"> </w:t>
+      </w:r>
+      <w:r>
+        <w:t xml:space="preserve">against</w:t>
+      </w:r>
+      <w:r>
+        <w:t xml:space="preserve"> </w:t>
+      </w:r>
+      <w:r>
+        <w:t xml:space="preserve">Defendant</w:t>
+      </w:r>
+      <w:r>
+        <w:t xml:space="preserve"> </w:t>
+      </w:r>
+      <w:r>
+        <w:t xml:space="preserve">Lamar</w:t>
+      </w:r>
+      <w:r>
+        <w:t xml:space="preserve"> </w:t>
+      </w:r>
+      <w:r>
+        <w:t xml:space="preserve">Deante</w:t>
+      </w:r>
+      <w:r>
+        <w:t xml:space="preserve"> </w:t>
+      </w:r>
+      <w:r>
+        <w:t xml:space="preserve">Fletcher</w:t>
+      </w:r>
+      <w:r>
+        <w:t xml:space="preserve"> </w:t>
+      </w:r>
+      <w:r>
+        <w:t xml:space="preserve">(“Defendant”),</w:t>
+      </w:r>
+      <w:r>
+        <w:t xml:space="preserve"> </w:t>
+      </w:r>
+      <w:r>
+        <w:t xml:space="preserve">showing</w:t>
+      </w:r>
+      <w:r>
+        <w:t xml:space="preserve"> </w:t>
+      </w:r>
+      <w:r>
+        <w:t xml:space="preserve">the</w:t>
+      </w:r>
+      <w:r>
+        <w:t xml:space="preserve"> </w:t>
+      </w:r>
+      <w:r>
+        <w:t xml:space="preserve">Court</w:t>
+      </w:r>
+      <w:r>
+        <w:t xml:space="preserve"> </w:t>
+      </w:r>
+      <w:r>
+        <w:t xml:space="preserve">as</w:t>
+      </w:r>
+      <w:r>
+        <w:t xml:space="preserve"> </w:t>
+      </w:r>
+      <w:r>
+        <w:t xml:space="preserve">follows:</w:t>
       </w:r>
     </w:p>
     <w:p>
       <w:pPr>
-        <w:pStyle w:val="Numbered"/>
+        <w:tabs>
+          <w:tab w:val="left" w:pos="1296"/>
+        </w:tabs>
+        <w:spacing w:before="288" w:after="288" w:line="414" w:lineRule="exact"/>
+        <w:ind w:left="0" w:firstLine="720"/>
+        <w:jc w:val="left"/>
       </w:pPr>
       <w:r>
         <w:t xml:space="preserve">1.</w:t>
@@ -704,12 +1393,101 @@
         <w:tab/>
       </w:r>
       <w:r>
-        <w:t xml:space="preserve">Defendant filed for relief under Chapter 12 of the Bankruptcy Code on November 22, 2024.</w:t>
+        <w:t xml:space="preserve">Defendant</w:t>
+      </w:r>
+      <w:r>
+        <w:t xml:space="preserve"> </w:t>
+      </w:r>
+      <w:r>
+        <w:t xml:space="preserve">filed</w:t>
+      </w:r>
+      <w:r>
+        <w:t xml:space="preserve"> </w:t>
+      </w:r>
+      <w:r>
+        <w:t xml:space="preserve">for</w:t>
+      </w:r>
+      <w:r>
+        <w:t xml:space="preserve"> </w:t>
+      </w:r>
+      <w:r>
+        <w:t xml:space="preserve">relief</w:t>
+      </w:r>
+      <w:r>
+        <w:t xml:space="preserve"> </w:t>
+      </w:r>
+      <w:r>
+        <w:t xml:space="preserve">under</w:t>
+      </w:r>
+      <w:r>
+        <w:t xml:space="preserve"> </w:t>
+      </w:r>
+      <w:r>
+        <w:t xml:space="preserve">Chapter</w:t>
+      </w:r>
+      <w:r>
+        <w:t xml:space="preserve"> </w:t>
+      </w:r>
+      <w:r>
+        <w:t xml:space="preserve">12</w:t>
+      </w:r>
+      <w:r>
+        <w:t xml:space="preserve"> </w:t>
+      </w:r>
+      <w:r>
+        <w:t xml:space="preserve">of</w:t>
+      </w:r>
+      <w:r>
+        <w:t xml:space="preserve"> </w:t>
+      </w:r>
+      <w:r>
+        <w:t xml:space="preserve">the</w:t>
+      </w:r>
+      <w:r>
+        <w:t xml:space="preserve"> </w:t>
+      </w:r>
+      <w:r>
+        <w:t xml:space="preserve">Bankruptcy</w:t>
+      </w:r>
+      <w:r>
+        <w:t xml:space="preserve"> </w:t>
+      </w:r>
+      <w:r>
+        <w:t xml:space="preserve">Code</w:t>
+      </w:r>
+      <w:r>
+        <w:t xml:space="preserve"> </w:t>
+      </w:r>
+      <w:r>
+        <w:t xml:space="preserve">on</w:t>
+      </w:r>
+      <w:r>
+        <w:t xml:space="preserve"> </w:t>
+      </w:r>
+      <w:r>
+        <w:t xml:space="preserve">November</w:t>
+      </w:r>
+      <w:r>
+        <w:t xml:space="preserve"> </w:t>
+      </w:r>
+      <w:r>
+        <w:t xml:space="preserve">22,</w:t>
+      </w:r>
+      <w:r>
+        <w:t xml:space="preserve"> </w:t>
+      </w:r>
+      <w:r>
+        <w:t xml:space="preserve">2024.</w:t>
       </w:r>
     </w:p>
     <w:p>
       <w:pPr>
-        <w:pStyle w:val="Numbered"/>
+        <w:tabs>
+          <w:tab w:val="left" w:pos="1296"/>
+        </w:tabs>
+        <w:spacing w:before="288" w:after="288" w:line="414" w:lineRule="exact"/>
+        <w:ind w:left="0" w:firstLine="720"/>
+        <w:jc w:val="left"/>
       </w:pPr>
       <w:r>
         <w:t xml:space="preserve">2.</w:t>
@@ -718,12 +1496,155 @@
         <w:tab/>
       </w:r>
       <w:r>
-        <w:t xml:space="preserve">This Court has jurisdiction over this case under 28 USC § 1334 (b) and 157 (b), as well as under 28 USC § 523.</w:t>
+        <w:t xml:space="preserve">This</w:t>
+      </w:r>
+      <w:r>
+        <w:t xml:space="preserve"> </w:t>
+      </w:r>
+      <w:r>
+        <w:t xml:space="preserve">Court</w:t>
+      </w:r>
+      <w:r>
+        <w:t xml:space="preserve"> </w:t>
+      </w:r>
+      <w:r>
+        <w:t xml:space="preserve">has</w:t>
+      </w:r>
+      <w:r>
+        <w:t xml:space="preserve"> </w:t>
+      </w:r>
+      <w:r>
+        <w:t xml:space="preserve">jurisdiction</w:t>
+      </w:r>
+      <w:r>
+        <w:t xml:space="preserve"> </w:t>
+      </w:r>
+      <w:r>
+        <w:t xml:space="preserve">over</w:t>
+      </w:r>
+      <w:r>
+        <w:t xml:space="preserve"> </w:t>
+      </w:r>
+      <w:r>
+        <w:t xml:space="preserve">this</w:t>
+      </w:r>
+      <w:r>
+        <w:t xml:space="preserve"> </w:t>
+      </w:r>
+      <w:r>
+        <w:t xml:space="preserve">case</w:t>
+      </w:r>
+      <w:r>
+        <w:t xml:space="preserve"> </w:t>
+      </w:r>
+      <w:r>
+        <w:t xml:space="preserve">under</w:t>
+      </w:r>
+      <w:r>
+        <w:t xml:space="preserve"> </w:t>
+      </w:r>
+      <w:r>
+        <w:t xml:space="preserve">28</w:t>
+      </w:r>
+      <w:r>
+        <w:t xml:space="preserve"> </w:t>
+      </w:r>
+      <w:r>
+        <w:t xml:space="preserve">USC</w:t>
+      </w:r>
+      <w:r>
+        <w:t xml:space="preserve"> </w:t>
+      </w:r>
+      <w:r>
+        <w:t xml:space="preserve">§</w:t>
+      </w:r>
+      <w:r>
+        <w:t xml:space="preserve"> </w:t>
+      </w:r>
+      <w:r>
+        <w:t xml:space="preserve">1334</w:t>
+      </w:r>
+      <w:r>
+        <w:t xml:space="preserve"> </w:t>
+      </w:r>
+      <w:r>
+        <w:t xml:space="preserve">(b)</w:t>
+      </w:r>
+      <w:r>
+        <w:t xml:space="preserve"> </w:t>
+      </w:r>
+      <w:r>
+        <w:t xml:space="preserve">and</w:t>
+      </w:r>
+      <w:r>
+        <w:t xml:space="preserve"> </w:t>
+      </w:r>
+      <w:r>
+        <w:t xml:space="preserve">157</w:t>
+      </w:r>
+      <w:r>
+        <w:t xml:space="preserve"> </w:t>
+      </w:r>
+      <w:r>
+        <w:t xml:space="preserve">(b),</w:t>
+      </w:r>
+      <w:r>
+        <w:t xml:space="preserve"> </w:t>
+      </w:r>
+      <w:r>
+        <w:t xml:space="preserve">as</w:t>
+      </w:r>
+      <w:r>
+        <w:t xml:space="preserve"> </w:t>
+      </w:r>
+      <w:r>
+        <w:t xml:space="preserve">well</w:t>
+      </w:r>
+      <w:r>
+        <w:t xml:space="preserve"> </w:t>
+      </w:r>
+      <w:r>
+        <w:t xml:space="preserve">as</w:t>
+      </w:r>
+      <w:r>
+        <w:t xml:space="preserve"> </w:t>
+      </w:r>
+      <w:r>
+        <w:t xml:space="preserve">under</w:t>
+      </w:r>
+      <w:r>
+        <w:t xml:space="preserve"> </w:t>
+      </w:r>
+      <w:r>
+        <w:t xml:space="preserve">28</w:t>
+      </w:r>
+      <w:r>
+        <w:t xml:space="preserve"> </w:t>
+      </w:r>
+      <w:r>
+        <w:t xml:space="preserve">USC</w:t>
+      </w:r>
+      <w:r>
+        <w:t xml:space="preserve"> </w:t>
+      </w:r>
+      <w:r>
+        <w:t xml:space="preserve">§</w:t>
+      </w:r>
+      <w:r>
+        <w:t xml:space="preserve"> </w:t>
+      </w:r>
+      <w:r>
+        <w:t xml:space="preserve">523.</w:t>
       </w:r>
     </w:p>
     <w:p>
       <w:pPr>
-        <w:pStyle w:val="Numbered"/>
+        <w:tabs>
+          <w:tab w:val="left" w:pos="1296"/>
+        </w:tabs>
+        <w:spacing w:before="288" w:after="288" w:line="414" w:lineRule="exact"/>
+        <w:ind w:left="0" w:firstLine="720"/>
+        <w:jc w:val="left"/>
       </w:pPr>
       <w:r>
         <w:t xml:space="preserve">3.</w:t>
@@ -732,12 +1653,77 @@
         <w:tab/>
       </w:r>
       <w:r>
-        <w:t xml:space="preserve">This adversary proceeding represents a core proceeding under 28 U.S.C.§ 157(b)(2)(I).</w:t>
+        <w:t xml:space="preserve">This</w:t>
+      </w:r>
+      <w:r>
+        <w:t xml:space="preserve"> </w:t>
+      </w:r>
+      <w:r>
+        <w:t xml:space="preserve">adversary</w:t>
+      </w:r>
+      <w:r>
+        <w:t xml:space="preserve"> </w:t>
+      </w:r>
+      <w:r>
+        <w:t xml:space="preserve">proceeding</w:t>
+      </w:r>
+      <w:r>
+        <w:t xml:space="preserve"> </w:t>
+      </w:r>
+      <w:r>
+        <w:t xml:space="preserve">represents</w:t>
+      </w:r>
+      <w:r>
+        <w:t xml:space="preserve"> </w:t>
+      </w:r>
+      <w:r>
+        <w:t xml:space="preserve">a</w:t>
+      </w:r>
+      <w:r>
+        <w:t xml:space="preserve"> </w:t>
+      </w:r>
+      <w:r>
+        <w:t xml:space="preserve">core</w:t>
+      </w:r>
+      <w:r>
+        <w:t xml:space="preserve"> </w:t>
+      </w:r>
+      <w:r>
+        <w:t xml:space="preserve">proceeding</w:t>
+      </w:r>
+      <w:r>
+        <w:t xml:space="preserve"> </w:t>
+      </w:r>
+      <w:r>
+        <w:t xml:space="preserve">under</w:t>
+      </w:r>
+      <w:r>
+        <w:t xml:space="preserve"> </w:t>
+      </w:r>
+      <w:r>
+        <w:t xml:space="preserve">28</w:t>
+      </w:r>
+      <w:r>
+        <w:t xml:space="preserve"> </w:t>
+      </w:r>
+      <w:r>
+        <w:t xml:space="preserve">U.S.C.​§</w:t>
+      </w:r>
+      <w:r>
+        <w:t xml:space="preserve"> </w:t>
+      </w:r>
+      <w:r>
+        <w:t xml:space="preserve">157(b)⁠(2)⁠(I).</w:t>
       </w:r>
     </w:p>
     <w:p>
       <w:pPr>
-        <w:pStyle w:val="Numbered"/>
+        <w:tabs>
+          <w:tab w:val="left" w:pos="1296"/>
+        </w:tabs>
+        <w:spacing w:before="288" w:after="288" w:line="414" w:lineRule="exact"/>
+        <w:ind w:left="0" w:firstLine="720"/>
+        <w:jc w:val="left"/>
       </w:pPr>
       <w:r>
         <w:t xml:space="preserve">4.</w:t>
@@ -746,12 +1732,179 @@
         <w:tab/>
       </w:r>
       <w:r>
-        <w:t xml:space="preserve">Pursuant to Rule 7008 of the Federal Rules of Bankruptcy Procedure, Plaintiff certifies that it does consent to entry of final orders or judgments by the Bankruptcy Court.</w:t>
+        <w:t xml:space="preserve">Pursuant</w:t>
+      </w:r>
+      <w:r>
+        <w:t xml:space="preserve"> </w:t>
+      </w:r>
+      <w:r>
+        <w:t xml:space="preserve">to</w:t>
+      </w:r>
+      <w:r>
+        <w:t xml:space="preserve"> </w:t>
+      </w:r>
+      <w:r>
+        <w:t xml:space="preserve">Rule</w:t>
+      </w:r>
+      <w:r>
+        <w:t xml:space="preserve"> </w:t>
+      </w:r>
+      <w:r>
+        <w:t xml:space="preserve">7008</w:t>
+      </w:r>
+      <w:r>
+        <w:t xml:space="preserve"> </w:t>
+      </w:r>
+      <w:r>
+        <w:t xml:space="preserve">of</w:t>
+      </w:r>
+      <w:r>
+        <w:t xml:space="preserve"> </w:t>
+      </w:r>
+      <w:r>
+        <w:t xml:space="preserve">the</w:t>
+      </w:r>
+      <w:r>
+        <w:t xml:space="preserve"> </w:t>
+      </w:r>
+      <w:r>
+        <w:t xml:space="preserve">Federal</w:t>
+      </w:r>
+      <w:r>
+        <w:t xml:space="preserve"> </w:t>
+      </w:r>
+      <w:r>
+        <w:t xml:space="preserve">Rules</w:t>
+      </w:r>
+      <w:r>
+        <w:t xml:space="preserve"> </w:t>
+      </w:r>
+      <w:r>
+        <w:t xml:space="preserve">of</w:t>
+      </w:r>
+      <w:r>
+        <w:t xml:space="preserve"> </w:t>
+      </w:r>
+      <w:r>
+        <w:t xml:space="preserve">Bankruptcy</w:t>
+      </w:r>
+      <w:r>
+        <w:t xml:space="preserve"> </w:t>
+      </w:r>
+      <w:r>
+        <w:t xml:space="preserve">Procedure,</w:t>
+      </w:r>
+      <w:r>
+        <w:t xml:space="preserve"> </w:t>
+      </w:r>
+      <w:r>
+        <w:t xml:space="preserve">Plaintiff</w:t>
+      </w:r>
+      <w:r>
+        <w:t xml:space="preserve"> </w:t>
+      </w:r>
+      <w:r>
+        <w:t xml:space="preserve">certifies</w:t>
+      </w:r>
+      <w:r>
+        <w:t xml:space="preserve"> </w:t>
+      </w:r>
+      <w:r>
+        <w:t xml:space="preserve">that</w:t>
+      </w:r>
+      <w:r>
+        <w:t xml:space="preserve"> </w:t>
+      </w:r>
+      <w:r>
+        <w:t xml:space="preserve">it</w:t>
+      </w:r>
+      <w:r>
+        <w:t xml:space="preserve"> </w:t>
+      </w:r>
+      <w:r>
+        <w:t xml:space="preserve">does</w:t>
+      </w:r>
+      <w:r>
+        <w:t xml:space="preserve"> </w:t>
+      </w:r>
+      <w:r>
+        <w:t xml:space="preserve">consent</w:t>
+      </w:r>
+      <w:r>
+        <w:t xml:space="preserve"> </w:t>
+      </w:r>
+      <w:r>
+        <w:t xml:space="preserve">to</w:t>
+      </w:r>
+      <w:r>
+        <w:t xml:space="preserve"> </w:t>
+      </w:r>
+      <w:r>
+        <w:t xml:space="preserve">entry</w:t>
+      </w:r>
+      <w:r>
+        <w:t xml:space="preserve"> </w:t>
+      </w:r>
+      <w:r>
+        <w:t xml:space="preserve">of</w:t>
+      </w:r>
+      <w:r>
+        <w:t xml:space="preserve"> </w:t>
+      </w:r>
+      <w:r>
+        <w:t xml:space="preserve">final</w:t>
+      </w:r>
+      <w:r>
+        <w:t xml:space="preserve"> </w:t>
+      </w:r>
+      <w:r>
+        <w:t xml:space="preserve">orders</w:t>
+      </w:r>
+      <w:r>
+        <w:t xml:space="preserve"> </w:t>
+      </w:r>
+      <w:r>
+        <w:t xml:space="preserve">or</w:t>
+      </w:r>
+      <w:r>
+        <w:t xml:space="preserve"> </w:t>
+      </w:r>
+      <w:r>
+        <w:t xml:space="preserve">judgments</w:t>
+      </w:r>
+      <w:r>
+        <w:t xml:space="preserve"> </w:t>
+      </w:r>
+      <w:r>
+        <w:t xml:space="preserve">by</w:t>
+      </w:r>
+      <w:r>
+        <w:t xml:space="preserve"> </w:t>
+      </w:r>
+      <w:r>
+        <w:t xml:space="preserve">the</w:t>
+      </w:r>
+      <w:r>
+        <w:t xml:space="preserve"> </w:t>
+      </w:r>
+      <w:r>
+        <w:t xml:space="preserve">Bankruptcy</w:t>
+      </w:r>
+      <w:r>
+        <w:t xml:space="preserve"> </w:t>
+      </w:r>
+      <w:r>
+        <w:t xml:space="preserve">Court.</w:t>
       </w:r>
     </w:p>
     <w:p>
       <w:pPr>
-        <w:pStyle w:val="Numbered"/>
+        <w:tabs>
+          <w:tab w:val="left" w:pos="1296"/>
+        </w:tabs>
+        <w:spacing w:before="288" w:after="288" w:line="414" w:lineRule="exact"/>
+        <w:ind w:left="0" w:firstLine="720"/>
+        <w:jc w:val="left"/>
       </w:pPr>
       <w:r>
         <w:t xml:space="preserve">5.</w:t>
@@ -760,12 +1913,71 @@
         <w:tab/>
       </w:r>
       <w:r>
-        <w:t xml:space="preserve">The venue of this action is proper in this Court.</w:t>
+        <w:t xml:space="preserve">The</w:t>
+      </w:r>
+      <w:r>
+        <w:t xml:space="preserve"> </w:t>
+      </w:r>
+      <w:r>
+        <w:t xml:space="preserve">venue</w:t>
+      </w:r>
+      <w:r>
+        <w:t xml:space="preserve"> </w:t>
+      </w:r>
+      <w:r>
+        <w:t xml:space="preserve">of</w:t>
+      </w:r>
+      <w:r>
+        <w:t xml:space="preserve"> </w:t>
+      </w:r>
+      <w:r>
+        <w:t xml:space="preserve">this</w:t>
+      </w:r>
+      <w:r>
+        <w:t xml:space="preserve"> </w:t>
+      </w:r>
+      <w:r>
+        <w:t xml:space="preserve">action</w:t>
+      </w:r>
+      <w:r>
+        <w:t xml:space="preserve"> </w:t>
+      </w:r>
+      <w:r>
+        <w:t xml:space="preserve">is</w:t>
+      </w:r>
+      <w:r>
+        <w:t xml:space="preserve"> </w:t>
+      </w:r>
+      <w:r>
+        <w:t xml:space="preserve">proper</w:t>
+      </w:r>
+      <w:r>
+        <w:t xml:space="preserve"> </w:t>
+      </w:r>
+      <w:r>
+        <w:t xml:space="preserve">in</w:t>
+      </w:r>
+      <w:r>
+        <w:t xml:space="preserve"> </w:t>
+      </w:r>
+      <w:r>
+        <w:t xml:space="preserve">this</w:t>
+      </w:r>
+      <w:r>
+        <w:t xml:space="preserve"> </w:t>
+      </w:r>
+      <w:r>
+        <w:t xml:space="preserve">Court.</w:t>
       </w:r>
     </w:p>
     <w:p>
       <w:pPr>
-        <w:pStyle w:val="Numbered"/>
+        <w:tabs>
+          <w:tab w:val="left" w:pos="1296"/>
+        </w:tabs>
+        <w:spacing w:before="288" w:after="288" w:line="414" w:lineRule="exact"/>
+        <w:ind w:left="0" w:firstLine="720"/>
+        <w:jc w:val="left"/>
       </w:pPr>
       <w:r>
         <w:t xml:space="preserve">6.</w:t>
@@ -774,12 +1986,203 @@
         <w:tab/>
       </w:r>
       <w:r>
-        <w:t xml:space="preserve">In and around March 2022, Defendant approached Anthony Williams (“Williams”), who is a member and manager of Plaintiff, and solicited Williams to “invest” with Defendant and Fletchers Capital on behalf of Plaintiff.</w:t>
+        <w:t xml:space="preserve">In</w:t>
+      </w:r>
+      <w:r>
+        <w:t xml:space="preserve"> </w:t>
+      </w:r>
+      <w:r>
+        <w:t xml:space="preserve">and</w:t>
+      </w:r>
+      <w:r>
+        <w:t xml:space="preserve"> </w:t>
+      </w:r>
+      <w:r>
+        <w:t xml:space="preserve">around</w:t>
+      </w:r>
+      <w:r>
+        <w:t xml:space="preserve"> </w:t>
+      </w:r>
+      <w:r>
+        <w:t xml:space="preserve">March</w:t>
+      </w:r>
+      <w:r>
+        <w:t xml:space="preserve"> </w:t>
+      </w:r>
+      <w:r>
+        <w:t xml:space="preserve">2022,</w:t>
+      </w:r>
+      <w:r>
+        <w:t xml:space="preserve"> </w:t>
+      </w:r>
+      <w:r>
+        <w:t xml:space="preserve">Defendant</w:t>
+      </w:r>
+      <w:r>
+        <w:t xml:space="preserve"> </w:t>
+      </w:r>
+      <w:r>
+        <w:t xml:space="preserve">approached</w:t>
+      </w:r>
+      <w:r>
+        <w:t xml:space="preserve"> </w:t>
+      </w:r>
+      <w:r>
+        <w:t xml:space="preserve">Anthony</w:t>
+      </w:r>
+      <w:r>
+        <w:t xml:space="preserve"> </w:t>
+      </w:r>
+      <w:r>
+        <w:t xml:space="preserve">Williams</w:t>
+      </w:r>
+      <w:r>
+        <w:t xml:space="preserve"> </w:t>
+      </w:r>
+      <w:r>
+        <w:t xml:space="preserve">(“Williams”),</w:t>
+      </w:r>
+      <w:r>
+        <w:t xml:space="preserve"> </w:t>
+      </w:r>
+      <w:r>
+        <w:t xml:space="preserve">who</w:t>
+      </w:r>
+      <w:r>
+        <w:t xml:space="preserve"> </w:t>
+      </w:r>
+      <w:r>
+        <w:t xml:space="preserve">is</w:t>
+      </w:r>
+      <w:r>
+        <w:t xml:space="preserve"> </w:t>
+      </w:r>
+      <w:r>
+        <w:t xml:space="preserve">a</w:t>
+      </w:r>
+      <w:r>
+        <w:t xml:space="preserve"> </w:t>
+      </w:r>
+      <w:r>
+        <w:t xml:space="preserve">member</w:t>
+      </w:r>
+      <w:r>
+        <w:t xml:space="preserve"> </w:t>
+      </w:r>
+      <w:r>
+        <w:t xml:space="preserve">and</w:t>
+      </w:r>
+      <w:r>
+        <w:t xml:space="preserve"> </w:t>
+      </w:r>
+      <w:r>
+        <w:t xml:space="preserve">manager</w:t>
+      </w:r>
+      <w:r>
+        <w:t xml:space="preserve"> </w:t>
+      </w:r>
+      <w:r>
+        <w:t xml:space="preserve">of</w:t>
+      </w:r>
+      <w:r>
+        <w:t xml:space="preserve"> </w:t>
+      </w:r>
+      <w:r>
+        <w:t xml:space="preserve">Plaintiff,</w:t>
+      </w:r>
+      <w:r>
+        <w:t xml:space="preserve"> </w:t>
+      </w:r>
+      <w:r>
+        <w:t xml:space="preserve">and</w:t>
+      </w:r>
+      <w:r>
+        <w:t xml:space="preserve"> </w:t>
+      </w:r>
+      <w:r>
+        <w:t xml:space="preserve">solicited</w:t>
+      </w:r>
+      <w:r>
+        <w:t xml:space="preserve"> </w:t>
+      </w:r>
+      <w:r>
+        <w:t xml:space="preserve">Williams</w:t>
+      </w:r>
+      <w:r>
+        <w:t xml:space="preserve"> </w:t>
+      </w:r>
+      <w:r>
+        <w:t xml:space="preserve">to</w:t>
+      </w:r>
+      <w:r>
+        <w:t xml:space="preserve"> </w:t>
+      </w:r>
+      <w:r>
+        <w:t xml:space="preserve">“invest”</w:t>
+      </w:r>
+      <w:r>
+        <w:t xml:space="preserve"> </w:t>
+      </w:r>
+      <w:r>
+        <w:t xml:space="preserve">with</w:t>
+      </w:r>
+      <w:r>
+        <w:t xml:space="preserve"> </w:t>
+      </w:r>
+      <w:r>
+        <w:t xml:space="preserve">Defendant</w:t>
+      </w:r>
+      <w:r>
+        <w:t xml:space="preserve"> </w:t>
+      </w:r>
+      <w:r>
+        <w:t xml:space="preserve">and</w:t>
+      </w:r>
+      <w:r>
+        <w:t xml:space="preserve"> </w:t>
+      </w:r>
+      <w:r>
+        <w:t xml:space="preserve">Fletchers</w:t>
+      </w:r>
+      <w:r>
+        <w:t xml:space="preserve"> </w:t>
+      </w:r>
+      <w:r>
+        <w:t xml:space="preserve">Capital</w:t>
+      </w:r>
+      <w:r>
+        <w:t xml:space="preserve"> </w:t>
+      </w:r>
+      <w:r>
+        <w:t xml:space="preserve">on</w:t>
+      </w:r>
+      <w:r>
+        <w:t xml:space="preserve"> </w:t>
+      </w:r>
+      <w:r>
+        <w:t xml:space="preserve">behalf</w:t>
+      </w:r>
+      <w:r>
+        <w:t xml:space="preserve"> </w:t>
+      </w:r>
+      <w:r>
+        <w:t xml:space="preserve">of</w:t>
+      </w:r>
+      <w:r>
+        <w:t xml:space="preserve"> </w:t>
+      </w:r>
+      <w:r>
+        <w:t xml:space="preserve">Plaintiff.</w:t>
       </w:r>
     </w:p>
     <w:p>
       <w:pPr>
-        <w:pStyle w:val="Numbered"/>
+        <w:tabs>
+          <w:tab w:val="left" w:pos="1296"/>
+        </w:tabs>
+        <w:spacing w:before="288" w:after="288" w:line="414" w:lineRule="exact"/>
+        <w:ind w:left="0" w:firstLine="720"/>
+        <w:jc w:val="left"/>
       </w:pPr>
       <w:r>
         <w:t xml:space="preserve">7.</w:t>
@@ -788,12 +2191,173 @@
         <w:tab/>
       </w:r>
       <w:r>
-        <w:t xml:space="preserve">Fletcher represented to Plaintiff through his conversations with Williams that Fletchers Capital was a well-funded investment fund that could guarantee a return on funds provided by Plaintiff.</w:t>
+        <w:t xml:space="preserve">Fletcher</w:t>
+      </w:r>
+      <w:r>
+        <w:t xml:space="preserve"> </w:t>
+      </w:r>
+      <w:r>
+        <w:t xml:space="preserve">represented</w:t>
+      </w:r>
+      <w:r>
+        <w:t xml:space="preserve"> </w:t>
+      </w:r>
+      <w:r>
+        <w:t xml:space="preserve">to</w:t>
+      </w:r>
+      <w:r>
+        <w:t xml:space="preserve"> </w:t>
+      </w:r>
+      <w:r>
+        <w:t xml:space="preserve">Plaintiff</w:t>
+      </w:r>
+      <w:r>
+        <w:t xml:space="preserve"> </w:t>
+      </w:r>
+      <w:r>
+        <w:t xml:space="preserve">through</w:t>
+      </w:r>
+      <w:r>
+        <w:t xml:space="preserve"> </w:t>
+      </w:r>
+      <w:r>
+        <w:t xml:space="preserve">his</w:t>
+      </w:r>
+      <w:r>
+        <w:t xml:space="preserve"> </w:t>
+      </w:r>
+      <w:r>
+        <w:t xml:space="preserve">conversations</w:t>
+      </w:r>
+      <w:r>
+        <w:t xml:space="preserve"> </w:t>
+      </w:r>
+      <w:r>
+        <w:t xml:space="preserve">with</w:t>
+      </w:r>
+      <w:r>
+        <w:t xml:space="preserve"> </w:t>
+      </w:r>
+      <w:r>
+        <w:t xml:space="preserve">Williams</w:t>
+      </w:r>
+      <w:r>
+        <w:t xml:space="preserve"> </w:t>
+      </w:r>
+      <w:r>
+        <w:t xml:space="preserve">that</w:t>
+      </w:r>
+      <w:r>
+        <w:t xml:space="preserve"> </w:t>
+      </w:r>
+      <w:r>
+        <w:t xml:space="preserve">Fletchers</w:t>
+      </w:r>
+      <w:r>
+        <w:t xml:space="preserve"> </w:t>
+      </w:r>
+      <w:r>
+        <w:t xml:space="preserve">Capital</w:t>
+      </w:r>
+      <w:r>
+        <w:t xml:space="preserve"> </w:t>
+      </w:r>
+      <w:r>
+        <w:t xml:space="preserve">was</w:t>
+      </w:r>
+      <w:r>
+        <w:t xml:space="preserve"> </w:t>
+      </w:r>
+      <w:r>
+        <w:t xml:space="preserve">a</w:t>
+      </w:r>
+      <w:r>
+        <w:t xml:space="preserve"> </w:t>
+      </w:r>
+      <w:r>
+        <w:t xml:space="preserve">well-funded</w:t>
+      </w:r>
+      <w:r>
+        <w:t xml:space="preserve"> </w:t>
+      </w:r>
+      <w:r>
+        <w:t xml:space="preserve">investment</w:t>
+      </w:r>
+      <w:r>
+        <w:t xml:space="preserve"> </w:t>
+      </w:r>
+      <w:r>
+        <w:t xml:space="preserve">fund</w:t>
+      </w:r>
+      <w:r>
+        <w:t xml:space="preserve"> </w:t>
+      </w:r>
+      <w:r>
+        <w:t xml:space="preserve">that</w:t>
+      </w:r>
+      <w:r>
+        <w:t xml:space="preserve"> </w:t>
+      </w:r>
+      <w:r>
+        <w:t xml:space="preserve">could</w:t>
+      </w:r>
+      <w:r>
+        <w:t xml:space="preserve"> </w:t>
+      </w:r>
+      <w:r>
+        <w:t xml:space="preserve">guarantee</w:t>
+      </w:r>
+      <w:r>
+        <w:t xml:space="preserve"> </w:t>
+      </w:r>
+      <w:r>
+        <w:t xml:space="preserve">a</w:t>
+      </w:r>
+      <w:r>
+        <w:t xml:space="preserve"> </w:t>
+      </w:r>
+      <w:r>
+        <w:t xml:space="preserve">return</w:t>
+      </w:r>
+      <w:r>
+        <w:t xml:space="preserve"> </w:t>
+      </w:r>
+      <w:r>
+        <w:t xml:space="preserve">on</w:t>
+      </w:r>
+      <w:r>
+        <w:t xml:space="preserve"> </w:t>
+      </w:r>
+      <w:r>
+        <w:t xml:space="preserve">funds</w:t>
+      </w:r>
+      <w:r>
+        <w:t xml:space="preserve"> </w:t>
+      </w:r>
+      <w:r>
+        <w:t xml:space="preserve">provided</w:t>
+      </w:r>
+      <w:r>
+        <w:t xml:space="preserve"> </w:t>
+      </w:r>
+      <w:r>
+        <w:t xml:space="preserve">by</w:t>
+      </w:r>
+      <w:r>
+        <w:t xml:space="preserve"> </w:t>
+      </w:r>
+      <w:r>
+        <w:t xml:space="preserve">Plaintiff.</w:t>
       </w:r>
     </w:p>
     <w:p>
       <w:pPr>
-        <w:pStyle w:val="Numbered"/>
+        <w:tabs>
+          <w:tab w:val="left" w:pos="1296"/>
+        </w:tabs>
+        <w:spacing w:before="288" w:after="288" w:line="414" w:lineRule="exact"/>
+        <w:ind w:left="0" w:firstLine="720"/>
+        <w:jc w:val="left"/>
       </w:pPr>
       <w:r>
         <w:t xml:space="preserve">8.</w:t>
@@ -802,12 +2366,95 @@
         <w:tab/>
       </w:r>
       <w:r>
-        <w:t xml:space="preserve">Fletcher represented himself to be an experienced and successful manager of an investment fund.</w:t>
+        <w:t xml:space="preserve">Fletcher</w:t>
+      </w:r>
+      <w:r>
+        <w:t xml:space="preserve"> </w:t>
+      </w:r>
+      <w:r>
+        <w:t xml:space="preserve">represented</w:t>
+      </w:r>
+      <w:r>
+        <w:t xml:space="preserve"> </w:t>
+      </w:r>
+      <w:r>
+        <w:t xml:space="preserve">himself</w:t>
+      </w:r>
+      <w:r>
+        <w:t xml:space="preserve"> </w:t>
+      </w:r>
+      <w:r>
+        <w:t xml:space="preserve">to</w:t>
+      </w:r>
+      <w:r>
+        <w:t xml:space="preserve"> </w:t>
+      </w:r>
+      <w:r>
+        <w:t xml:space="preserve">be</w:t>
+      </w:r>
+      <w:r>
+        <w:t xml:space="preserve"> </w:t>
+      </w:r>
+      <w:r>
+        <w:t xml:space="preserve">an</w:t>
+      </w:r>
+      <w:r>
+        <w:t xml:space="preserve"> </w:t>
+      </w:r>
+      <w:r>
+        <w:t xml:space="preserve">experienced</w:t>
+      </w:r>
+      <w:r>
+        <w:t xml:space="preserve"> </w:t>
+      </w:r>
+      <w:r>
+        <w:t xml:space="preserve">and</w:t>
+      </w:r>
+      <w:r>
+        <w:t xml:space="preserve"> </w:t>
+      </w:r>
+      <w:r>
+        <w:t xml:space="preserve">successful</w:t>
+      </w:r>
+      <w:r>
+        <w:t xml:space="preserve"> </w:t>
+      </w:r>
+      <w:r>
+        <w:t xml:space="preserve">manager</w:t>
+      </w:r>
+      <w:r>
+        <w:t xml:space="preserve"> </w:t>
+      </w:r>
+      <w:r>
+        <w:t xml:space="preserve">of</w:t>
+      </w:r>
+      <w:r>
+        <w:t xml:space="preserve"> </w:t>
+      </w:r>
+      <w:r>
+        <w:t xml:space="preserve">an</w:t>
+      </w:r>
+      <w:r>
+        <w:t xml:space="preserve"> </w:t>
+      </w:r>
+      <w:r>
+        <w:t xml:space="preserve">investment</w:t>
+      </w:r>
+      <w:r>
+        <w:t xml:space="preserve"> </w:t>
+      </w:r>
+      <w:r>
+        <w:t xml:space="preserve">fund.</w:t>
       </w:r>
     </w:p>
     <w:p>
       <w:pPr>
-        <w:pStyle w:val="Numbered"/>
+        <w:tabs>
+          <w:tab w:val="left" w:pos="1296"/>
+        </w:tabs>
+        <w:spacing w:before="288" w:after="288" w:line="414" w:lineRule="exact"/>
+        <w:ind w:left="0" w:firstLine="720"/>
+        <w:jc w:val="left"/>
       </w:pPr>
       <w:r>
         <w:t xml:space="preserve">9.</w:t>
@@ -816,12 +2463,107 @@
         <w:tab/>
       </w:r>
       <w:r>
-        <w:t xml:space="preserve">Fletcher promised Plaintiff a return of 5% for any investment that Fletcher made with Fletchers Capital.</w:t>
+        <w:t xml:space="preserve">Fletcher</w:t>
+      </w:r>
+      <w:r>
+        <w:t xml:space="preserve"> </w:t>
+      </w:r>
+      <w:r>
+        <w:t xml:space="preserve">promised</w:t>
+      </w:r>
+      <w:r>
+        <w:t xml:space="preserve"> </w:t>
+      </w:r>
+      <w:r>
+        <w:t xml:space="preserve">Plaintiff</w:t>
+      </w:r>
+      <w:r>
+        <w:t xml:space="preserve"> </w:t>
+      </w:r>
+      <w:r>
+        <w:t xml:space="preserve">a</w:t>
+      </w:r>
+      <w:r>
+        <w:t xml:space="preserve"> </w:t>
+      </w:r>
+      <w:r>
+        <w:t xml:space="preserve">return</w:t>
+      </w:r>
+      <w:r>
+        <w:t xml:space="preserve"> </w:t>
+      </w:r>
+      <w:r>
+        <w:t xml:space="preserve">of</w:t>
+      </w:r>
+      <w:r>
+        <w:t xml:space="preserve"> </w:t>
+      </w:r>
+      <w:r>
+        <w:t xml:space="preserve">5%</w:t>
+      </w:r>
+      <w:r>
+        <w:t xml:space="preserve"> </w:t>
+      </w:r>
+      <w:r>
+        <w:t xml:space="preserve">for</w:t>
+      </w:r>
+      <w:r>
+        <w:t xml:space="preserve"> </w:t>
+      </w:r>
+      <w:r>
+        <w:t xml:space="preserve">any</w:t>
+      </w:r>
+      <w:r>
+        <w:t xml:space="preserve"> </w:t>
+      </w:r>
+      <w:r>
+        <w:t xml:space="preserve">investment</w:t>
+      </w:r>
+      <w:r>
+        <w:t xml:space="preserve"> </w:t>
+      </w:r>
+      <w:r>
+        <w:t xml:space="preserve">that</w:t>
+      </w:r>
+      <w:r>
+        <w:t xml:space="preserve"> </w:t>
+      </w:r>
+      <w:r>
+        <w:t xml:space="preserve">Fletcher</w:t>
+      </w:r>
+      <w:r>
+        <w:t xml:space="preserve"> </w:t>
+      </w:r>
+      <w:r>
+        <w:t xml:space="preserve">made</w:t>
+      </w:r>
+      <w:r>
+        <w:t xml:space="preserve"> </w:t>
+      </w:r>
+      <w:r>
+        <w:t xml:space="preserve">with</w:t>
+      </w:r>
+      <w:r>
+        <w:t xml:space="preserve"> </w:t>
+      </w:r>
+      <w:r>
+        <w:t xml:space="preserve">Fletchers</w:t>
+      </w:r>
+      <w:r>
+        <w:t xml:space="preserve"> </w:t>
+      </w:r>
+      <w:r>
+        <w:t xml:space="preserve">Capital.</w:t>
       </w:r>
     </w:p>
     <w:p>
       <w:pPr>
-        <w:pStyle w:val="Numbered"/>
+        <w:tabs>
+          <w:tab w:val="left" w:pos="1296"/>
+        </w:tabs>
+        <w:spacing w:before="288" w:after="288" w:line="414" w:lineRule="exact"/>
+        <w:ind w:left="0" w:firstLine="720"/>
+        <w:jc w:val="left"/>
       </w:pPr>
       <w:r>
         <w:t xml:space="preserve">10.</w:t>
@@ -830,12 +2572,149 @@
         <w:tab/>
       </w:r>
       <w:r>
-        <w:t xml:space="preserve">Williams, acting on behalf of Plaintiff, then entered into discussions with Defendant to discuss potential investment with Defendant and Fletchers Capital by Plaintiff.</w:t>
+        <w:t xml:space="preserve">Williams,</w:t>
+      </w:r>
+      <w:r>
+        <w:t xml:space="preserve"> </w:t>
+      </w:r>
+      <w:r>
+        <w:t xml:space="preserve">acting</w:t>
+      </w:r>
+      <w:r>
+        <w:t xml:space="preserve"> </w:t>
+      </w:r>
+      <w:r>
+        <w:t xml:space="preserve">on</w:t>
+      </w:r>
+      <w:r>
+        <w:t xml:space="preserve"> </w:t>
+      </w:r>
+      <w:r>
+        <w:t xml:space="preserve">behalf</w:t>
+      </w:r>
+      <w:r>
+        <w:t xml:space="preserve"> </w:t>
+      </w:r>
+      <w:r>
+        <w:t xml:space="preserve">of</w:t>
+      </w:r>
+      <w:r>
+        <w:t xml:space="preserve"> </w:t>
+      </w:r>
+      <w:r>
+        <w:t xml:space="preserve">Plaintiff,</w:t>
+      </w:r>
+      <w:r>
+        <w:t xml:space="preserve"> </w:t>
+      </w:r>
+      <w:r>
+        <w:t xml:space="preserve">then</w:t>
+      </w:r>
+      <w:r>
+        <w:t xml:space="preserve"> </w:t>
+      </w:r>
+      <w:r>
+        <w:t xml:space="preserve">entered</w:t>
+      </w:r>
+      <w:r>
+        <w:t xml:space="preserve"> </w:t>
+      </w:r>
+      <w:r>
+        <w:t xml:space="preserve">into</w:t>
+      </w:r>
+      <w:r>
+        <w:t xml:space="preserve"> </w:t>
+      </w:r>
+      <w:r>
+        <w:t xml:space="preserve">discussions</w:t>
+      </w:r>
+      <w:r>
+        <w:t xml:space="preserve"> </w:t>
+      </w:r>
+      <w:r>
+        <w:t xml:space="preserve">with</w:t>
+      </w:r>
+      <w:r>
+        <w:t xml:space="preserve"> </w:t>
+      </w:r>
+      <w:r>
+        <w:t xml:space="preserve">Defendant</w:t>
+      </w:r>
+      <w:r>
+        <w:t xml:space="preserve"> </w:t>
+      </w:r>
+      <w:r>
+        <w:t xml:space="preserve">to</w:t>
+      </w:r>
+      <w:r>
+        <w:t xml:space="preserve"> </w:t>
+      </w:r>
+      <w:r>
+        <w:t xml:space="preserve">discuss</w:t>
+      </w:r>
+      <w:r>
+        <w:t xml:space="preserve"> </w:t>
+      </w:r>
+      <w:r>
+        <w:t xml:space="preserve">potential</w:t>
+      </w:r>
+      <w:r>
+        <w:t xml:space="preserve"> </w:t>
+      </w:r>
+      <w:r>
+        <w:t xml:space="preserve">investment</w:t>
+      </w:r>
+      <w:r>
+        <w:t xml:space="preserve"> </w:t>
+      </w:r>
+      <w:r>
+        <w:t xml:space="preserve">with</w:t>
+      </w:r>
+      <w:r>
+        <w:t xml:space="preserve"> </w:t>
+      </w:r>
+      <w:r>
+        <w:t xml:space="preserve">Defendant</w:t>
+      </w:r>
+      <w:r>
+        <w:t xml:space="preserve"> </w:t>
+      </w:r>
+      <w:r>
+        <w:t xml:space="preserve">and</w:t>
+      </w:r>
+      <w:r>
+        <w:t xml:space="preserve"> </w:t>
+      </w:r>
+      <w:r>
+        <w:t xml:space="preserve">Fletchers</w:t>
+      </w:r>
+      <w:r>
+        <w:t xml:space="preserve"> </w:t>
+      </w:r>
+      <w:r>
+        <w:t xml:space="preserve">Capital</w:t>
+      </w:r>
+      <w:r>
+        <w:t xml:space="preserve"> </w:t>
+      </w:r>
+      <w:r>
+        <w:t xml:space="preserve">by</w:t>
+      </w:r>
+      <w:r>
+        <w:t xml:space="preserve"> </w:t>
+      </w:r>
+      <w:r>
+        <w:t xml:space="preserve">Plaintiff.</w:t>
       </w:r>
     </w:p>
     <w:p>
       <w:pPr>
-        <w:pStyle w:val="Numbered"/>
+        <w:tabs>
+          <w:tab w:val="left" w:pos="1296"/>
+        </w:tabs>
+        <w:spacing w:before="288" w:after="288" w:line="414" w:lineRule="exact"/>
+        <w:ind w:left="0" w:firstLine="720"/>
+        <w:jc w:val="left"/>
       </w:pPr>
       <w:r>
         <w:t xml:space="preserve">11.</w:t>
@@ -844,12 +2723,173 @@
         <w:tab/>
       </w:r>
       <w:r>
-        <w:t xml:space="preserve">On March 1, 2022, Plaintiff entered into an initial agreement (the “First Agreement”) with Defendant and Fletchers Capital in which Plaintiff agreed to “invest” $25,000 with Defendant.</w:t>
+        <w:t xml:space="preserve">On</w:t>
+      </w:r>
+      <w:r>
+        <w:t xml:space="preserve"> </w:t>
+      </w:r>
+      <w:r>
+        <w:t xml:space="preserve">March</w:t>
+      </w:r>
+      <w:r>
+        <w:t xml:space="preserve"> </w:t>
+      </w:r>
+      <w:r>
+        <w:t xml:space="preserve">1,</w:t>
+      </w:r>
+      <w:r>
+        <w:t xml:space="preserve"> </w:t>
+      </w:r>
+      <w:r>
+        <w:t xml:space="preserve">2022,</w:t>
+      </w:r>
+      <w:r>
+        <w:t xml:space="preserve"> </w:t>
+      </w:r>
+      <w:r>
+        <w:t xml:space="preserve">Plaintiff</w:t>
+      </w:r>
+      <w:r>
+        <w:t xml:space="preserve"> </w:t>
+      </w:r>
+      <w:r>
+        <w:t xml:space="preserve">entered</w:t>
+      </w:r>
+      <w:r>
+        <w:t xml:space="preserve"> </w:t>
+      </w:r>
+      <w:r>
+        <w:t xml:space="preserve">into</w:t>
+      </w:r>
+      <w:r>
+        <w:t xml:space="preserve"> </w:t>
+      </w:r>
+      <w:r>
+        <w:t xml:space="preserve">an</w:t>
+      </w:r>
+      <w:r>
+        <w:t xml:space="preserve"> </w:t>
+      </w:r>
+      <w:r>
+        <w:t xml:space="preserve">initial</w:t>
+      </w:r>
+      <w:r>
+        <w:t xml:space="preserve"> </w:t>
+      </w:r>
+      <w:r>
+        <w:t xml:space="preserve">agreement</w:t>
+      </w:r>
+      <w:r>
+        <w:t xml:space="preserve"> </w:t>
+      </w:r>
+      <w:r>
+        <w:t xml:space="preserve">(the</w:t>
+      </w:r>
+      <w:r>
+        <w:t xml:space="preserve"> </w:t>
+      </w:r>
+      <w:r>
+        <w:t xml:space="preserve">“First</w:t>
+      </w:r>
+      <w:r>
+        <w:t xml:space="preserve"> </w:t>
+      </w:r>
+      <w:r>
+        <w:t xml:space="preserve">Agreement”)</w:t>
+      </w:r>
+      <w:r>
+        <w:t xml:space="preserve"> </w:t>
+      </w:r>
+      <w:r>
+        <w:t xml:space="preserve">with</w:t>
+      </w:r>
+      <w:r>
+        <w:t xml:space="preserve"> </w:t>
+      </w:r>
+      <w:r>
+        <w:t xml:space="preserve">Defendant</w:t>
+      </w:r>
+      <w:r>
+        <w:t xml:space="preserve"> </w:t>
+      </w:r>
+      <w:r>
+        <w:t xml:space="preserve">and</w:t>
+      </w:r>
+      <w:r>
+        <w:t xml:space="preserve"> </w:t>
+      </w:r>
+      <w:r>
+        <w:t xml:space="preserve">Fletchers</w:t>
+      </w:r>
+      <w:r>
+        <w:t xml:space="preserve"> </w:t>
+      </w:r>
+      <w:r>
+        <w:t xml:space="preserve">Capital</w:t>
+      </w:r>
+      <w:r>
+        <w:t xml:space="preserve"> </w:t>
+      </w:r>
+      <w:r>
+        <w:t xml:space="preserve">in</w:t>
+      </w:r>
+      <w:r>
+        <w:t xml:space="preserve"> </w:t>
+      </w:r>
+      <w:r>
+        <w:t xml:space="preserve">which</w:t>
+      </w:r>
+      <w:r>
+        <w:t xml:space="preserve"> </w:t>
+      </w:r>
+      <w:r>
+        <w:t xml:space="preserve">Plaintiff</w:t>
+      </w:r>
+      <w:r>
+        <w:t xml:space="preserve"> </w:t>
+      </w:r>
+      <w:r>
+        <w:t xml:space="preserve">agreed</w:t>
+      </w:r>
+      <w:r>
+        <w:t xml:space="preserve"> </w:t>
+      </w:r>
+      <w:r>
+        <w:t xml:space="preserve">to</w:t>
+      </w:r>
+      <w:r>
+        <w:t xml:space="preserve"> </w:t>
+      </w:r>
+      <w:r>
+        <w:t xml:space="preserve">“invest”</w:t>
+      </w:r>
+      <w:r>
+        <w:t xml:space="preserve"> </w:t>
+      </w:r>
+      <w:r>
+        <w:t xml:space="preserve">$25,000</w:t>
+      </w:r>
+      <w:r>
+        <w:t xml:space="preserve"> </w:t>
+      </w:r>
+      <w:r>
+        <w:t xml:space="preserve">with</w:t>
+      </w:r>
+      <w:r>
+        <w:t xml:space="preserve"> </w:t>
+      </w:r>
+      <w:r>
+        <w:t xml:space="preserve">Defendant.</w:t>
       </w:r>
     </w:p>
     <w:p>
       <w:pPr>
-        <w:pStyle w:val="Numbered"/>
+        <w:tabs>
+          <w:tab w:val="left" w:pos="1296"/>
+        </w:tabs>
+        <w:spacing w:before="288" w:after="288" w:line="414" w:lineRule="exact"/>
+        <w:ind w:left="0" w:firstLine="720"/>
+        <w:jc w:val="left"/>
       </w:pPr>
       <w:r>
         <w:t xml:space="preserve">12.</w:t>
@@ -858,12 +2898,101 @@
         <w:tab/>
       </w:r>
       <w:r>
-        <w:t xml:space="preserve">In exchange, under the terms of the First Agreement, Defendant promised to repay Plaintiff $32,000.</w:t>
+        <w:t xml:space="preserve">In</w:t>
+      </w:r>
+      <w:r>
+        <w:t xml:space="preserve"> </w:t>
+      </w:r>
+      <w:r>
+        <w:t xml:space="preserve">exchange,</w:t>
+      </w:r>
+      <w:r>
+        <w:t xml:space="preserve"> </w:t>
+      </w:r>
+      <w:r>
+        <w:t xml:space="preserve">under</w:t>
+      </w:r>
+      <w:r>
+        <w:t xml:space="preserve"> </w:t>
+      </w:r>
+      <w:r>
+        <w:t xml:space="preserve">the</w:t>
+      </w:r>
+      <w:r>
+        <w:t xml:space="preserve"> </w:t>
+      </w:r>
+      <w:r>
+        <w:t xml:space="preserve">terms</w:t>
+      </w:r>
+      <w:r>
+        <w:t xml:space="preserve"> </w:t>
+      </w:r>
+      <w:r>
+        <w:t xml:space="preserve">of</w:t>
+      </w:r>
+      <w:r>
+        <w:t xml:space="preserve"> </w:t>
+      </w:r>
+      <w:r>
+        <w:t xml:space="preserve">the</w:t>
+      </w:r>
+      <w:r>
+        <w:t xml:space="preserve"> </w:t>
+      </w:r>
+      <w:r>
+        <w:t xml:space="preserve">First</w:t>
+      </w:r>
+      <w:r>
+        <w:t xml:space="preserve"> </w:t>
+      </w:r>
+      <w:r>
+        <w:t xml:space="preserve">Agreement,</w:t>
+      </w:r>
+      <w:r>
+        <w:t xml:space="preserve"> </w:t>
+      </w:r>
+      <w:r>
+        <w:t xml:space="preserve">Defendant</w:t>
+      </w:r>
+      <w:r>
+        <w:t xml:space="preserve"> </w:t>
+      </w:r>
+      <w:r>
+        <w:t xml:space="preserve">promised</w:t>
+      </w:r>
+      <w:r>
+        <w:t xml:space="preserve"> </w:t>
+      </w:r>
+      <w:r>
+        <w:t xml:space="preserve">to</w:t>
+      </w:r>
+      <w:r>
+        <w:t xml:space="preserve"> </w:t>
+      </w:r>
+      <w:r>
+        <w:t xml:space="preserve">repay</w:t>
+      </w:r>
+      <w:r>
+        <w:t xml:space="preserve"> </w:t>
+      </w:r>
+      <w:r>
+        <w:t xml:space="preserve">Plaintiff</w:t>
+      </w:r>
+      <w:r>
+        <w:t xml:space="preserve"> </w:t>
+      </w:r>
+      <w:r>
+        <w:t xml:space="preserve">$32,000.</w:t>
       </w:r>
     </w:p>
     <w:p>
       <w:pPr>
-        <w:pStyle w:val="Numbered"/>
+        <w:tabs>
+          <w:tab w:val="left" w:pos="1296"/>
+        </w:tabs>
+        <w:spacing w:before="288" w:after="288" w:line="414" w:lineRule="exact"/>
+        <w:ind w:left="0" w:firstLine="720"/>
+        <w:jc w:val="left"/>
       </w:pPr>
       <w:r>
         <w:t xml:space="preserve">13.</w:t>
@@ -872,12 +3001,71 @@
         <w:tab/>
       </w:r>
       <w:r>
-        <w:t xml:space="preserve">Both parties performed under the terms of the First Agreement.</w:t>
+        <w:t xml:space="preserve">Both</w:t>
+      </w:r>
+      <w:r>
+        <w:t xml:space="preserve"> </w:t>
+      </w:r>
+      <w:r>
+        <w:t xml:space="preserve">parties</w:t>
+      </w:r>
+      <w:r>
+        <w:t xml:space="preserve"> </w:t>
+      </w:r>
+      <w:r>
+        <w:t xml:space="preserve">performed</w:t>
+      </w:r>
+      <w:r>
+        <w:t xml:space="preserve"> </w:t>
+      </w:r>
+      <w:r>
+        <w:t xml:space="preserve">under</w:t>
+      </w:r>
+      <w:r>
+        <w:t xml:space="preserve"> </w:t>
+      </w:r>
+      <w:r>
+        <w:t xml:space="preserve">the</w:t>
+      </w:r>
+      <w:r>
+        <w:t xml:space="preserve"> </w:t>
+      </w:r>
+      <w:r>
+        <w:t xml:space="preserve">terms</w:t>
+      </w:r>
+      <w:r>
+        <w:t xml:space="preserve"> </w:t>
+      </w:r>
+      <w:r>
+        <w:t xml:space="preserve">of</w:t>
+      </w:r>
+      <w:r>
+        <w:t xml:space="preserve"> </w:t>
+      </w:r>
+      <w:r>
+        <w:t xml:space="preserve">the</w:t>
+      </w:r>
+      <w:r>
+        <w:t xml:space="preserve"> </w:t>
+      </w:r>
+      <w:r>
+        <w:t xml:space="preserve">First</w:t>
+      </w:r>
+      <w:r>
+        <w:t xml:space="preserve"> </w:t>
+      </w:r>
+      <w:r>
+        <w:t xml:space="preserve">Agreement.</w:t>
       </w:r>
     </w:p>
     <w:p>
       <w:pPr>
-        <w:pStyle w:val="Numbered"/>
+        <w:tabs>
+          <w:tab w:val="left" w:pos="1296"/>
+        </w:tabs>
+        <w:spacing w:before="288" w:after="288" w:line="414" w:lineRule="exact"/>
+        <w:ind w:left="0" w:firstLine="720"/>
+        <w:jc w:val="left"/>
       </w:pPr>
       <w:r>
         <w:t xml:space="preserve">14.</w:t>
@@ -886,12 +3074,89 @@
         <w:tab/>
       </w:r>
       <w:r>
-        <w:t xml:space="preserve">Later, Defendant approached Williams and solicited additional investment in Fletchers Capital from Plaintiff.</w:t>
+        <w:t xml:space="preserve">Later,</w:t>
+      </w:r>
+      <w:r>
+        <w:t xml:space="preserve"> </w:t>
+      </w:r>
+      <w:r>
+        <w:t xml:space="preserve">Defendant</w:t>
+      </w:r>
+      <w:r>
+        <w:t xml:space="preserve"> </w:t>
+      </w:r>
+      <w:r>
+        <w:t xml:space="preserve">approached</w:t>
+      </w:r>
+      <w:r>
+        <w:t xml:space="preserve"> </w:t>
+      </w:r>
+      <w:r>
+        <w:t xml:space="preserve">Williams</w:t>
+      </w:r>
+      <w:r>
+        <w:t xml:space="preserve"> </w:t>
+      </w:r>
+      <w:r>
+        <w:t xml:space="preserve">and</w:t>
+      </w:r>
+      <w:r>
+        <w:t xml:space="preserve"> </w:t>
+      </w:r>
+      <w:r>
+        <w:t xml:space="preserve">solicited</w:t>
+      </w:r>
+      <w:r>
+        <w:t xml:space="preserve"> </w:t>
+      </w:r>
+      <w:r>
+        <w:t xml:space="preserve">additional</w:t>
+      </w:r>
+      <w:r>
+        <w:t xml:space="preserve"> </w:t>
+      </w:r>
+      <w:r>
+        <w:t xml:space="preserve">investment</w:t>
+      </w:r>
+      <w:r>
+        <w:t xml:space="preserve"> </w:t>
+      </w:r>
+      <w:r>
+        <w:t xml:space="preserve">in</w:t>
+      </w:r>
+      <w:r>
+        <w:t xml:space="preserve"> </w:t>
+      </w:r>
+      <w:r>
+        <w:t xml:space="preserve">Fletchers</w:t>
+      </w:r>
+      <w:r>
+        <w:t xml:space="preserve"> </w:t>
+      </w:r>
+      <w:r>
+        <w:t xml:space="preserve">Capital</w:t>
+      </w:r>
+      <w:r>
+        <w:t xml:space="preserve"> </w:t>
+      </w:r>
+      <w:r>
+        <w:t xml:space="preserve">from</w:t>
+      </w:r>
+      <w:r>
+        <w:t xml:space="preserve"> </w:t>
+      </w:r>
+      <w:r>
+        <w:t xml:space="preserve">Plaintiff.</w:t>
       </w:r>
     </w:p>
     <w:p>
       <w:pPr>
-        <w:pStyle w:val="Numbered"/>
+        <w:tabs>
+          <w:tab w:val="left" w:pos="1296"/>
+        </w:tabs>
+        <w:spacing w:before="288" w:after="288" w:line="414" w:lineRule="exact"/>
+        <w:ind w:left="0" w:firstLine="720"/>
+        <w:jc w:val="left"/>
       </w:pPr>
       <w:r>
         <w:t xml:space="preserve">15.</w:t>
@@ -900,12 +3165,179 @@
         <w:tab/>
       </w:r>
       <w:r>
-        <w:t xml:space="preserve">At or around July 14, 2022, Defendant met with Plaintiff in Thomasville, Georgia (the “Meeting”) to discuss Plaintiff “investing” in Fletchers Capital and re-iterated the representations discussed above.</w:t>
+        <w:t xml:space="preserve">At</w:t>
+      </w:r>
+      <w:r>
+        <w:t xml:space="preserve"> </w:t>
+      </w:r>
+      <w:r>
+        <w:t xml:space="preserve">or</w:t>
+      </w:r>
+      <w:r>
+        <w:t xml:space="preserve"> </w:t>
+      </w:r>
+      <w:r>
+        <w:t xml:space="preserve">around</w:t>
+      </w:r>
+      <w:r>
+        <w:t xml:space="preserve"> </w:t>
+      </w:r>
+      <w:r>
+        <w:t xml:space="preserve">July</w:t>
+      </w:r>
+      <w:r>
+        <w:t xml:space="preserve"> </w:t>
+      </w:r>
+      <w:r>
+        <w:t xml:space="preserve">14,</w:t>
+      </w:r>
+      <w:r>
+        <w:t xml:space="preserve"> </w:t>
+      </w:r>
+      <w:r>
+        <w:t xml:space="preserve">2022,</w:t>
+      </w:r>
+      <w:r>
+        <w:t xml:space="preserve"> </w:t>
+      </w:r>
+      <w:r>
+        <w:t xml:space="preserve">Defendant</w:t>
+      </w:r>
+      <w:r>
+        <w:t xml:space="preserve"> </w:t>
+      </w:r>
+      <w:r>
+        <w:t xml:space="preserve">met</w:t>
+      </w:r>
+      <w:r>
+        <w:t xml:space="preserve"> </w:t>
+      </w:r>
+      <w:r>
+        <w:t xml:space="preserve">with</w:t>
+      </w:r>
+      <w:r>
+        <w:t xml:space="preserve"> </w:t>
+      </w:r>
+      <w:r>
+        <w:t xml:space="preserve">Plaintiff</w:t>
+      </w:r>
+      <w:r>
+        <w:t xml:space="preserve"> </w:t>
+      </w:r>
+      <w:r>
+        <w:t xml:space="preserve">in</w:t>
+      </w:r>
+      <w:r>
+        <w:t xml:space="preserve"> </w:t>
+      </w:r>
+      <w:r>
+        <w:t xml:space="preserve">Thomasville,</w:t>
+      </w:r>
+      <w:r>
+        <w:t xml:space="preserve"> </w:t>
+      </w:r>
+      <w:r>
+        <w:t xml:space="preserve">Georgia</w:t>
+      </w:r>
+      <w:r>
+        <w:t xml:space="preserve"> </w:t>
+      </w:r>
+      <w:r>
+        <w:t xml:space="preserve">(the</w:t>
+      </w:r>
+      <w:r>
+        <w:t xml:space="preserve"> </w:t>
+      </w:r>
+      <w:r>
+        <w:t xml:space="preserve">“Meeting”)</w:t>
+      </w:r>
+      <w:r>
+        <w:t xml:space="preserve"> </w:t>
+      </w:r>
+      <w:r>
+        <w:t xml:space="preserve">to</w:t>
+      </w:r>
+      <w:r>
+        <w:t xml:space="preserve"> </w:t>
+      </w:r>
+      <w:r>
+        <w:t xml:space="preserve">discuss</w:t>
+      </w:r>
+      <w:r>
+        <w:t xml:space="preserve"> </w:t>
+      </w:r>
+      <w:r>
+        <w:t xml:space="preserve">Plaintiff</w:t>
+      </w:r>
+      <w:r>
+        <w:t xml:space="preserve"> </w:t>
+      </w:r>
+      <w:r>
+        <w:t xml:space="preserve">“investing”</w:t>
+      </w:r>
+      <w:r>
+        <w:t xml:space="preserve"> </w:t>
+      </w:r>
+      <w:r>
+        <w:t xml:space="preserve">in</w:t>
+      </w:r>
+      <w:r>
+        <w:t xml:space="preserve"> </w:t>
+      </w:r>
+      <w:r>
+        <w:t xml:space="preserve">Fletchers</w:t>
+      </w:r>
+      <w:r>
+        <w:t xml:space="preserve"> </w:t>
+      </w:r>
+      <w:r>
+        <w:t xml:space="preserve">Capital</w:t>
+      </w:r>
+      <w:r>
+        <w:t xml:space="preserve"> </w:t>
+      </w:r>
+      <w:r>
+        <w:t xml:space="preserve">and</w:t>
+      </w:r>
+      <w:r>
+        <w:t xml:space="preserve"> </w:t>
+      </w:r>
+      <w:r>
+        <w:t xml:space="preserve">re-iterated</w:t>
+      </w:r>
+      <w:r>
+        <w:t xml:space="preserve"> </w:t>
+      </w:r>
+      <w:r>
+        <w:t xml:space="preserve">the</w:t>
+      </w:r>
+      <w:r>
+        <w:t xml:space="preserve"> </w:t>
+      </w:r>
+      <w:r>
+        <w:t xml:space="preserve">representations</w:t>
+      </w:r>
+      <w:r>
+        <w:t xml:space="preserve"> </w:t>
+      </w:r>
+      <w:r>
+        <w:t xml:space="preserve">discussed</w:t>
+      </w:r>
+      <w:r>
+        <w:t xml:space="preserve"> </w:t>
+      </w:r>
+      <w:r>
+        <w:t xml:space="preserve">above.</w:t>
       </w:r>
     </w:p>
     <w:p>
       <w:pPr>
-        <w:pStyle w:val="Numbered"/>
+        <w:tabs>
+          <w:tab w:val="left" w:pos="1296"/>
+        </w:tabs>
+        <w:spacing w:before="288" w:after="288" w:line="414" w:lineRule="exact"/>
+        <w:ind w:left="0" w:firstLine="720"/>
+        <w:jc w:val="left"/>
       </w:pPr>
       <w:r>
         <w:t xml:space="preserve">16.</w:t>
@@ -914,12 +3346,275 @@
         <w:tab/>
       </w:r>
       <w:r>
-        <w:t xml:space="preserve">At the Meeting, Defendant re-iterated the representations discussed above, including that Fletchers Capital was a well-funded investment fund that could guarantee a return on funds; that Defendant was an experienced investment manage; and that Plaintiff would see a return of 5% for any investment.</w:t>
+        <w:t xml:space="preserve">At</w:t>
+      </w:r>
+      <w:r>
+        <w:t xml:space="preserve"> </w:t>
+      </w:r>
+      <w:r>
+        <w:t xml:space="preserve">the</w:t>
+      </w:r>
+      <w:r>
+        <w:t xml:space="preserve"> </w:t>
+      </w:r>
+      <w:r>
+        <w:t xml:space="preserve">Meeting,</w:t>
+      </w:r>
+      <w:r>
+        <w:t xml:space="preserve"> </w:t>
+      </w:r>
+      <w:r>
+        <w:t xml:space="preserve">Defendant</w:t>
+      </w:r>
+      <w:r>
+        <w:t xml:space="preserve"> </w:t>
+      </w:r>
+      <w:r>
+        <w:t xml:space="preserve">re-iterated</w:t>
+      </w:r>
+      <w:r>
+        <w:t xml:space="preserve"> </w:t>
+      </w:r>
+      <w:r>
+        <w:t xml:space="preserve">the</w:t>
+      </w:r>
+      <w:r>
+        <w:t xml:space="preserve"> </w:t>
+      </w:r>
+      <w:r>
+        <w:t xml:space="preserve">representations</w:t>
+      </w:r>
+      <w:r>
+        <w:t xml:space="preserve"> </w:t>
+      </w:r>
+      <w:r>
+        <w:t xml:space="preserve">discussed</w:t>
+      </w:r>
+      <w:r>
+        <w:t xml:space="preserve"> </w:t>
+      </w:r>
+      <w:r>
+        <w:t xml:space="preserve">above,</w:t>
+      </w:r>
+      <w:r>
+        <w:t xml:space="preserve"> </w:t>
+      </w:r>
+      <w:r>
+        <w:t xml:space="preserve">including</w:t>
+      </w:r>
+      <w:r>
+        <w:t xml:space="preserve"> </w:t>
+      </w:r>
+      <w:r>
+        <w:t xml:space="preserve">that</w:t>
+      </w:r>
+      <w:r>
+        <w:t xml:space="preserve"> </w:t>
+      </w:r>
+      <w:r>
+        <w:t xml:space="preserve">Fletchers</w:t>
+      </w:r>
+      <w:r>
+        <w:t xml:space="preserve"> </w:t>
+      </w:r>
+      <w:r>
+        <w:t xml:space="preserve">Capital</w:t>
+      </w:r>
+      <w:r>
+        <w:t xml:space="preserve"> </w:t>
+      </w:r>
+      <w:r>
+        <w:t xml:space="preserve">was</w:t>
+      </w:r>
+      <w:r>
+        <w:t xml:space="preserve"> </w:t>
+      </w:r>
+      <w:r>
+        <w:t xml:space="preserve">a</w:t>
+      </w:r>
+      <w:r>
+        <w:t xml:space="preserve"> </w:t>
+      </w:r>
+      <w:r>
+        <w:t xml:space="preserve">well-funded</w:t>
+      </w:r>
+      <w:r>
+        <w:t xml:space="preserve"> </w:t>
+      </w:r>
+      <w:r>
+        <w:t xml:space="preserve">investment</w:t>
+      </w:r>
+      <w:r>
+        <w:t xml:space="preserve"> </w:t>
+      </w:r>
+      <w:r>
+        <w:t xml:space="preserve">fund</w:t>
+      </w:r>
+      <w:r>
+        <w:t xml:space="preserve"> </w:t>
+      </w:r>
+      <w:r>
+        <w:t xml:space="preserve">that</w:t>
+      </w:r>
+      <w:r>
+        <w:t xml:space="preserve"> </w:t>
+      </w:r>
+      <w:r>
+        <w:t xml:space="preserve">could</w:t>
+      </w:r>
+      <w:r>
+        <w:t xml:space="preserve"> </w:t>
+      </w:r>
+      <w:r>
+        <w:t xml:space="preserve">guarantee</w:t>
+      </w:r>
+      <w:r>
+        <w:t xml:space="preserve"> </w:t>
+      </w:r>
+      <w:r>
+        <w:t xml:space="preserve">a</w:t>
+      </w:r>
+      <w:r>
+        <w:t xml:space="preserve"> </w:t>
+      </w:r>
+      <w:r>
+        <w:t xml:space="preserve">return</w:t>
+      </w:r>
+      <w:r>
+        <w:t xml:space="preserve"> </w:t>
+      </w:r>
+      <w:r>
+        <w:t xml:space="preserve">on</w:t>
+      </w:r>
+      <w:r>
+        <w:t xml:space="preserve"> </w:t>
+      </w:r>
+      <w:r>
+        <w:t xml:space="preserve">funds;</w:t>
+      </w:r>
+      <w:r>
+        <w:t xml:space="preserve"> </w:t>
+      </w:r>
+      <w:r>
+        <w:t xml:space="preserve">that</w:t>
+      </w:r>
+      <w:r>
+        <w:t xml:space="preserve"> </w:t>
+      </w:r>
+      <w:r>
+        <w:t xml:space="preserve">Defendant</w:t>
+      </w:r>
+      <w:r>
+        <w:t xml:space="preserve"> </w:t>
+      </w:r>
+      <w:r>
+        <w:t xml:space="preserve">was</w:t>
+      </w:r>
+      <w:r>
+        <w:t xml:space="preserve"> </w:t>
+      </w:r>
+      <w:r>
+        <w:t xml:space="preserve">an</w:t>
+      </w:r>
+      <w:r>
+        <w:t xml:space="preserve"> </w:t>
+      </w:r>
+      <w:r>
+        <w:t xml:space="preserve">experienced</w:t>
+      </w:r>
+      <w:r>
+        <w:t xml:space="preserve"> </w:t>
+      </w:r>
+      <w:r>
+        <w:t xml:space="preserve">investment</w:t>
+      </w:r>
+      <w:r>
+        <w:t xml:space="preserve"> </w:t>
+      </w:r>
+      <w:r>
+        <w:t xml:space="preserve">manage;</w:t>
+      </w:r>
+      <w:r>
+        <w:t xml:space="preserve"> </w:t>
+      </w:r>
+      <w:r>
+        <w:t xml:space="preserve">and</w:t>
+      </w:r>
+      <w:r>
+        <w:t xml:space="preserve"> </w:t>
+      </w:r>
+      <w:r>
+        <w:t xml:space="preserve">that</w:t>
+      </w:r>
+      <w:r>
+        <w:t xml:space="preserve"> </w:t>
+      </w:r>
+      <w:r>
+        <w:t xml:space="preserve">Plaintiff</w:t>
+      </w:r>
+      <w:r>
+        <w:t xml:space="preserve"> </w:t>
+      </w:r>
+      <w:r>
+        <w:t xml:space="preserve">would</w:t>
+      </w:r>
+      <w:r>
+        <w:t xml:space="preserve"> </w:t>
+      </w:r>
+      <w:r>
+        <w:t xml:space="preserve">see</w:t>
+      </w:r>
+      <w:r>
+        <w:t xml:space="preserve"> </w:t>
+      </w:r>
+      <w:r>
+        <w:t xml:space="preserve">a</w:t>
+      </w:r>
+      <w:r>
+        <w:t xml:space="preserve"> </w:t>
+      </w:r>
+      <w:r>
+        <w:t xml:space="preserve">return</w:t>
+      </w:r>
+      <w:r>
+        <w:t xml:space="preserve"> </w:t>
+      </w:r>
+      <w:r>
+        <w:t xml:space="preserve">of</w:t>
+      </w:r>
+      <w:r>
+        <w:t xml:space="preserve"> </w:t>
+      </w:r>
+      <w:r>
+        <w:t xml:space="preserve">5%</w:t>
+      </w:r>
+      <w:r>
+        <w:t xml:space="preserve"> </w:t>
+      </w:r>
+      <w:r>
+        <w:t xml:space="preserve">for</w:t>
+      </w:r>
+      <w:r>
+        <w:t xml:space="preserve"> </w:t>
+      </w:r>
+      <w:r>
+        <w:t xml:space="preserve">any</w:t>
+      </w:r>
+      <w:r>
+        <w:t xml:space="preserve"> </w:t>
+      </w:r>
+      <w:r>
+        <w:t xml:space="preserve">investment.</w:t>
       </w:r>
     </w:p>
     <w:p>
       <w:pPr>
-        <w:pStyle w:val="Numbered"/>
+        <w:tabs>
+          <w:tab w:val="left" w:pos="1296"/>
+        </w:tabs>
+        <w:spacing w:before="288" w:after="288" w:line="414" w:lineRule="exact"/>
+        <w:ind w:left="0" w:firstLine="720"/>
+        <w:jc w:val="left"/>
       </w:pPr>
       <w:r>
         <w:t xml:space="preserve">17.</w:t>
@@ -928,12 +3623,83 @@
         <w:tab/>
       </w:r>
       <w:r>
-        <w:t xml:space="preserve">Defendant represented that both politicians and celebrities had invested with Fletchers Capital.</w:t>
+        <w:t xml:space="preserve">Defendant</w:t>
+      </w:r>
+      <w:r>
+        <w:t xml:space="preserve"> </w:t>
+      </w:r>
+      <w:r>
+        <w:t xml:space="preserve">represented</w:t>
+      </w:r>
+      <w:r>
+        <w:t xml:space="preserve"> </w:t>
+      </w:r>
+      <w:r>
+        <w:t xml:space="preserve">that</w:t>
+      </w:r>
+      <w:r>
+        <w:t xml:space="preserve"> </w:t>
+      </w:r>
+      <w:r>
+        <w:t xml:space="preserve">both</w:t>
+      </w:r>
+      <w:r>
+        <w:t xml:space="preserve"> </w:t>
+      </w:r>
+      <w:r>
+        <w:t xml:space="preserve">politicians</w:t>
+      </w:r>
+      <w:r>
+        <w:t xml:space="preserve"> </w:t>
+      </w:r>
+      <w:r>
+        <w:t xml:space="preserve">and</w:t>
+      </w:r>
+      <w:r>
+        <w:t xml:space="preserve"> </w:t>
+      </w:r>
+      <w:r>
+        <w:t xml:space="preserve">celebrities</w:t>
+      </w:r>
+      <w:r>
+        <w:t xml:space="preserve"> </w:t>
+      </w:r>
+      <w:r>
+        <w:t xml:space="preserve">had</w:t>
+      </w:r>
+      <w:r>
+        <w:t xml:space="preserve"> </w:t>
+      </w:r>
+      <w:r>
+        <w:t xml:space="preserve">invested</w:t>
+      </w:r>
+      <w:r>
+        <w:t xml:space="preserve"> </w:t>
+      </w:r>
+      <w:r>
+        <w:t xml:space="preserve">with</w:t>
+      </w:r>
+      <w:r>
+        <w:t xml:space="preserve"> </w:t>
+      </w:r>
+      <w:r>
+        <w:t xml:space="preserve">Fletchers</w:t>
+      </w:r>
+      <w:r>
+        <w:t xml:space="preserve"> </w:t>
+      </w:r>
+      <w:r>
+        <w:t xml:space="preserve">Capital.</w:t>
       </w:r>
     </w:p>
     <w:p>
       <w:pPr>
-        <w:pStyle w:val="Numbered"/>
+        <w:tabs>
+          <w:tab w:val="left" w:pos="1296"/>
+        </w:tabs>
+        <w:spacing w:before="288" w:after="288" w:line="414" w:lineRule="exact"/>
+        <w:ind w:left="0" w:firstLine="720"/>
+        <w:jc w:val="left"/>
       </w:pPr>
       <w:r>
         <w:t xml:space="preserve">18.</w:t>
@@ -942,12 +3708,155 @@
         <w:tab/>
       </w:r>
       <w:r>
-        <w:t xml:space="preserve">Based on these representations and the prior representations made by Defendant to Williams, Plaintiff agreed to invest additional funds with Defendant and Fletchers Capital.</w:t>
+        <w:t xml:space="preserve">Based</w:t>
+      </w:r>
+      <w:r>
+        <w:t xml:space="preserve"> </w:t>
+      </w:r>
+      <w:r>
+        <w:t xml:space="preserve">on</w:t>
+      </w:r>
+      <w:r>
+        <w:t xml:space="preserve"> </w:t>
+      </w:r>
+      <w:r>
+        <w:t xml:space="preserve">these</w:t>
+      </w:r>
+      <w:r>
+        <w:t xml:space="preserve"> </w:t>
+      </w:r>
+      <w:r>
+        <w:t xml:space="preserve">representations</w:t>
+      </w:r>
+      <w:r>
+        <w:t xml:space="preserve"> </w:t>
+      </w:r>
+      <w:r>
+        <w:t xml:space="preserve">and</w:t>
+      </w:r>
+      <w:r>
+        <w:t xml:space="preserve"> </w:t>
+      </w:r>
+      <w:r>
+        <w:t xml:space="preserve">the</w:t>
+      </w:r>
+      <w:r>
+        <w:t xml:space="preserve"> </w:t>
+      </w:r>
+      <w:r>
+        <w:t xml:space="preserve">prior</w:t>
+      </w:r>
+      <w:r>
+        <w:t xml:space="preserve"> </w:t>
+      </w:r>
+      <w:r>
+        <w:t xml:space="preserve">representations</w:t>
+      </w:r>
+      <w:r>
+        <w:t xml:space="preserve"> </w:t>
+      </w:r>
+      <w:r>
+        <w:t xml:space="preserve">made</w:t>
+      </w:r>
+      <w:r>
+        <w:t xml:space="preserve"> </w:t>
+      </w:r>
+      <w:r>
+        <w:t xml:space="preserve">by</w:t>
+      </w:r>
+      <w:r>
+        <w:t xml:space="preserve"> </w:t>
+      </w:r>
+      <w:r>
+        <w:t xml:space="preserve">Defendant</w:t>
+      </w:r>
+      <w:r>
+        <w:t xml:space="preserve"> </w:t>
+      </w:r>
+      <w:r>
+        <w:t xml:space="preserve">to</w:t>
+      </w:r>
+      <w:r>
+        <w:t xml:space="preserve"> </w:t>
+      </w:r>
+      <w:r>
+        <w:t xml:space="preserve">Williams,</w:t>
+      </w:r>
+      <w:r>
+        <w:t xml:space="preserve"> </w:t>
+      </w:r>
+      <w:r>
+        <w:t xml:space="preserve">Plaintiff</w:t>
+      </w:r>
+      <w:r>
+        <w:t xml:space="preserve"> </w:t>
+      </w:r>
+      <w:r>
+        <w:t xml:space="preserve">agreed</w:t>
+      </w:r>
+      <w:r>
+        <w:t xml:space="preserve"> </w:t>
+      </w:r>
+      <w:r>
+        <w:t xml:space="preserve">to</w:t>
+      </w:r>
+      <w:r>
+        <w:t xml:space="preserve"> </w:t>
+      </w:r>
+      <w:r>
+        <w:t xml:space="preserve">invest</w:t>
+      </w:r>
+      <w:r>
+        <w:t xml:space="preserve"> </w:t>
+      </w:r>
+      <w:r>
+        <w:t xml:space="preserve">additional</w:t>
+      </w:r>
+      <w:r>
+        <w:t xml:space="preserve"> </w:t>
+      </w:r>
+      <w:r>
+        <w:t xml:space="preserve">funds</w:t>
+      </w:r>
+      <w:r>
+        <w:t xml:space="preserve"> </w:t>
+      </w:r>
+      <w:r>
+        <w:t xml:space="preserve">with</w:t>
+      </w:r>
+      <w:r>
+        <w:t xml:space="preserve"> </w:t>
+      </w:r>
+      <w:r>
+        <w:t xml:space="preserve">Defendant</w:t>
+      </w:r>
+      <w:r>
+        <w:t xml:space="preserve"> </w:t>
+      </w:r>
+      <w:r>
+        <w:t xml:space="preserve">and</w:t>
+      </w:r>
+      <w:r>
+        <w:t xml:space="preserve"> </w:t>
+      </w:r>
+      <w:r>
+        <w:t xml:space="preserve">Fletchers</w:t>
+      </w:r>
+      <w:r>
+        <w:t xml:space="preserve"> </w:t>
+      </w:r>
+      <w:r>
+        <w:t xml:space="preserve">Capital.</w:t>
       </w:r>
     </w:p>
     <w:p>
       <w:pPr>
-        <w:pStyle w:val="Numbered"/>
+        <w:tabs>
+          <w:tab w:val="left" w:pos="1296"/>
+        </w:tabs>
+        <w:spacing w:before="288" w:after="288" w:line="414" w:lineRule="exact"/>
+        <w:ind w:left="0" w:firstLine="720"/>
+        <w:jc w:val="left"/>
       </w:pPr>
       <w:r>
         <w:t xml:space="preserve">19.</w:t>
@@ -956,12 +3865,245 @@
         <w:tab/>
       </w:r>
       <w:r>
-        <w:t xml:space="preserve">On August 6, 2022, Plaintiff entered into another written agreement (the “Second Agreement”) with Defendant by which Plaintiff agreed to “invest” a $175,000 to Defendant (the “Investment”). A copy of the Second Agreement is attached hereto as Exhibit A.</w:t>
+        <w:t xml:space="preserve">On</w:t>
+      </w:r>
+      <w:r>
+        <w:t xml:space="preserve"> </w:t>
+      </w:r>
+      <w:r>
+        <w:t xml:space="preserve">August</w:t>
+      </w:r>
+      <w:r>
+        <w:t xml:space="preserve"> </w:t>
+      </w:r>
+      <w:r>
+        <w:t xml:space="preserve">6,</w:t>
+      </w:r>
+      <w:r>
+        <w:t xml:space="preserve"> </w:t>
+      </w:r>
+      <w:r>
+        <w:t xml:space="preserve">2022,</w:t>
+      </w:r>
+      <w:r>
+        <w:t xml:space="preserve"> </w:t>
+      </w:r>
+      <w:r>
+        <w:t xml:space="preserve">Plaintiff</w:t>
+      </w:r>
+      <w:r>
+        <w:t xml:space="preserve"> </w:t>
+      </w:r>
+      <w:r>
+        <w:t xml:space="preserve">entered</w:t>
+      </w:r>
+      <w:r>
+        <w:t xml:space="preserve"> </w:t>
+      </w:r>
+      <w:r>
+        <w:t xml:space="preserve">into</w:t>
+      </w:r>
+      <w:r>
+        <w:t xml:space="preserve"> </w:t>
+      </w:r>
+      <w:r>
+        <w:t xml:space="preserve">another</w:t>
+      </w:r>
+      <w:r>
+        <w:t xml:space="preserve"> </w:t>
+      </w:r>
+      <w:r>
+        <w:t xml:space="preserve">written</w:t>
+      </w:r>
+      <w:r>
+        <w:t xml:space="preserve"> </w:t>
+      </w:r>
+      <w:r>
+        <w:t xml:space="preserve">agreement</w:t>
+      </w:r>
+      <w:r>
+        <w:t xml:space="preserve"> </w:t>
+      </w:r>
+      <w:r>
+        <w:t xml:space="preserve">(the</w:t>
+      </w:r>
+      <w:r>
+        <w:t xml:space="preserve"> </w:t>
+      </w:r>
+      <w:r>
+        <w:t xml:space="preserve">“Second</w:t>
+      </w:r>
+      <w:r>
+        <w:t xml:space="preserve"> </w:t>
+      </w:r>
+      <w:r>
+        <w:t xml:space="preserve">Agreement”)</w:t>
+      </w:r>
+      <w:r>
+        <w:t xml:space="preserve"> </w:t>
+      </w:r>
+      <w:r>
+        <w:t xml:space="preserve">with</w:t>
+      </w:r>
+      <w:r>
+        <w:t xml:space="preserve"> </w:t>
+      </w:r>
+      <w:r>
+        <w:t xml:space="preserve">Defendant</w:t>
+      </w:r>
+      <w:r>
+        <w:t xml:space="preserve"> </w:t>
+      </w:r>
+      <w:r>
+        <w:t xml:space="preserve">by</w:t>
+      </w:r>
+      <w:r>
+        <w:t xml:space="preserve"> </w:t>
+      </w:r>
+      <w:r>
+        <w:t xml:space="preserve">which</w:t>
+      </w:r>
+      <w:r>
+        <w:t xml:space="preserve"> </w:t>
+      </w:r>
+      <w:r>
+        <w:t xml:space="preserve">Plaintiff</w:t>
+      </w:r>
+      <w:r>
+        <w:t xml:space="preserve"> </w:t>
+      </w:r>
+      <w:r>
+        <w:t xml:space="preserve">agreed</w:t>
+      </w:r>
+      <w:r>
+        <w:t xml:space="preserve"> </w:t>
+      </w:r>
+      <w:r>
+        <w:t xml:space="preserve">to</w:t>
+      </w:r>
+      <w:r>
+        <w:t xml:space="preserve"> </w:t>
+      </w:r>
+      <w:r>
+        <w:t xml:space="preserve">“invest”</w:t>
+      </w:r>
+      <w:r>
+        <w:t xml:space="preserve"> </w:t>
+      </w:r>
+      <w:r>
+        <w:t xml:space="preserve">a</w:t>
+      </w:r>
+      <w:r>
+        <w:t xml:space="preserve"> </w:t>
+      </w:r>
+      <w:r>
+        <w:t xml:space="preserve">$175,000</w:t>
+      </w:r>
+      <w:r>
+        <w:t xml:space="preserve"> </w:t>
+      </w:r>
+      <w:r>
+        <w:t xml:space="preserve">to</w:t>
+      </w:r>
+      <w:r>
+        <w:t xml:space="preserve"> </w:t>
+      </w:r>
+      <w:r>
+        <w:t xml:space="preserve">Defendant</w:t>
+      </w:r>
+      <w:r>
+        <w:t xml:space="preserve"> </w:t>
+      </w:r>
+      <w:r>
+        <w:t xml:space="preserve">(the</w:t>
+      </w:r>
+      <w:r>
+        <w:t xml:space="preserve"> </w:t>
+      </w:r>
+      <w:r>
+        <w:t xml:space="preserve">“Investment”).</w:t>
+      </w:r>
+      <w:r>
+        <w:t xml:space="preserve"> </w:t>
+      </w:r>
+      <w:r>
+        <w:t xml:space="preserve">A</w:t>
+      </w:r>
+      <w:r>
+        <w:t xml:space="preserve"> </w:t>
+      </w:r>
+      <w:r>
+        <w:t xml:space="preserve">copy</w:t>
+      </w:r>
+      <w:r>
+        <w:t xml:space="preserve"> </w:t>
+      </w:r>
+      <w:r>
+        <w:t xml:space="preserve">of</w:t>
+      </w:r>
+      <w:r>
+        <w:t xml:space="preserve"> </w:t>
+      </w:r>
+      <w:r>
+        <w:t xml:space="preserve">the</w:t>
+      </w:r>
+      <w:r>
+        <w:t xml:space="preserve"> </w:t>
+      </w:r>
+      <w:r>
+        <w:t xml:space="preserve">Second</w:t>
+      </w:r>
+      <w:r>
+        <w:t xml:space="preserve"> </w:t>
+      </w:r>
+      <w:r>
+        <w:t xml:space="preserve">Agreement</w:t>
+      </w:r>
+      <w:r>
+        <w:t xml:space="preserve"> </w:t>
+      </w:r>
+      <w:r>
+        <w:t xml:space="preserve">is</w:t>
+      </w:r>
+      <w:r>
+        <w:t xml:space="preserve"> </w:t>
+      </w:r>
+      <w:r>
+        <w:t xml:space="preserve">attached</w:t>
+      </w:r>
+      <w:r>
+        <w:t xml:space="preserve"> </w:t>
+      </w:r>
+      <w:r>
+        <w:t xml:space="preserve">hereto</w:t>
+      </w:r>
+      <w:r>
+        <w:t xml:space="preserve"> </w:t>
+      </w:r>
+      <w:r>
+        <w:t xml:space="preserve">as</w:t>
+      </w:r>
+      <w:r>
+        <w:t xml:space="preserve"> </w:t>
+      </w:r>
+      <w:r>
+        <w:t xml:space="preserve">Exhibit</w:t>
+      </w:r>
+      <w:r>
+        <w:t xml:space="preserve"> </w:t>
+      </w:r>
+      <w:r>
+        <w:t xml:space="preserve">A.</w:t>
       </w:r>
     </w:p>
     <w:p>
       <w:pPr>
-        <w:pStyle w:val="Numbered"/>
+        <w:tabs>
+          <w:tab w:val="left" w:pos="1296"/>
+        </w:tabs>
+        <w:spacing w:before="288" w:after="288" w:line="414" w:lineRule="exact"/>
+        <w:ind w:left="0" w:firstLine="720"/>
+        <w:jc w:val="left"/>
       </w:pPr>
       <w:r>
         <w:t xml:space="preserve">20.</w:t>
@@ -970,12 +4112,263 @@
         <w:tab/>
       </w:r>
       <w:r>
-        <w:t xml:space="preserve">In exchange, Defendant agreed to repay the principal amount – the Investment – plus $40,000 as “interest” for a total of $220,000 (the “Repayment”), which was to be paid to Plaintiff by March 23, 2023. (Exhibit A, Second Agreement, ¶ 1, 2.)</w:t>
+        <w:t xml:space="preserve">In</w:t>
+      </w:r>
+      <w:r>
+        <w:t xml:space="preserve"> </w:t>
+      </w:r>
+      <w:r>
+        <w:t xml:space="preserve">exchange,</w:t>
+      </w:r>
+      <w:r>
+        <w:t xml:space="preserve"> </w:t>
+      </w:r>
+      <w:r>
+        <w:t xml:space="preserve">Defendant</w:t>
+      </w:r>
+      <w:r>
+        <w:t xml:space="preserve"> </w:t>
+      </w:r>
+      <w:r>
+        <w:t xml:space="preserve">agreed</w:t>
+      </w:r>
+      <w:r>
+        <w:t xml:space="preserve"> </w:t>
+      </w:r>
+      <w:r>
+        <w:t xml:space="preserve">to</w:t>
+      </w:r>
+      <w:r>
+        <w:t xml:space="preserve"> </w:t>
+      </w:r>
+      <w:r>
+        <w:t xml:space="preserve">repay</w:t>
+      </w:r>
+      <w:r>
+        <w:t xml:space="preserve"> </w:t>
+      </w:r>
+      <w:r>
+        <w:t xml:space="preserve">the</w:t>
+      </w:r>
+      <w:r>
+        <w:t xml:space="preserve"> </w:t>
+      </w:r>
+      <w:r>
+        <w:t xml:space="preserve">principal</w:t>
+      </w:r>
+      <w:r>
+        <w:t xml:space="preserve"> </w:t>
+      </w:r>
+      <w:r>
+        <w:t xml:space="preserve">amount</w:t>
+      </w:r>
+      <w:r>
+        <w:t xml:space="preserve"> </w:t>
+      </w:r>
+      <w:r>
+        <w:t xml:space="preserve">–</w:t>
+      </w:r>
+      <w:r>
+        <w:t xml:space="preserve"> </w:t>
+      </w:r>
+      <w:r>
+        <w:t xml:space="preserve">the</w:t>
+      </w:r>
+      <w:r>
+        <w:t xml:space="preserve"> </w:t>
+      </w:r>
+      <w:r>
+        <w:t xml:space="preserve">Investment</w:t>
+      </w:r>
+      <w:r>
+        <w:t xml:space="preserve"> </w:t>
+      </w:r>
+      <w:r>
+        <w:t xml:space="preserve">–</w:t>
+      </w:r>
+      <w:r>
+        <w:t xml:space="preserve"> </w:t>
+      </w:r>
+      <w:r>
+        <w:t xml:space="preserve">plus</w:t>
+      </w:r>
+      <w:r>
+        <w:t xml:space="preserve"> </w:t>
+      </w:r>
+      <w:r>
+        <w:t xml:space="preserve">$40,000</w:t>
+      </w:r>
+      <w:r>
+        <w:t xml:space="preserve"> </w:t>
+      </w:r>
+      <w:r>
+        <w:t xml:space="preserve">as</w:t>
+      </w:r>
+      <w:r>
+        <w:t xml:space="preserve"> </w:t>
+      </w:r>
+      <w:r>
+        <w:t xml:space="preserve">“interest”</w:t>
+      </w:r>
+      <w:r>
+        <w:t xml:space="preserve"> </w:t>
+      </w:r>
+      <w:r>
+        <w:t xml:space="preserve">for</w:t>
+      </w:r>
+      <w:r>
+        <w:t xml:space="preserve"> </w:t>
+      </w:r>
+      <w:r>
+        <w:t xml:space="preserve">a</w:t>
+      </w:r>
+      <w:r>
+        <w:t xml:space="preserve"> </w:t>
+      </w:r>
+      <w:r>
+        <w:t xml:space="preserve">total</w:t>
+      </w:r>
+      <w:r>
+        <w:t xml:space="preserve"> </w:t>
+      </w:r>
+      <w:r>
+        <w:t xml:space="preserve">of</w:t>
+      </w:r>
+      <w:r>
+        <w:t xml:space="preserve"> </w:t>
+      </w:r>
+      <w:r>
+        <w:t xml:space="preserve">$220,000</w:t>
+      </w:r>
+      <w:r>
+        <w:t xml:space="preserve"> </w:t>
+      </w:r>
+      <w:r>
+        <w:t xml:space="preserve">(the</w:t>
+      </w:r>
+      <w:r>
+        <w:t xml:space="preserve"> </w:t>
+      </w:r>
+      <w:r>
+        <w:t xml:space="preserve">“Repayment”),</w:t>
+      </w:r>
+      <w:r>
+        <w:t xml:space="preserve"> </w:t>
+      </w:r>
+      <w:r>
+        <w:t xml:space="preserve">which</w:t>
+      </w:r>
+      <w:r>
+        <w:t xml:space="preserve"> </w:t>
+      </w:r>
+      <w:r>
+        <w:t xml:space="preserve">was</w:t>
+      </w:r>
+      <w:r>
+        <w:t xml:space="preserve"> </w:t>
+      </w:r>
+      <w:r>
+        <w:t xml:space="preserve">to</w:t>
+      </w:r>
+      <w:r>
+        <w:t xml:space="preserve"> </w:t>
+      </w:r>
+      <w:r>
+        <w:t xml:space="preserve">be</w:t>
+      </w:r>
+      <w:r>
+        <w:t xml:space="preserve"> </w:t>
+      </w:r>
+      <w:r>
+        <w:t xml:space="preserve">paid</w:t>
+      </w:r>
+      <w:r>
+        <w:t xml:space="preserve"> </w:t>
+      </w:r>
+      <w:r>
+        <w:t xml:space="preserve">to</w:t>
+      </w:r>
+      <w:r>
+        <w:t xml:space="preserve"> </w:t>
+      </w:r>
+      <w:r>
+        <w:t xml:space="preserve">Plaintiff</w:t>
+      </w:r>
+      <w:r>
+        <w:t xml:space="preserve"> </w:t>
+      </w:r>
+      <w:r>
+        <w:t xml:space="preserve">by</w:t>
+      </w:r>
+      <w:r>
+        <w:t xml:space="preserve"> </w:t>
+      </w:r>
+      <w:r>
+        <w:t xml:space="preserve">March</w:t>
+      </w:r>
+      <w:r>
+        <w:t xml:space="preserve"> </w:t>
+      </w:r>
+      <w:r>
+        <w:t xml:space="preserve">23,</w:t>
+      </w:r>
+      <w:r>
+        <w:t xml:space="preserve"> </w:t>
+      </w:r>
+      <w:r>
+        <w:t xml:space="preserve">2023.</w:t>
+      </w:r>
+      <w:r>
+        <w:t xml:space="preserve"> </w:t>
+      </w:r>
+      <w:r>
+        <w:t xml:space="preserve">(Exhibit</w:t>
+      </w:r>
+      <w:r>
+        <w:t xml:space="preserve"> </w:t>
+      </w:r>
+      <w:r>
+        <w:t xml:space="preserve">A,</w:t>
+      </w:r>
+      <w:r>
+        <w:t xml:space="preserve"> </w:t>
+      </w:r>
+      <w:r>
+        <w:t xml:space="preserve">Second</w:t>
+      </w:r>
+      <w:r>
+        <w:t xml:space="preserve"> </w:t>
+      </w:r>
+      <w:r>
+        <w:t xml:space="preserve">Agreement,</w:t>
+      </w:r>
+      <w:r>
+        <w:t xml:space="preserve"> </w:t>
+      </w:r>
+      <w:r>
+        <w:t xml:space="preserve">¶</w:t>
+      </w:r>
+      <w:r>
+        <w:t xml:space="preserve"> </w:t>
+      </w:r>
+      <w:r>
+        <w:t xml:space="preserve">1,</w:t>
+      </w:r>
+      <w:r>
+        <w:t xml:space="preserve"> </w:t>
+      </w:r>
+      <w:r>
+        <w:t xml:space="preserve">2.)</w:t>
       </w:r>
     </w:p>
     <w:p>
       <w:pPr>
-        <w:pStyle w:val="Numbered"/>
+        <w:tabs>
+          <w:tab w:val="left" w:pos="1296"/>
+        </w:tabs>
+        <w:spacing w:before="288" w:after="288" w:line="414" w:lineRule="exact"/>
+        <w:ind w:left="0" w:firstLine="720"/>
+        <w:jc w:val="left"/>
       </w:pPr>
       <w:r>
         <w:t xml:space="preserve">21.</w:t>
@@ -984,12 +4377,113 @@
         <w:tab/>
       </w:r>
       <w:r>
-        <w:t xml:space="preserve">Plaintiff fully performed under the terms of the Second Agreement by providing $175,000 (the Investment) to Defendant.</w:t>
+        <w:t xml:space="preserve">Plaintiff</w:t>
+      </w:r>
+      <w:r>
+        <w:t xml:space="preserve"> </w:t>
+      </w:r>
+      <w:r>
+        <w:t xml:space="preserve">fully</w:t>
+      </w:r>
+      <w:r>
+        <w:t xml:space="preserve"> </w:t>
+      </w:r>
+      <w:r>
+        <w:t xml:space="preserve">performed</w:t>
+      </w:r>
+      <w:r>
+        <w:t xml:space="preserve"> </w:t>
+      </w:r>
+      <w:r>
+        <w:t xml:space="preserve">under</w:t>
+      </w:r>
+      <w:r>
+        <w:t xml:space="preserve"> </w:t>
+      </w:r>
+      <w:r>
+        <w:t xml:space="preserve">the</w:t>
+      </w:r>
+      <w:r>
+        <w:t xml:space="preserve"> </w:t>
+      </w:r>
+      <w:r>
+        <w:t xml:space="preserve">terms</w:t>
+      </w:r>
+      <w:r>
+        <w:t xml:space="preserve"> </w:t>
+      </w:r>
+      <w:r>
+        <w:t xml:space="preserve">of</w:t>
+      </w:r>
+      <w:r>
+        <w:t xml:space="preserve"> </w:t>
+      </w:r>
+      <w:r>
+        <w:t xml:space="preserve">the</w:t>
+      </w:r>
+      <w:r>
+        <w:t xml:space="preserve"> </w:t>
+      </w:r>
+      <w:r>
+        <w:t xml:space="preserve">Second</w:t>
+      </w:r>
+      <w:r>
+        <w:t xml:space="preserve"> </w:t>
+      </w:r>
+      <w:r>
+        <w:t xml:space="preserve">Agreement</w:t>
+      </w:r>
+      <w:r>
+        <w:t xml:space="preserve"> </w:t>
+      </w:r>
+      <w:r>
+        <w:t xml:space="preserve">by</w:t>
+      </w:r>
+      <w:r>
+        <w:t xml:space="preserve"> </w:t>
+      </w:r>
+      <w:r>
+        <w:t xml:space="preserve">providing</w:t>
+      </w:r>
+      <w:r>
+        <w:t xml:space="preserve"> </w:t>
+      </w:r>
+      <w:r>
+        <w:t xml:space="preserve">$175,000</w:t>
+      </w:r>
+      <w:r>
+        <w:t xml:space="preserve"> </w:t>
+      </w:r>
+      <w:r>
+        <w:t xml:space="preserve">(the</w:t>
+      </w:r>
+      <w:r>
+        <w:t xml:space="preserve"> </w:t>
+      </w:r>
+      <w:r>
+        <w:t xml:space="preserve">Investment)</w:t>
+      </w:r>
+      <w:r>
+        <w:t xml:space="preserve"> </w:t>
+      </w:r>
+      <w:r>
+        <w:t xml:space="preserve">to</w:t>
+      </w:r>
+      <w:r>
+        <w:t xml:space="preserve"> </w:t>
+      </w:r>
+      <w:r>
+        <w:t xml:space="preserve">Defendant.</w:t>
       </w:r>
     </w:p>
     <w:p>
       <w:pPr>
-        <w:pStyle w:val="Numbered"/>
+        <w:tabs>
+          <w:tab w:val="left" w:pos="1296"/>
+        </w:tabs>
+        <w:spacing w:before="288" w:after="288" w:line="414" w:lineRule="exact"/>
+        <w:ind w:left="0" w:firstLine="720"/>
+        <w:jc w:val="left"/>
       </w:pPr>
       <w:r>
         <w:t xml:space="preserve">22.</w:t>
@@ -998,12 +4492,77 @@
         <w:tab/>
       </w:r>
       <w:r>
-        <w:t xml:space="preserve">The misrepresentations described herein by Defendant were intentional misrepresentations of fact.</w:t>
+        <w:t xml:space="preserve">The</w:t>
+      </w:r>
+      <w:r>
+        <w:t xml:space="preserve"> </w:t>
+      </w:r>
+      <w:r>
+        <w:t xml:space="preserve">misrepresentations</w:t>
+      </w:r>
+      <w:r>
+        <w:t xml:space="preserve"> </w:t>
+      </w:r>
+      <w:r>
+        <w:t xml:space="preserve">described</w:t>
+      </w:r>
+      <w:r>
+        <w:t xml:space="preserve"> </w:t>
+      </w:r>
+      <w:r>
+        <w:t xml:space="preserve">herein</w:t>
+      </w:r>
+      <w:r>
+        <w:t xml:space="preserve"> </w:t>
+      </w:r>
+      <w:r>
+        <w:t xml:space="preserve">by</w:t>
+      </w:r>
+      <w:r>
+        <w:t xml:space="preserve"> </w:t>
+      </w:r>
+      <w:r>
+        <w:t xml:space="preserve">Defendant</w:t>
+      </w:r>
+      <w:r>
+        <w:t xml:space="preserve"> </w:t>
+      </w:r>
+      <w:r>
+        <w:t xml:space="preserve">were</w:t>
+      </w:r>
+      <w:r>
+        <w:t xml:space="preserve"> </w:t>
+      </w:r>
+      <w:r>
+        <w:t xml:space="preserve">intentional</w:t>
+      </w:r>
+      <w:r>
+        <w:t xml:space="preserve"> </w:t>
+      </w:r>
+      <w:r>
+        <w:t xml:space="preserve">misrepresentations</w:t>
+      </w:r>
+      <w:r>
+        <w:t xml:space="preserve"> </w:t>
+      </w:r>
+      <w:r>
+        <w:t xml:space="preserve">of</w:t>
+      </w:r>
+      <w:r>
+        <w:t xml:space="preserve"> </w:t>
+      </w:r>
+      <w:r>
+        <w:t xml:space="preserve">fact.</w:t>
       </w:r>
     </w:p>
     <w:p>
       <w:pPr>
-        <w:pStyle w:val="Numbered"/>
+        <w:tabs>
+          <w:tab w:val="left" w:pos="1296"/>
+        </w:tabs>
+        <w:spacing w:before="288" w:after="288" w:line="414" w:lineRule="exact"/>
+        <w:ind w:left="0" w:firstLine="720"/>
+        <w:jc w:val="left"/>
       </w:pPr>
       <w:r>
         <w:t xml:space="preserve">23.</w:t>
@@ -1012,12 +4571,107 @@
         <w:tab/>
       </w:r>
       <w:r>
-        <w:t xml:space="preserve">Defendant misrepresented the nature and character of Fletchers Capital as a successful and stable investment fund.</w:t>
+        <w:t xml:space="preserve">Defendant</w:t>
+      </w:r>
+      <w:r>
+        <w:t xml:space="preserve"> </w:t>
+      </w:r>
+      <w:r>
+        <w:t xml:space="preserve">misrepresented</w:t>
+      </w:r>
+      <w:r>
+        <w:t xml:space="preserve"> </w:t>
+      </w:r>
+      <w:r>
+        <w:t xml:space="preserve">the</w:t>
+      </w:r>
+      <w:r>
+        <w:t xml:space="preserve"> </w:t>
+      </w:r>
+      <w:r>
+        <w:t xml:space="preserve">nature</w:t>
+      </w:r>
+      <w:r>
+        <w:t xml:space="preserve"> </w:t>
+      </w:r>
+      <w:r>
+        <w:t xml:space="preserve">and</w:t>
+      </w:r>
+      <w:r>
+        <w:t xml:space="preserve"> </w:t>
+      </w:r>
+      <w:r>
+        <w:t xml:space="preserve">character</w:t>
+      </w:r>
+      <w:r>
+        <w:t xml:space="preserve"> </w:t>
+      </w:r>
+      <w:r>
+        <w:t xml:space="preserve">of</w:t>
+      </w:r>
+      <w:r>
+        <w:t xml:space="preserve"> </w:t>
+      </w:r>
+      <w:r>
+        <w:t xml:space="preserve">Fletchers</w:t>
+      </w:r>
+      <w:r>
+        <w:t xml:space="preserve"> </w:t>
+      </w:r>
+      <w:r>
+        <w:t xml:space="preserve">Capital</w:t>
+      </w:r>
+      <w:r>
+        <w:t xml:space="preserve"> </w:t>
+      </w:r>
+      <w:r>
+        <w:t xml:space="preserve">as</w:t>
+      </w:r>
+      <w:r>
+        <w:t xml:space="preserve"> </w:t>
+      </w:r>
+      <w:r>
+        <w:t xml:space="preserve">a</w:t>
+      </w:r>
+      <w:r>
+        <w:t xml:space="preserve"> </w:t>
+      </w:r>
+      <w:r>
+        <w:t xml:space="preserve">successful</w:t>
+      </w:r>
+      <w:r>
+        <w:t xml:space="preserve"> </w:t>
+      </w:r>
+      <w:r>
+        <w:t xml:space="preserve">and</w:t>
+      </w:r>
+      <w:r>
+        <w:t xml:space="preserve"> </w:t>
+      </w:r>
+      <w:r>
+        <w:t xml:space="preserve">stable</w:t>
+      </w:r>
+      <w:r>
+        <w:t xml:space="preserve"> </w:t>
+      </w:r>
+      <w:r>
+        <w:t xml:space="preserve">investment</w:t>
+      </w:r>
+      <w:r>
+        <w:t xml:space="preserve"> </w:t>
+      </w:r>
+      <w:r>
+        <w:t xml:space="preserve">fund.</w:t>
       </w:r>
     </w:p>
     <w:p>
       <w:pPr>
-        <w:pStyle w:val="Numbered"/>
+        <w:tabs>
+          <w:tab w:val="left" w:pos="1296"/>
+        </w:tabs>
+        <w:spacing w:before="288" w:after="288" w:line="414" w:lineRule="exact"/>
+        <w:ind w:left="0" w:firstLine="720"/>
+        <w:jc w:val="left"/>
       </w:pPr>
       <w:r>
         <w:t xml:space="preserve">24.</w:t>
@@ -1026,12 +4680,107 @@
         <w:tab/>
       </w:r>
       <w:r>
-        <w:t xml:space="preserve">Defendant misrepresented his experience and qualifications with regard to managing an investment fund and the Investment.</w:t>
+        <w:t xml:space="preserve">Defendant</w:t>
+      </w:r>
+      <w:r>
+        <w:t xml:space="preserve"> </w:t>
+      </w:r>
+      <w:r>
+        <w:t xml:space="preserve">misrepresented</w:t>
+      </w:r>
+      <w:r>
+        <w:t xml:space="preserve"> </w:t>
+      </w:r>
+      <w:r>
+        <w:t xml:space="preserve">his</w:t>
+      </w:r>
+      <w:r>
+        <w:t xml:space="preserve"> </w:t>
+      </w:r>
+      <w:r>
+        <w:t xml:space="preserve">experience</w:t>
+      </w:r>
+      <w:r>
+        <w:t xml:space="preserve"> </w:t>
+      </w:r>
+      <w:r>
+        <w:t xml:space="preserve">and</w:t>
+      </w:r>
+      <w:r>
+        <w:t xml:space="preserve"> </w:t>
+      </w:r>
+      <w:r>
+        <w:t xml:space="preserve">qualifications</w:t>
+      </w:r>
+      <w:r>
+        <w:t xml:space="preserve"> </w:t>
+      </w:r>
+      <w:r>
+        <w:t xml:space="preserve">with</w:t>
+      </w:r>
+      <w:r>
+        <w:t xml:space="preserve"> </w:t>
+      </w:r>
+      <w:r>
+        <w:t xml:space="preserve">regard</w:t>
+      </w:r>
+      <w:r>
+        <w:t xml:space="preserve"> </w:t>
+      </w:r>
+      <w:r>
+        <w:t xml:space="preserve">to</w:t>
+      </w:r>
+      <w:r>
+        <w:t xml:space="preserve"> </w:t>
+      </w:r>
+      <w:r>
+        <w:t xml:space="preserve">managing</w:t>
+      </w:r>
+      <w:r>
+        <w:t xml:space="preserve"> </w:t>
+      </w:r>
+      <w:r>
+        <w:t xml:space="preserve">an</w:t>
+      </w:r>
+      <w:r>
+        <w:t xml:space="preserve"> </w:t>
+      </w:r>
+      <w:r>
+        <w:t xml:space="preserve">investment</w:t>
+      </w:r>
+      <w:r>
+        <w:t xml:space="preserve"> </w:t>
+      </w:r>
+      <w:r>
+        <w:t xml:space="preserve">fund</w:t>
+      </w:r>
+      <w:r>
+        <w:t xml:space="preserve"> </w:t>
+      </w:r>
+      <w:r>
+        <w:t xml:space="preserve">and</w:t>
+      </w:r>
+      <w:r>
+        <w:t xml:space="preserve"> </w:t>
+      </w:r>
+      <w:r>
+        <w:t xml:space="preserve">the</w:t>
+      </w:r>
+      <w:r>
+        <w:t xml:space="preserve"> </w:t>
+      </w:r>
+      <w:r>
+        <w:t xml:space="preserve">Investment.</w:t>
       </w:r>
     </w:p>
     <w:p>
       <w:pPr>
-        <w:pStyle w:val="Numbered"/>
+        <w:tabs>
+          <w:tab w:val="left" w:pos="1296"/>
+        </w:tabs>
+        <w:spacing w:before="288" w:after="288" w:line="414" w:lineRule="exact"/>
+        <w:ind w:left="0" w:firstLine="720"/>
+        <w:jc w:val="left"/>
       </w:pPr>
       <w:r>
         <w:t xml:space="preserve">25.</w:t>
@@ -1040,12 +4789,215 @@
         <w:tab/>
       </w:r>
       <w:r>
-        <w:t xml:space="preserve">Defendant misrepresented that Defendant would repay the principal (the Investment) plus interest owed under the Second Agreement when in fact Defendant had neither the intention nor the capability of performing under the Second Agreement.</w:t>
+        <w:t xml:space="preserve">Defendant</w:t>
+      </w:r>
+      <w:r>
+        <w:t xml:space="preserve"> </w:t>
+      </w:r>
+      <w:r>
+        <w:t xml:space="preserve">misrepresented</w:t>
+      </w:r>
+      <w:r>
+        <w:t xml:space="preserve"> </w:t>
+      </w:r>
+      <w:r>
+        <w:t xml:space="preserve">that</w:t>
+      </w:r>
+      <w:r>
+        <w:t xml:space="preserve"> </w:t>
+      </w:r>
+      <w:r>
+        <w:t xml:space="preserve">Defendant</w:t>
+      </w:r>
+      <w:r>
+        <w:t xml:space="preserve"> </w:t>
+      </w:r>
+      <w:r>
+        <w:t xml:space="preserve">would</w:t>
+      </w:r>
+      <w:r>
+        <w:t xml:space="preserve"> </w:t>
+      </w:r>
+      <w:r>
+        <w:t xml:space="preserve">repay</w:t>
+      </w:r>
+      <w:r>
+        <w:t xml:space="preserve"> </w:t>
+      </w:r>
+      <w:r>
+        <w:t xml:space="preserve">the</w:t>
+      </w:r>
+      <w:r>
+        <w:t xml:space="preserve"> </w:t>
+      </w:r>
+      <w:r>
+        <w:t xml:space="preserve">principal</w:t>
+      </w:r>
+      <w:r>
+        <w:t xml:space="preserve"> </w:t>
+      </w:r>
+      <w:r>
+        <w:t xml:space="preserve">(the</w:t>
+      </w:r>
+      <w:r>
+        <w:t xml:space="preserve"> </w:t>
+      </w:r>
+      <w:r>
+        <w:t xml:space="preserve">Investment)</w:t>
+      </w:r>
+      <w:r>
+        <w:t xml:space="preserve"> </w:t>
+      </w:r>
+      <w:r>
+        <w:t xml:space="preserve">plus</w:t>
+      </w:r>
+      <w:r>
+        <w:t xml:space="preserve"> </w:t>
+      </w:r>
+      <w:r>
+        <w:t xml:space="preserve">interest</w:t>
+      </w:r>
+      <w:r>
+        <w:t xml:space="preserve"> </w:t>
+      </w:r>
+      <w:r>
+        <w:t xml:space="preserve">owed</w:t>
+      </w:r>
+      <w:r>
+        <w:t xml:space="preserve"> </w:t>
+      </w:r>
+      <w:r>
+        <w:t xml:space="preserve">under</w:t>
+      </w:r>
+      <w:r>
+        <w:t xml:space="preserve"> </w:t>
+      </w:r>
+      <w:r>
+        <w:t xml:space="preserve">the</w:t>
+      </w:r>
+      <w:r>
+        <w:t xml:space="preserve"> </w:t>
+      </w:r>
+      <w:r>
+        <w:t xml:space="preserve">Second</w:t>
+      </w:r>
+      <w:r>
+        <w:t xml:space="preserve"> </w:t>
+      </w:r>
+      <w:r>
+        <w:t xml:space="preserve">Agreement</w:t>
+      </w:r>
+      <w:r>
+        <w:t xml:space="preserve"> </w:t>
+      </w:r>
+      <w:r>
+        <w:t xml:space="preserve">when</w:t>
+      </w:r>
+      <w:r>
+        <w:t xml:space="preserve"> </w:t>
+      </w:r>
+      <w:r>
+        <w:t xml:space="preserve">in</w:t>
+      </w:r>
+      <w:r>
+        <w:t xml:space="preserve"> </w:t>
+      </w:r>
+      <w:r>
+        <w:t xml:space="preserve">fact</w:t>
+      </w:r>
+      <w:r>
+        <w:t xml:space="preserve"> </w:t>
+      </w:r>
+      <w:r>
+        <w:t xml:space="preserve">Defendant</w:t>
+      </w:r>
+      <w:r>
+        <w:t xml:space="preserve"> </w:t>
+      </w:r>
+      <w:r>
+        <w:t xml:space="preserve">had</w:t>
+      </w:r>
+      <w:r>
+        <w:t xml:space="preserve"> </w:t>
+      </w:r>
+      <w:r>
+        <w:t xml:space="preserve">neither</w:t>
+      </w:r>
+      <w:r>
+        <w:t xml:space="preserve"> </w:t>
+      </w:r>
+      <w:r>
+        <w:t xml:space="preserve">the</w:t>
+      </w:r>
+      <w:r>
+        <w:t xml:space="preserve"> </w:t>
+      </w:r>
+      <w:r>
+        <w:t xml:space="preserve">intention</w:t>
+      </w:r>
+      <w:r>
+        <w:t xml:space="preserve"> </w:t>
+      </w:r>
+      <w:r>
+        <w:t xml:space="preserve">nor</w:t>
+      </w:r>
+      <w:r>
+        <w:t xml:space="preserve"> </w:t>
+      </w:r>
+      <w:r>
+        <w:t xml:space="preserve">the</w:t>
+      </w:r>
+      <w:r>
+        <w:t xml:space="preserve"> </w:t>
+      </w:r>
+      <w:r>
+        <w:t xml:space="preserve">capability</w:t>
+      </w:r>
+      <w:r>
+        <w:t xml:space="preserve"> </w:t>
+      </w:r>
+      <w:r>
+        <w:t xml:space="preserve">of</w:t>
+      </w:r>
+      <w:r>
+        <w:t xml:space="preserve"> </w:t>
+      </w:r>
+      <w:r>
+        <w:t xml:space="preserve">performing</w:t>
+      </w:r>
+      <w:r>
+        <w:t xml:space="preserve"> </w:t>
+      </w:r>
+      <w:r>
+        <w:t xml:space="preserve">under</w:t>
+      </w:r>
+      <w:r>
+        <w:t xml:space="preserve"> </w:t>
+      </w:r>
+      <w:r>
+        <w:t xml:space="preserve">the</w:t>
+      </w:r>
+      <w:r>
+        <w:t xml:space="preserve"> </w:t>
+      </w:r>
+      <w:r>
+        <w:t xml:space="preserve">Second</w:t>
+      </w:r>
+      <w:r>
+        <w:t xml:space="preserve"> </w:t>
+      </w:r>
+      <w:r>
+        <w:t xml:space="preserve">Agreement.</w:t>
       </w:r>
     </w:p>
     <w:p>
       <w:pPr>
-        <w:pStyle w:val="Numbered"/>
+        <w:tabs>
+          <w:tab w:val="left" w:pos="1296"/>
+        </w:tabs>
+        <w:spacing w:before="288" w:after="288" w:line="414" w:lineRule="exact"/>
+        <w:ind w:left="0" w:firstLine="720"/>
+        <w:jc w:val="left"/>
       </w:pPr>
       <w:r>
         <w:t xml:space="preserve">26.</w:t>
@@ -1054,12 +5006,89 @@
         <w:tab/>
       </w:r>
       <w:r>
-        <w:t xml:space="preserve">In short, Defendant never intended to fulfill his obligations under the Second Agreement.</w:t>
+        <w:t xml:space="preserve">In</w:t>
+      </w:r>
+      <w:r>
+        <w:t xml:space="preserve"> </w:t>
+      </w:r>
+      <w:r>
+        <w:t xml:space="preserve">short,</w:t>
+      </w:r>
+      <w:r>
+        <w:t xml:space="preserve"> </w:t>
+      </w:r>
+      <w:r>
+        <w:t xml:space="preserve">Defendant</w:t>
+      </w:r>
+      <w:r>
+        <w:t xml:space="preserve"> </w:t>
+      </w:r>
+      <w:r>
+        <w:t xml:space="preserve">never</w:t>
+      </w:r>
+      <w:r>
+        <w:t xml:space="preserve"> </w:t>
+      </w:r>
+      <w:r>
+        <w:t xml:space="preserve">intended</w:t>
+      </w:r>
+      <w:r>
+        <w:t xml:space="preserve"> </w:t>
+      </w:r>
+      <w:r>
+        <w:t xml:space="preserve">to</w:t>
+      </w:r>
+      <w:r>
+        <w:t xml:space="preserve"> </w:t>
+      </w:r>
+      <w:r>
+        <w:t xml:space="preserve">fulfill</w:t>
+      </w:r>
+      <w:r>
+        <w:t xml:space="preserve"> </w:t>
+      </w:r>
+      <w:r>
+        <w:t xml:space="preserve">his</w:t>
+      </w:r>
+      <w:r>
+        <w:t xml:space="preserve"> </w:t>
+      </w:r>
+      <w:r>
+        <w:t xml:space="preserve">obligations</w:t>
+      </w:r>
+      <w:r>
+        <w:t xml:space="preserve"> </w:t>
+      </w:r>
+      <w:r>
+        <w:t xml:space="preserve">under</w:t>
+      </w:r>
+      <w:r>
+        <w:t xml:space="preserve"> </w:t>
+      </w:r>
+      <w:r>
+        <w:t xml:space="preserve">the</w:t>
+      </w:r>
+      <w:r>
+        <w:t xml:space="preserve"> </w:t>
+      </w:r>
+      <w:r>
+        <w:t xml:space="preserve">Second</w:t>
+      </w:r>
+      <w:r>
+        <w:t xml:space="preserve"> </w:t>
+      </w:r>
+      <w:r>
+        <w:t xml:space="preserve">Agreement.</w:t>
       </w:r>
     </w:p>
     <w:p>
       <w:pPr>
-        <w:pStyle w:val="Numbered"/>
+        <w:tabs>
+          <w:tab w:val="left" w:pos="1296"/>
+        </w:tabs>
+        <w:spacing w:before="288" w:after="288" w:line="414" w:lineRule="exact"/>
+        <w:ind w:left="0" w:firstLine="720"/>
+        <w:jc w:val="left"/>
       </w:pPr>
       <w:r>
         <w:t xml:space="preserve">27.</w:t>
@@ -1068,12 +5097,107 @@
         <w:tab/>
       </w:r>
       <w:r>
-        <w:t xml:space="preserve">Defendant made these false representations with the intent to induce Plaintiff to invest capital with Defendant.</w:t>
+        <w:t xml:space="preserve">Defendant</w:t>
+      </w:r>
+      <w:r>
+        <w:t xml:space="preserve"> </w:t>
+      </w:r>
+      <w:r>
+        <w:t xml:space="preserve">made</w:t>
+      </w:r>
+      <w:r>
+        <w:t xml:space="preserve"> </w:t>
+      </w:r>
+      <w:r>
+        <w:t xml:space="preserve">these</w:t>
+      </w:r>
+      <w:r>
+        <w:t xml:space="preserve"> </w:t>
+      </w:r>
+      <w:r>
+        <w:t xml:space="preserve">false</w:t>
+      </w:r>
+      <w:r>
+        <w:t xml:space="preserve"> </w:t>
+      </w:r>
+      <w:r>
+        <w:t xml:space="preserve">representations</w:t>
+      </w:r>
+      <w:r>
+        <w:t xml:space="preserve"> </w:t>
+      </w:r>
+      <w:r>
+        <w:t xml:space="preserve">with</w:t>
+      </w:r>
+      <w:r>
+        <w:t xml:space="preserve"> </w:t>
+      </w:r>
+      <w:r>
+        <w:t xml:space="preserve">the</w:t>
+      </w:r>
+      <w:r>
+        <w:t xml:space="preserve"> </w:t>
+      </w:r>
+      <w:r>
+        <w:t xml:space="preserve">intent</w:t>
+      </w:r>
+      <w:r>
+        <w:t xml:space="preserve"> </w:t>
+      </w:r>
+      <w:r>
+        <w:t xml:space="preserve">to</w:t>
+      </w:r>
+      <w:r>
+        <w:t xml:space="preserve"> </w:t>
+      </w:r>
+      <w:r>
+        <w:t xml:space="preserve">induce</w:t>
+      </w:r>
+      <w:r>
+        <w:t xml:space="preserve"> </w:t>
+      </w:r>
+      <w:r>
+        <w:t xml:space="preserve">Plaintiff</w:t>
+      </w:r>
+      <w:r>
+        <w:t xml:space="preserve"> </w:t>
+      </w:r>
+      <w:r>
+        <w:t xml:space="preserve">to</w:t>
+      </w:r>
+      <w:r>
+        <w:t xml:space="preserve"> </w:t>
+      </w:r>
+      <w:r>
+        <w:t xml:space="preserve">invest</w:t>
+      </w:r>
+      <w:r>
+        <w:t xml:space="preserve"> </w:t>
+      </w:r>
+      <w:r>
+        <w:t xml:space="preserve">capital</w:t>
+      </w:r>
+      <w:r>
+        <w:t xml:space="preserve"> </w:t>
+      </w:r>
+      <w:r>
+        <w:t xml:space="preserve">with</w:t>
+      </w:r>
+      <w:r>
+        <w:t xml:space="preserve"> </w:t>
+      </w:r>
+      <w:r>
+        <w:t xml:space="preserve">Defendant.</w:t>
       </w:r>
     </w:p>
     <w:p>
       <w:pPr>
-        <w:pStyle w:val="Numbered"/>
+        <w:tabs>
+          <w:tab w:val="left" w:pos="1296"/>
+        </w:tabs>
+        <w:spacing w:before="288" w:after="288" w:line="414" w:lineRule="exact"/>
+        <w:ind w:left="0" w:firstLine="720"/>
+        <w:jc w:val="left"/>
       </w:pPr>
       <w:r>
         <w:t xml:space="preserve">28.</w:t>
@@ -1082,12 +5206,101 @@
         <w:tab/>
       </w:r>
       <w:r>
-        <w:t xml:space="preserve">Defendant’s misrepresentations described herein concerned material information upon which Plaintiff did in fact justifiably rely.</w:t>
+        <w:t xml:space="preserve">Defendant’s</w:t>
+      </w:r>
+      <w:r>
+        <w:t xml:space="preserve"> </w:t>
+      </w:r>
+      <w:r>
+        <w:t xml:space="preserve">misrepresentations</w:t>
+      </w:r>
+      <w:r>
+        <w:t xml:space="preserve"> </w:t>
+      </w:r>
+      <w:r>
+        <w:t xml:space="preserve">described</w:t>
+      </w:r>
+      <w:r>
+        <w:t xml:space="preserve"> </w:t>
+      </w:r>
+      <w:r>
+        <w:t xml:space="preserve">herein</w:t>
+      </w:r>
+      <w:r>
+        <w:t xml:space="preserve"> </w:t>
+      </w:r>
+      <w:r>
+        <w:t xml:space="preserve">concerned</w:t>
+      </w:r>
+      <w:r>
+        <w:t xml:space="preserve"> </w:t>
+      </w:r>
+      <w:r>
+        <w:t xml:space="preserve">material</w:t>
+      </w:r>
+      <w:r>
+        <w:t xml:space="preserve"> </w:t>
+      </w:r>
+      <w:r>
+        <w:t xml:space="preserve">information</w:t>
+      </w:r>
+      <w:r>
+        <w:t xml:space="preserve"> </w:t>
+      </w:r>
+      <w:r>
+        <w:t xml:space="preserve">upon</w:t>
+      </w:r>
+      <w:r>
+        <w:t xml:space="preserve"> </w:t>
+      </w:r>
+      <w:r>
+        <w:t xml:space="preserve">which</w:t>
+      </w:r>
+      <w:r>
+        <w:t xml:space="preserve"> </w:t>
+      </w:r>
+      <w:r>
+        <w:t xml:space="preserve">Plaintiff</w:t>
+      </w:r>
+      <w:r>
+        <w:t xml:space="preserve"> </w:t>
+      </w:r>
+      <w:r>
+        <w:t xml:space="preserve">did</w:t>
+      </w:r>
+      <w:r>
+        <w:t xml:space="preserve"> </w:t>
+      </w:r>
+      <w:r>
+        <w:t xml:space="preserve">in</w:t>
+      </w:r>
+      <w:r>
+        <w:t xml:space="preserve"> </w:t>
+      </w:r>
+      <w:r>
+        <w:t xml:space="preserve">fact</w:t>
+      </w:r>
+      <w:r>
+        <w:t xml:space="preserve"> </w:t>
+      </w:r>
+      <w:r>
+        <w:t xml:space="preserve">justifiably</w:t>
+      </w:r>
+      <w:r>
+        <w:t xml:space="preserve"> </w:t>
+      </w:r>
+      <w:r>
+        <w:t xml:space="preserve">rely.</w:t>
       </w:r>
     </w:p>
     <w:p>
       <w:pPr>
-        <w:pStyle w:val="Numbered"/>
+        <w:tabs>
+          <w:tab w:val="left" w:pos="1296"/>
+        </w:tabs>
+        <w:spacing w:before="288" w:after="288" w:line="414" w:lineRule="exact"/>
+        <w:ind w:left="0" w:firstLine="720"/>
+        <w:jc w:val="left"/>
       </w:pPr>
       <w:r>
         <w:t xml:space="preserve">29.</w:t>
@@ -1096,12 +5309,95 @@
         <w:tab/>
       </w:r>
       <w:r>
-        <w:t xml:space="preserve">Specifically, in reliance on the representations of Defendant, Plaintiff provided Defendant with the Investment.</w:t>
+        <w:t xml:space="preserve">Specifically,</w:t>
+      </w:r>
+      <w:r>
+        <w:t xml:space="preserve"> </w:t>
+      </w:r>
+      <w:r>
+        <w:t xml:space="preserve">in</w:t>
+      </w:r>
+      <w:r>
+        <w:t xml:space="preserve"> </w:t>
+      </w:r>
+      <w:r>
+        <w:t xml:space="preserve">reliance</w:t>
+      </w:r>
+      <w:r>
+        <w:t xml:space="preserve"> </w:t>
+      </w:r>
+      <w:r>
+        <w:t xml:space="preserve">on</w:t>
+      </w:r>
+      <w:r>
+        <w:t xml:space="preserve"> </w:t>
+      </w:r>
+      <w:r>
+        <w:t xml:space="preserve">the</w:t>
+      </w:r>
+      <w:r>
+        <w:t xml:space="preserve"> </w:t>
+      </w:r>
+      <w:r>
+        <w:t xml:space="preserve">representations</w:t>
+      </w:r>
+      <w:r>
+        <w:t xml:space="preserve"> </w:t>
+      </w:r>
+      <w:r>
+        <w:t xml:space="preserve">of</w:t>
+      </w:r>
+      <w:r>
+        <w:t xml:space="preserve"> </w:t>
+      </w:r>
+      <w:r>
+        <w:t xml:space="preserve">Defendant,</w:t>
+      </w:r>
+      <w:r>
+        <w:t xml:space="preserve"> </w:t>
+      </w:r>
+      <w:r>
+        <w:t xml:space="preserve">Plaintiff</w:t>
+      </w:r>
+      <w:r>
+        <w:t xml:space="preserve"> </w:t>
+      </w:r>
+      <w:r>
+        <w:t xml:space="preserve">provided</w:t>
+      </w:r>
+      <w:r>
+        <w:t xml:space="preserve"> </w:t>
+      </w:r>
+      <w:r>
+        <w:t xml:space="preserve">Defendant</w:t>
+      </w:r>
+      <w:r>
+        <w:t xml:space="preserve"> </w:t>
+      </w:r>
+      <w:r>
+        <w:t xml:space="preserve">with</w:t>
+      </w:r>
+      <w:r>
+        <w:t xml:space="preserve"> </w:t>
+      </w:r>
+      <w:r>
+        <w:t xml:space="preserve">the</w:t>
+      </w:r>
+      <w:r>
+        <w:t xml:space="preserve"> </w:t>
+      </w:r>
+      <w:r>
+        <w:t xml:space="preserve">Investment.</w:t>
       </w:r>
     </w:p>
     <w:p>
       <w:pPr>
-        <w:pStyle w:val="Numbered"/>
+        <w:tabs>
+          <w:tab w:val="left" w:pos="1296"/>
+        </w:tabs>
+        <w:spacing w:before="288" w:after="288" w:line="414" w:lineRule="exact"/>
+        <w:ind w:left="0" w:firstLine="720"/>
+        <w:jc w:val="left"/>
       </w:pPr>
       <w:r>
         <w:t xml:space="preserve">30.</w:t>
@@ -1110,12 +5406,95 @@
         <w:tab/>
       </w:r>
       <w:r>
-        <w:t xml:space="preserve">As such, the debt owed by Defendant to Plaintiff was a result of fraud.</w:t>
+        <w:t xml:space="preserve">As</w:t>
+      </w:r>
+      <w:r>
+        <w:t xml:space="preserve"> </w:t>
+      </w:r>
+      <w:r>
+        <w:t xml:space="preserve">such,</w:t>
+      </w:r>
+      <w:r>
+        <w:t xml:space="preserve"> </w:t>
+      </w:r>
+      <w:r>
+        <w:t xml:space="preserve">the</w:t>
+      </w:r>
+      <w:r>
+        <w:t xml:space="preserve"> </w:t>
+      </w:r>
+      <w:r>
+        <w:t xml:space="preserve">debt</w:t>
+      </w:r>
+      <w:r>
+        <w:t xml:space="preserve"> </w:t>
+      </w:r>
+      <w:r>
+        <w:t xml:space="preserve">owed</w:t>
+      </w:r>
+      <w:r>
+        <w:t xml:space="preserve"> </w:t>
+      </w:r>
+      <w:r>
+        <w:t xml:space="preserve">by</w:t>
+      </w:r>
+      <w:r>
+        <w:t xml:space="preserve"> </w:t>
+      </w:r>
+      <w:r>
+        <w:t xml:space="preserve">Defendant</w:t>
+      </w:r>
+      <w:r>
+        <w:t xml:space="preserve"> </w:t>
+      </w:r>
+      <w:r>
+        <w:t xml:space="preserve">to</w:t>
+      </w:r>
+      <w:r>
+        <w:t xml:space="preserve"> </w:t>
+      </w:r>
+      <w:r>
+        <w:t xml:space="preserve">Plaintiff</w:t>
+      </w:r>
+      <w:r>
+        <w:t xml:space="preserve"> </w:t>
+      </w:r>
+      <w:r>
+        <w:t xml:space="preserve">was</w:t>
+      </w:r>
+      <w:r>
+        <w:t xml:space="preserve"> </w:t>
+      </w:r>
+      <w:r>
+        <w:t xml:space="preserve">a</w:t>
+      </w:r>
+      <w:r>
+        <w:t xml:space="preserve"> </w:t>
+      </w:r>
+      <w:r>
+        <w:t xml:space="preserve">result</w:t>
+      </w:r>
+      <w:r>
+        <w:t xml:space="preserve"> </w:t>
+      </w:r>
+      <w:r>
+        <w:t xml:space="preserve">of</w:t>
+      </w:r>
+      <w:r>
+        <w:t xml:space="preserve"> </w:t>
+      </w:r>
+      <w:r>
+        <w:t xml:space="preserve">fraud.</w:t>
       </w:r>
     </w:p>
     <w:p>
       <w:pPr>
-        <w:pStyle w:val="Numbered"/>
+        <w:tabs>
+          <w:tab w:val="left" w:pos="1296"/>
+        </w:tabs>
+        <w:spacing w:before="288" w:after="288" w:line="414" w:lineRule="exact"/>
+        <w:ind w:left="0" w:firstLine="720"/>
+        <w:jc w:val="left"/>
       </w:pPr>
       <w:r>
         <w:t xml:space="preserve">31.</w:t>
@@ -1124,12 +5503,311 @@
         <w:tab/>
       </w:r>
       <w:r>
-        <w:t xml:space="preserve">Plaintiff filed a lawsuit against Defendant in the Superior Court of Thomas County, Gate Truckin Xpress LLC v. Lamar Deante Fletcher, et. al., SUCV2023000435, in which Plaintiff asserted claims for fraud, fraud by concealment, conspiracy to commit fraud by concealment, securities fraud, and conspiracy to commit securities fraud against Defendant.</w:t>
+        <w:t xml:space="preserve">Plaintiff</w:t>
+      </w:r>
+      <w:r>
+        <w:t xml:space="preserve"> </w:t>
+      </w:r>
+      <w:r>
+        <w:t xml:space="preserve">filed</w:t>
+      </w:r>
+      <w:r>
+        <w:t xml:space="preserve"> </w:t>
+      </w:r>
+      <w:r>
+        <w:t xml:space="preserve">a</w:t>
+      </w:r>
+      <w:r>
+        <w:t xml:space="preserve"> </w:t>
+      </w:r>
+      <w:r>
+        <w:t xml:space="preserve">lawsuit</w:t>
+      </w:r>
+      <w:r>
+        <w:t xml:space="preserve"> </w:t>
+      </w:r>
+      <w:r>
+        <w:t xml:space="preserve">against</w:t>
+      </w:r>
+      <w:r>
+        <w:t xml:space="preserve"> </w:t>
+      </w:r>
+      <w:r>
+        <w:t xml:space="preserve">Defendant</w:t>
+      </w:r>
+      <w:r>
+        <w:t xml:space="preserve"> </w:t>
+      </w:r>
+      <w:r>
+        <w:t xml:space="preserve">in</w:t>
+      </w:r>
+      <w:r>
+        <w:t xml:space="preserve"> </w:t>
+      </w:r>
+      <w:r>
+        <w:t xml:space="preserve">the</w:t>
+      </w:r>
+      <w:r>
+        <w:t xml:space="preserve"> </w:t>
+      </w:r>
+      <w:r>
+        <w:t xml:space="preserve">Superior</w:t>
+      </w:r>
+      <w:r>
+        <w:t xml:space="preserve"> </w:t>
+      </w:r>
+      <w:r>
+        <w:t xml:space="preserve">Court</w:t>
+      </w:r>
+      <w:r>
+        <w:t xml:space="preserve"> </w:t>
+      </w:r>
+      <w:r>
+        <w:t xml:space="preserve">of</w:t>
+      </w:r>
+      <w:r>
+        <w:t xml:space="preserve"> </w:t>
+      </w:r>
+      <w:r>
+        <w:t xml:space="preserve">Thomas</w:t>
+      </w:r>
+      <w:r>
+        <w:t xml:space="preserve"> </w:t>
+      </w:r>
+      <w:r>
+        <w:t xml:space="preserve">County,</w:t>
+      </w:r>
+      <w:r>
+        <w:t xml:space="preserve"> </w:t>
+      </w:r>
+      <w:r>
+        <w:t xml:space="preserve">Gate</w:t>
+      </w:r>
+      <w:r>
+        <w:t xml:space="preserve"> </w:t>
+      </w:r>
+      <w:r>
+        <w:t xml:space="preserve">Truckin</w:t>
+      </w:r>
+      <w:r>
+        <w:t xml:space="preserve"> </w:t>
+      </w:r>
+      <w:r>
+        <w:t xml:space="preserve">Xpress</w:t>
+      </w:r>
+      <w:r>
+        <w:t xml:space="preserve"> </w:t>
+      </w:r>
+      <w:r>
+        <w:t xml:space="preserve">LLC</w:t>
+      </w:r>
+      <w:r>
+        <w:t xml:space="preserve"> </w:t>
+      </w:r>
+      <w:r>
+        <w:t xml:space="preserve">v.</w:t>
+      </w:r>
+      <w:r>
+        <w:t xml:space="preserve"> </w:t>
+      </w:r>
+      <w:r>
+        <w:t xml:space="preserve">Lamar</w:t>
+      </w:r>
+      <w:r>
+        <w:t xml:space="preserve"> </w:t>
+      </w:r>
+      <w:r>
+        <w:t xml:space="preserve">Deante</w:t>
+      </w:r>
+      <w:r>
+        <w:t xml:space="preserve"> </w:t>
+      </w:r>
+      <w:r>
+        <w:t xml:space="preserve">Fletcher,</w:t>
+      </w:r>
+      <w:r>
+        <w:t xml:space="preserve"> </w:t>
+      </w:r>
+      <w:r>
+        <w:t xml:space="preserve">et.</w:t>
+      </w:r>
+      <w:r>
+        <w:t xml:space="preserve"> </w:t>
+      </w:r>
+      <w:r>
+        <w:t xml:space="preserve">al.,</w:t>
+      </w:r>
+      <w:r>
+        <w:t xml:space="preserve"> </w:t>
+      </w:r>
+      <w:r>
+        <w:t xml:space="preserve">SUCV2023000435,</w:t>
+      </w:r>
+      <w:r>
+        <w:t xml:space="preserve"> </w:t>
+      </w:r>
+      <w:r>
+        <w:t xml:space="preserve">in</w:t>
+      </w:r>
+      <w:r>
+        <w:t xml:space="preserve"> </w:t>
+      </w:r>
+      <w:r>
+        <w:t xml:space="preserve">which</w:t>
+      </w:r>
+      <w:r>
+        <w:t xml:space="preserve"> </w:t>
+      </w:r>
+      <w:r>
+        <w:t xml:space="preserve">Plaintiff</w:t>
+      </w:r>
+      <w:r>
+        <w:t xml:space="preserve"> </w:t>
+      </w:r>
+      <w:r>
+        <w:t xml:space="preserve">asserted</w:t>
+      </w:r>
+      <w:r>
+        <w:t xml:space="preserve"> </w:t>
+      </w:r>
+      <w:r>
+        <w:t xml:space="preserve">claims</w:t>
+      </w:r>
+      <w:r>
+        <w:t xml:space="preserve"> </w:t>
+      </w:r>
+      <w:r>
+        <w:t xml:space="preserve">for</w:t>
+      </w:r>
+      <w:r>
+        <w:t xml:space="preserve"> </w:t>
+      </w:r>
+      <w:r>
+        <w:t xml:space="preserve">fraud,</w:t>
+      </w:r>
+      <w:r>
+        <w:t xml:space="preserve"> </w:t>
+      </w:r>
+      <w:r>
+        <w:t xml:space="preserve">fraud</w:t>
+      </w:r>
+      <w:r>
+        <w:t xml:space="preserve"> </w:t>
+      </w:r>
+      <w:r>
+        <w:t xml:space="preserve">by</w:t>
+      </w:r>
+      <w:r>
+        <w:t xml:space="preserve"> </w:t>
+      </w:r>
+      <w:r>
+        <w:t xml:space="preserve">concealment,</w:t>
+      </w:r>
+      <w:r>
+        <w:t xml:space="preserve"> </w:t>
+      </w:r>
+      <w:r>
+        <w:t xml:space="preserve">conspiracy</w:t>
+      </w:r>
+      <w:r>
+        <w:t xml:space="preserve"> </w:t>
+      </w:r>
+      <w:r>
+        <w:t xml:space="preserve">to</w:t>
+      </w:r>
+      <w:r>
+        <w:t xml:space="preserve"> </w:t>
+      </w:r>
+      <w:r>
+        <w:t xml:space="preserve">commit</w:t>
+      </w:r>
+      <w:r>
+        <w:t xml:space="preserve"> </w:t>
+      </w:r>
+      <w:r>
+        <w:t xml:space="preserve">fraud</w:t>
+      </w:r>
+      <w:r>
+        <w:t xml:space="preserve"> </w:t>
+      </w:r>
+      <w:r>
+        <w:t xml:space="preserve">by</w:t>
+      </w:r>
+      <w:r>
+        <w:t xml:space="preserve"> </w:t>
+      </w:r>
+      <w:r>
+        <w:t xml:space="preserve">concealment,</w:t>
+      </w:r>
+      <w:r>
+        <w:t xml:space="preserve"> </w:t>
+      </w:r>
+      <w:r>
+        <w:t xml:space="preserve">securities</w:t>
+      </w:r>
+      <w:r>
+        <w:t xml:space="preserve"> </w:t>
+      </w:r>
+      <w:r>
+        <w:t xml:space="preserve">fraud,</w:t>
+      </w:r>
+      <w:r>
+        <w:t xml:space="preserve"> </w:t>
+      </w:r>
+      <w:r>
+        <w:t xml:space="preserve">and</w:t>
+      </w:r>
+      <w:r>
+        <w:t xml:space="preserve"> </w:t>
+      </w:r>
+      <w:r>
+        <w:t xml:space="preserve">conspiracy</w:t>
+      </w:r>
+      <w:r>
+        <w:t xml:space="preserve"> </w:t>
+      </w:r>
+      <w:r>
+        <w:t xml:space="preserve">to</w:t>
+      </w:r>
+      <w:r>
+        <w:t xml:space="preserve"> </w:t>
+      </w:r>
+      <w:r>
+        <w:t xml:space="preserve">commit</w:t>
+      </w:r>
+      <w:r>
+        <w:t xml:space="preserve"> </w:t>
+      </w:r>
+      <w:r>
+        <w:t xml:space="preserve">securities</w:t>
+      </w:r>
+      <w:r>
+        <w:t xml:space="preserve"> </w:t>
+      </w:r>
+      <w:r>
+        <w:t xml:space="preserve">fraud</w:t>
+      </w:r>
+      <w:r>
+        <w:t xml:space="preserve"> </w:t>
+      </w:r>
+      <w:r>
+        <w:t xml:space="preserve">against</w:t>
+      </w:r>
+      <w:r>
+        <w:t xml:space="preserve"> </w:t>
+      </w:r>
+      <w:r>
+        <w:t xml:space="preserve">Defendant.</w:t>
       </w:r>
     </w:p>
     <w:p>
       <w:pPr>
-        <w:pStyle w:val="Numbered"/>
+        <w:tabs>
+          <w:tab w:val="left" w:pos="1296"/>
+        </w:tabs>
+        <w:spacing w:before="288" w:after="288" w:line="414" w:lineRule="exact"/>
+        <w:ind w:left="0" w:firstLine="720"/>
+        <w:jc w:val="left"/>
       </w:pPr>
       <w:r>
         <w:t xml:space="preserve">32.</w:t>
@@ -1138,12 +5816,263 @@
         <w:tab/>
       </w:r>
       <w:r>
-        <w:t xml:space="preserve">In an effort to resolve the above-referenced lawsuit, Plaintiff and Defendant entered into a settlement agreement which was signed under seal by Defendant on May 16, 2024 (the “Settlement Agreement.” A copy of the Settlement Agreement is attached hereto as Exhibit B.</w:t>
+        <w:t xml:space="preserve">In</w:t>
+      </w:r>
+      <w:r>
+        <w:t xml:space="preserve"> </w:t>
+      </w:r>
+      <w:r>
+        <w:t xml:space="preserve">an</w:t>
+      </w:r>
+      <w:r>
+        <w:t xml:space="preserve"> </w:t>
+      </w:r>
+      <w:r>
+        <w:t xml:space="preserve">effort</w:t>
+      </w:r>
+      <w:r>
+        <w:t xml:space="preserve"> </w:t>
+      </w:r>
+      <w:r>
+        <w:t xml:space="preserve">to</w:t>
+      </w:r>
+      <w:r>
+        <w:t xml:space="preserve"> </w:t>
+      </w:r>
+      <w:r>
+        <w:t xml:space="preserve">resolve</w:t>
+      </w:r>
+      <w:r>
+        <w:t xml:space="preserve"> </w:t>
+      </w:r>
+      <w:r>
+        <w:t xml:space="preserve">the</w:t>
+      </w:r>
+      <w:r>
+        <w:t xml:space="preserve"> </w:t>
+      </w:r>
+      <w:r>
+        <w:t xml:space="preserve">above-referenced</w:t>
+      </w:r>
+      <w:r>
+        <w:t xml:space="preserve"> </w:t>
+      </w:r>
+      <w:r>
+        <w:t xml:space="preserve">lawsuit,</w:t>
+      </w:r>
+      <w:r>
+        <w:t xml:space="preserve"> </w:t>
+      </w:r>
+      <w:r>
+        <w:t xml:space="preserve">Plaintiff</w:t>
+      </w:r>
+      <w:r>
+        <w:t xml:space="preserve"> </w:t>
+      </w:r>
+      <w:r>
+        <w:t xml:space="preserve">and</w:t>
+      </w:r>
+      <w:r>
+        <w:t xml:space="preserve"> </w:t>
+      </w:r>
+      <w:r>
+        <w:t xml:space="preserve">Defendant</w:t>
+      </w:r>
+      <w:r>
+        <w:t xml:space="preserve"> </w:t>
+      </w:r>
+      <w:r>
+        <w:t xml:space="preserve">entered</w:t>
+      </w:r>
+      <w:r>
+        <w:t xml:space="preserve"> </w:t>
+      </w:r>
+      <w:r>
+        <w:t xml:space="preserve">into</w:t>
+      </w:r>
+      <w:r>
+        <w:t xml:space="preserve"> </w:t>
+      </w:r>
+      <w:r>
+        <w:t xml:space="preserve">a</w:t>
+      </w:r>
+      <w:r>
+        <w:t xml:space="preserve"> </w:t>
+      </w:r>
+      <w:r>
+        <w:t xml:space="preserve">settlement</w:t>
+      </w:r>
+      <w:r>
+        <w:t xml:space="preserve"> </w:t>
+      </w:r>
+      <w:r>
+        <w:t xml:space="preserve">agreement</w:t>
+      </w:r>
+      <w:r>
+        <w:t xml:space="preserve"> </w:t>
+      </w:r>
+      <w:r>
+        <w:t xml:space="preserve">which</w:t>
+      </w:r>
+      <w:r>
+        <w:t xml:space="preserve"> </w:t>
+      </w:r>
+      <w:r>
+        <w:t xml:space="preserve">was</w:t>
+      </w:r>
+      <w:r>
+        <w:t xml:space="preserve"> </w:t>
+      </w:r>
+      <w:r>
+        <w:t xml:space="preserve">signed</w:t>
+      </w:r>
+      <w:r>
+        <w:t xml:space="preserve"> </w:t>
+      </w:r>
+      <w:r>
+        <w:t xml:space="preserve">under</w:t>
+      </w:r>
+      <w:r>
+        <w:t xml:space="preserve"> </w:t>
+      </w:r>
+      <w:r>
+        <w:t xml:space="preserve">seal</w:t>
+      </w:r>
+      <w:r>
+        <w:t xml:space="preserve"> </w:t>
+      </w:r>
+      <w:r>
+        <w:t xml:space="preserve">by</w:t>
+      </w:r>
+      <w:r>
+        <w:t xml:space="preserve"> </w:t>
+      </w:r>
+      <w:r>
+        <w:t xml:space="preserve">Defendant</w:t>
+      </w:r>
+      <w:r>
+        <w:t xml:space="preserve"> </w:t>
+      </w:r>
+      <w:r>
+        <w:t xml:space="preserve">on</w:t>
+      </w:r>
+      <w:r>
+        <w:t xml:space="preserve"> </w:t>
+      </w:r>
+      <w:r>
+        <w:t xml:space="preserve">May</w:t>
+      </w:r>
+      <w:r>
+        <w:t xml:space="preserve"> </w:t>
+      </w:r>
+      <w:r>
+        <w:t xml:space="preserve">16,</w:t>
+      </w:r>
+      <w:r>
+        <w:t xml:space="preserve"> </w:t>
+      </w:r>
+      <w:r>
+        <w:t xml:space="preserve">2024</w:t>
+      </w:r>
+      <w:r>
+        <w:t xml:space="preserve"> </w:t>
+      </w:r>
+      <w:r>
+        <w:t xml:space="preserve">(the</w:t>
+      </w:r>
+      <w:r>
+        <w:t xml:space="preserve"> </w:t>
+      </w:r>
+      <w:r>
+        <w:t xml:space="preserve">“Settlement</w:t>
+      </w:r>
+      <w:r>
+        <w:t xml:space="preserve"> </w:t>
+      </w:r>
+      <w:r>
+        <w:t xml:space="preserve">Agreement.”</w:t>
+      </w:r>
+      <w:r>
+        <w:t xml:space="preserve"> </w:t>
+      </w:r>
+      <w:r>
+        <w:t xml:space="preserve">A</w:t>
+      </w:r>
+      <w:r>
+        <w:t xml:space="preserve"> </w:t>
+      </w:r>
+      <w:r>
+        <w:t xml:space="preserve">copy</w:t>
+      </w:r>
+      <w:r>
+        <w:t xml:space="preserve"> </w:t>
+      </w:r>
+      <w:r>
+        <w:t xml:space="preserve">of</w:t>
+      </w:r>
+      <w:r>
+        <w:t xml:space="preserve"> </w:t>
+      </w:r>
+      <w:r>
+        <w:t xml:space="preserve">the</w:t>
+      </w:r>
+      <w:r>
+        <w:t xml:space="preserve"> </w:t>
+      </w:r>
+      <w:r>
+        <w:t xml:space="preserve">Settlement</w:t>
+      </w:r>
+      <w:r>
+        <w:t xml:space="preserve"> </w:t>
+      </w:r>
+      <w:r>
+        <w:t xml:space="preserve">Agreement</w:t>
+      </w:r>
+      <w:r>
+        <w:t xml:space="preserve"> </w:t>
+      </w:r>
+      <w:r>
+        <w:t xml:space="preserve">is</w:t>
+      </w:r>
+      <w:r>
+        <w:t xml:space="preserve"> </w:t>
+      </w:r>
+      <w:r>
+        <w:t xml:space="preserve">attached</w:t>
+      </w:r>
+      <w:r>
+        <w:t xml:space="preserve"> </w:t>
+      </w:r>
+      <w:r>
+        <w:t xml:space="preserve">hereto</w:t>
+      </w:r>
+      <w:r>
+        <w:t xml:space="preserve"> </w:t>
+      </w:r>
+      <w:r>
+        <w:t xml:space="preserve">as</w:t>
+      </w:r>
+      <w:r>
+        <w:t xml:space="preserve"> </w:t>
+      </w:r>
+      <w:r>
+        <w:t xml:space="preserve">Exhibit</w:t>
+      </w:r>
+      <w:r>
+        <w:t xml:space="preserve"> </w:t>
+      </w:r>
+      <w:r>
+        <w:t xml:space="preserve">B.</w:t>
       </w:r>
     </w:p>
     <w:p>
       <w:pPr>
-        <w:pStyle w:val="Numbered"/>
+        <w:tabs>
+          <w:tab w:val="left" w:pos="1296"/>
+        </w:tabs>
+        <w:spacing w:before="288" w:after="288" w:line="414" w:lineRule="exact"/>
+        <w:ind w:left="0" w:firstLine="720"/>
+        <w:jc w:val="left"/>
       </w:pPr>
       <w:r>
         <w:t xml:space="preserve">33.</w:t>
@@ -1152,12 +6081,269 @@
         <w:tab/>
       </w:r>
       <w:r>
-        <w:t xml:space="preserve">Paragraph I of Section 1 of the Settlement Agreement states as follows: “Thus, [Plaintiff has], among other things, committed breach of contract and fraud and [is] jointly and severally liable to [Plaintiff] for damages arising . . . therefrom.” (Exhibit A, p. 1.)</w:t>
+        <w:t xml:space="preserve">Paragraph</w:t>
+      </w:r>
+      <w:r>
+        <w:t xml:space="preserve"> </w:t>
+      </w:r>
+      <w:r>
+        <w:t xml:space="preserve">I</w:t>
+      </w:r>
+      <w:r>
+        <w:t xml:space="preserve"> </w:t>
+      </w:r>
+      <w:r>
+        <w:t xml:space="preserve">of</w:t>
+      </w:r>
+      <w:r>
+        <w:t xml:space="preserve"> </w:t>
+      </w:r>
+      <w:r>
+        <w:t xml:space="preserve">Section</w:t>
+      </w:r>
+      <w:r>
+        <w:t xml:space="preserve"> </w:t>
+      </w:r>
+      <w:r>
+        <w:t xml:space="preserve">1</w:t>
+      </w:r>
+      <w:r>
+        <w:t xml:space="preserve"> </w:t>
+      </w:r>
+      <w:r>
+        <w:t xml:space="preserve">of</w:t>
+      </w:r>
+      <w:r>
+        <w:t xml:space="preserve"> </w:t>
+      </w:r>
+      <w:r>
+        <w:t xml:space="preserve">the</w:t>
+      </w:r>
+      <w:r>
+        <w:t xml:space="preserve"> </w:t>
+      </w:r>
+      <w:r>
+        <w:t xml:space="preserve">Settlement</w:t>
+      </w:r>
+      <w:r>
+        <w:t xml:space="preserve"> </w:t>
+      </w:r>
+      <w:r>
+        <w:t xml:space="preserve">Agreement</w:t>
+      </w:r>
+      <w:r>
+        <w:t xml:space="preserve"> </w:t>
+      </w:r>
+      <w:r>
+        <w:t xml:space="preserve">states</w:t>
+      </w:r>
+      <w:r>
+        <w:t xml:space="preserve"> </w:t>
+      </w:r>
+      <w:r>
+        <w:t xml:space="preserve">as</w:t>
+      </w:r>
+      <w:r>
+        <w:t xml:space="preserve"> </w:t>
+      </w:r>
+      <w:r>
+        <w:t xml:space="preserve">follows:</w:t>
+      </w:r>
+      <w:r>
+        <w:t xml:space="preserve"> </w:t>
+      </w:r>
+      <w:r>
+        <w:t xml:space="preserve">“Thus,</w:t>
+      </w:r>
+      <w:r>
+        <w:t xml:space="preserve"> </w:t>
+      </w:r>
+      <w:r>
+        <w:t xml:space="preserve">[Plaintiff</w:t>
+      </w:r>
+      <w:r>
+        <w:t xml:space="preserve"> </w:t>
+      </w:r>
+      <w:r>
+        <w:t xml:space="preserve">has],</w:t>
+      </w:r>
+      <w:r>
+        <w:t xml:space="preserve"> </w:t>
+      </w:r>
+      <w:r>
+        <w:t xml:space="preserve">among</w:t>
+      </w:r>
+      <w:r>
+        <w:t xml:space="preserve"> </w:t>
+      </w:r>
+      <w:r>
+        <w:t xml:space="preserve">other</w:t>
+      </w:r>
+      <w:r>
+        <w:t xml:space="preserve"> </w:t>
+      </w:r>
+      <w:r>
+        <w:t xml:space="preserve">things,</w:t>
+      </w:r>
+      <w:r>
+        <w:t xml:space="preserve"> </w:t>
+      </w:r>
+      <w:r>
+        <w:t xml:space="preserve">committed</w:t>
+      </w:r>
+      <w:r>
+        <w:t xml:space="preserve"> </w:t>
+      </w:r>
+      <w:r>
+        <w:t xml:space="preserve">breach</w:t>
+      </w:r>
+      <w:r>
+        <w:t xml:space="preserve"> </w:t>
+      </w:r>
+      <w:r>
+        <w:t xml:space="preserve">of</w:t>
+      </w:r>
+      <w:r>
+        <w:t xml:space="preserve"> </w:t>
+      </w:r>
+      <w:r>
+        <w:t xml:space="preserve">contract</w:t>
+      </w:r>
+      <w:r>
+        <w:t xml:space="preserve"> </w:t>
+      </w:r>
+      <w:r>
+        <w:t xml:space="preserve">and</w:t>
+      </w:r>
+      <w:r>
+        <w:t xml:space="preserve"> </w:t>
+      </w:r>
+      <w:r>
+        <w:t xml:space="preserve">fraud</w:t>
+      </w:r>
+      <w:r>
+        <w:t xml:space="preserve"> </w:t>
+      </w:r>
+      <w:r>
+        <w:t xml:space="preserve">and</w:t>
+      </w:r>
+      <w:r>
+        <w:t xml:space="preserve"> </w:t>
+      </w:r>
+      <w:r>
+        <w:t xml:space="preserve">[is]</w:t>
+      </w:r>
+      <w:r>
+        <w:t xml:space="preserve"> </w:t>
+      </w:r>
+      <w:r>
+        <w:t xml:space="preserve">jointly</w:t>
+      </w:r>
+      <w:r>
+        <w:t xml:space="preserve"> </w:t>
+      </w:r>
+      <w:r>
+        <w:t xml:space="preserve">and</w:t>
+      </w:r>
+      <w:r>
+        <w:t xml:space="preserve"> </w:t>
+      </w:r>
+      <w:r>
+        <w:t xml:space="preserve">severally</w:t>
+      </w:r>
+      <w:r>
+        <w:t xml:space="preserve"> </w:t>
+      </w:r>
+      <w:r>
+        <w:t xml:space="preserve">liable</w:t>
+      </w:r>
+      <w:r>
+        <w:t xml:space="preserve"> </w:t>
+      </w:r>
+      <w:r>
+        <w:t xml:space="preserve">to</w:t>
+      </w:r>
+      <w:r>
+        <w:t xml:space="preserve"> </w:t>
+      </w:r>
+      <w:r>
+        <w:t xml:space="preserve">[Plaintiff]</w:t>
+      </w:r>
+      <w:r>
+        <w:t xml:space="preserve"> </w:t>
+      </w:r>
+      <w:r>
+        <w:t xml:space="preserve">for</w:t>
+      </w:r>
+      <w:r>
+        <w:t xml:space="preserve"> </w:t>
+      </w:r>
+      <w:r>
+        <w:t xml:space="preserve">damages</w:t>
+      </w:r>
+      <w:r>
+        <w:t xml:space="preserve"> </w:t>
+      </w:r>
+      <w:r>
+        <w:t xml:space="preserve">arising</w:t>
+      </w:r>
+      <w:r>
+        <w:t xml:space="preserve"> </w:t>
+      </w:r>
+      <w:r>
+        <w:t xml:space="preserve">.</w:t>
+      </w:r>
+      <w:r>
+        <w:t xml:space="preserve"> </w:t>
+      </w:r>
+      <w:r>
+        <w:t xml:space="preserve">.</w:t>
+      </w:r>
+      <w:r>
+        <w:t xml:space="preserve"> </w:t>
+      </w:r>
+      <w:r>
+        <w:t xml:space="preserve">.</w:t>
+      </w:r>
+      <w:r>
+        <w:t xml:space="preserve"> </w:t>
+      </w:r>
+      <w:r>
+        <w:t xml:space="preserve">therefrom.”</w:t>
+      </w:r>
+      <w:r>
+        <w:t xml:space="preserve"> </w:t>
+      </w:r>
+      <w:r>
+        <w:t xml:space="preserve">(Exhibit</w:t>
+      </w:r>
+      <w:r>
+        <w:t xml:space="preserve"> </w:t>
+      </w:r>
+      <w:r>
+        <w:t xml:space="preserve">A,</w:t>
+      </w:r>
+      <w:r>
+        <w:t xml:space="preserve"> </w:t>
+      </w:r>
+      <w:r>
+        <w:t xml:space="preserve">p.</w:t>
+      </w:r>
+      <w:r>
+        <w:t xml:space="preserve"> </w:t>
+      </w:r>
+      <w:r>
+        <w:t xml:space="preserve">1.)</w:t>
       </w:r>
     </w:p>
     <w:p>
       <w:pPr>
-        <w:pStyle w:val="Numbered"/>
+        <w:tabs>
+          <w:tab w:val="left" w:pos="1296"/>
+        </w:tabs>
+        <w:spacing w:before="288" w:after="288" w:line="414" w:lineRule="exact"/>
+        <w:ind w:left="0" w:firstLine="720"/>
+        <w:jc w:val="left"/>
       </w:pPr>
       <w:r>
         <w:t xml:space="preserve">34.</w:t>
@@ -1166,12 +6352,143 @@
         <w:tab/>
       </w:r>
       <w:r>
-        <w:t xml:space="preserve">Accordingly, Defendant has admitted that his actions constitute fraud and that the debt owed by Defendant to Plaintiff arose from that fraud.</w:t>
+        <w:t xml:space="preserve">Accordingly,</w:t>
+      </w:r>
+      <w:r>
+        <w:t xml:space="preserve"> </w:t>
+      </w:r>
+      <w:r>
+        <w:t xml:space="preserve">Defendant</w:t>
+      </w:r>
+      <w:r>
+        <w:t xml:space="preserve"> </w:t>
+      </w:r>
+      <w:r>
+        <w:t xml:space="preserve">has</w:t>
+      </w:r>
+      <w:r>
+        <w:t xml:space="preserve"> </w:t>
+      </w:r>
+      <w:r>
+        <w:t xml:space="preserve">admitted</w:t>
+      </w:r>
+      <w:r>
+        <w:t xml:space="preserve"> </w:t>
+      </w:r>
+      <w:r>
+        <w:t xml:space="preserve">that</w:t>
+      </w:r>
+      <w:r>
+        <w:t xml:space="preserve"> </w:t>
+      </w:r>
+      <w:r>
+        <w:t xml:space="preserve">his</w:t>
+      </w:r>
+      <w:r>
+        <w:t xml:space="preserve"> </w:t>
+      </w:r>
+      <w:r>
+        <w:t xml:space="preserve">actions</w:t>
+      </w:r>
+      <w:r>
+        <w:t xml:space="preserve"> </w:t>
+      </w:r>
+      <w:r>
+        <w:t xml:space="preserve">constitute</w:t>
+      </w:r>
+      <w:r>
+        <w:t xml:space="preserve"> </w:t>
+      </w:r>
+      <w:r>
+        <w:t xml:space="preserve">fraud</w:t>
+      </w:r>
+      <w:r>
+        <w:t xml:space="preserve"> </w:t>
+      </w:r>
+      <w:r>
+        <w:t xml:space="preserve">and</w:t>
+      </w:r>
+      <w:r>
+        <w:t xml:space="preserve"> </w:t>
+      </w:r>
+      <w:r>
+        <w:t xml:space="preserve">that</w:t>
+      </w:r>
+      <w:r>
+        <w:t xml:space="preserve"> </w:t>
+      </w:r>
+      <w:r>
+        <w:t xml:space="preserve">the</w:t>
+      </w:r>
+      <w:r>
+        <w:t xml:space="preserve"> </w:t>
+      </w:r>
+      <w:r>
+        <w:t xml:space="preserve">debt</w:t>
+      </w:r>
+      <w:r>
+        <w:t xml:space="preserve"> </w:t>
+      </w:r>
+      <w:r>
+        <w:t xml:space="preserve">owed</w:t>
+      </w:r>
+      <w:r>
+        <w:t xml:space="preserve"> </w:t>
+      </w:r>
+      <w:r>
+        <w:t xml:space="preserve">by</w:t>
+      </w:r>
+      <w:r>
+        <w:t xml:space="preserve"> </w:t>
+      </w:r>
+      <w:r>
+        <w:t xml:space="preserve">Defendant</w:t>
+      </w:r>
+      <w:r>
+        <w:t xml:space="preserve"> </w:t>
+      </w:r>
+      <w:r>
+        <w:t xml:space="preserve">to</w:t>
+      </w:r>
+      <w:r>
+        <w:t xml:space="preserve"> </w:t>
+      </w:r>
+      <w:r>
+        <w:t xml:space="preserve">Plaintiff</w:t>
+      </w:r>
+      <w:r>
+        <w:t xml:space="preserve"> </w:t>
+      </w:r>
+      <w:r>
+        <w:t xml:space="preserve">arose</w:t>
+      </w:r>
+      <w:r>
+        <w:t xml:space="preserve"> </w:t>
+      </w:r>
+      <w:r>
+        <w:t xml:space="preserve">from</w:t>
+      </w:r>
+      <w:r>
+        <w:t xml:space="preserve"> </w:t>
+      </w:r>
+      <w:r>
+        <w:t xml:space="preserve">that</w:t>
+      </w:r>
+      <w:r>
+        <w:t xml:space="preserve"> </w:t>
+      </w:r>
+      <w:r>
+        <w:t xml:space="preserve">fraud.</w:t>
       </w:r>
     </w:p>
     <w:p>
       <w:pPr>
-        <w:pStyle w:val="Numbered"/>
+        <w:tabs>
+          <w:tab w:val="left" w:pos="1296"/>
+        </w:tabs>
+        <w:spacing w:before="288" w:after="288" w:line="414" w:lineRule="exact"/>
+        <w:ind w:left="0" w:firstLine="720"/>
+        <w:jc w:val="left"/>
       </w:pPr>
       <w:r>
         <w:t xml:space="preserve">35.</w:t>
@@ -1180,12 +6497,167 @@
         <w:tab/>
       </w:r>
       <w:r>
-        <w:t xml:space="preserve">In addition, the Settlement Agreement required that Defendant pay Plaintiff a total of $150,000 by December 20, 2024, and Defendant has failed to pay this amount.</w:t>
+        <w:t xml:space="preserve">In</w:t>
+      </w:r>
+      <w:r>
+        <w:t xml:space="preserve"> </w:t>
+      </w:r>
+      <w:r>
+        <w:t xml:space="preserve">addition,</w:t>
+      </w:r>
+      <w:r>
+        <w:t xml:space="preserve"> </w:t>
+      </w:r>
+      <w:r>
+        <w:t xml:space="preserve">the</w:t>
+      </w:r>
+      <w:r>
+        <w:t xml:space="preserve"> </w:t>
+      </w:r>
+      <w:r>
+        <w:t xml:space="preserve">Settlement</w:t>
+      </w:r>
+      <w:r>
+        <w:t xml:space="preserve"> </w:t>
+      </w:r>
+      <w:r>
+        <w:t xml:space="preserve">Agreement</w:t>
+      </w:r>
+      <w:r>
+        <w:t xml:space="preserve"> </w:t>
+      </w:r>
+      <w:r>
+        <w:t xml:space="preserve">required</w:t>
+      </w:r>
+      <w:r>
+        <w:t xml:space="preserve"> </w:t>
+      </w:r>
+      <w:r>
+        <w:t xml:space="preserve">that</w:t>
+      </w:r>
+      <w:r>
+        <w:t xml:space="preserve"> </w:t>
+      </w:r>
+      <w:r>
+        <w:t xml:space="preserve">Defendant</w:t>
+      </w:r>
+      <w:r>
+        <w:t xml:space="preserve"> </w:t>
+      </w:r>
+      <w:r>
+        <w:t xml:space="preserve">pay</w:t>
+      </w:r>
+      <w:r>
+        <w:t xml:space="preserve"> </w:t>
+      </w:r>
+      <w:r>
+        <w:t xml:space="preserve">Plaintiff</w:t>
+      </w:r>
+      <w:r>
+        <w:t xml:space="preserve"> </w:t>
+      </w:r>
+      <w:r>
+        <w:t xml:space="preserve">a</w:t>
+      </w:r>
+      <w:r>
+        <w:t xml:space="preserve"> </w:t>
+      </w:r>
+      <w:r>
+        <w:t xml:space="preserve">total</w:t>
+      </w:r>
+      <w:r>
+        <w:t xml:space="preserve"> </w:t>
+      </w:r>
+      <w:r>
+        <w:t xml:space="preserve">of</w:t>
+      </w:r>
+      <w:r>
+        <w:t xml:space="preserve"> </w:t>
+      </w:r>
+      <w:r>
+        <w:t xml:space="preserve">$150,000</w:t>
+      </w:r>
+      <w:r>
+        <w:t xml:space="preserve"> </w:t>
+      </w:r>
+      <w:r>
+        <w:t xml:space="preserve">by</w:t>
+      </w:r>
+      <w:r>
+        <w:t xml:space="preserve"> </w:t>
+      </w:r>
+      <w:r>
+        <w:t xml:space="preserve">December</w:t>
+      </w:r>
+      <w:r>
+        <w:t xml:space="preserve"> </w:t>
+      </w:r>
+      <w:r>
+        <w:t xml:space="preserve">20,</w:t>
+      </w:r>
+      <w:r>
+        <w:t xml:space="preserve"> </w:t>
+      </w:r>
+      <w:r>
+        <w:t xml:space="preserve">2024,</w:t>
+      </w:r>
+      <w:r>
+        <w:t xml:space="preserve"> </w:t>
+      </w:r>
+      <w:r>
+        <w:t xml:space="preserve">and</w:t>
+      </w:r>
+      <w:r>
+        <w:t xml:space="preserve"> </w:t>
+      </w:r>
+      <w:r>
+        <w:t xml:space="preserve">Defendant</w:t>
+      </w:r>
+      <w:r>
+        <w:t xml:space="preserve"> </w:t>
+      </w:r>
+      <w:r>
+        <w:t xml:space="preserve">has</w:t>
+      </w:r>
+      <w:r>
+        <w:t xml:space="preserve"> </w:t>
+      </w:r>
+      <w:r>
+        <w:t xml:space="preserve">failed</w:t>
+      </w:r>
+      <w:r>
+        <w:t xml:space="preserve"> </w:t>
+      </w:r>
+      <w:r>
+        <w:t xml:space="preserve">to</w:t>
+      </w:r>
+      <w:r>
+        <w:t xml:space="preserve"> </w:t>
+      </w:r>
+      <w:r>
+        <w:t xml:space="preserve">pay</w:t>
+      </w:r>
+      <w:r>
+        <w:t xml:space="preserve"> </w:t>
+      </w:r>
+      <w:r>
+        <w:t xml:space="preserve">this</w:t>
+      </w:r>
+      <w:r>
+        <w:t xml:space="preserve"> </w:t>
+      </w:r>
+      <w:r>
+        <w:t xml:space="preserve">amount.</w:t>
       </w:r>
     </w:p>
     <w:p>
       <w:pPr>
-        <w:pStyle w:val="Numbered"/>
+        <w:tabs>
+          <w:tab w:val="left" w:pos="1296"/>
+        </w:tabs>
+        <w:spacing w:before="288" w:after="288" w:line="414" w:lineRule="exact"/>
+        <w:ind w:left="0" w:firstLine="720"/>
+        <w:jc w:val="left"/>
       </w:pPr>
       <w:r>
         <w:t xml:space="preserve">36.</w:t>
@@ -1194,12 +6666,113 @@
         <w:tab/>
       </w:r>
       <w:r>
-        <w:t xml:space="preserve">As of the date of this filing, Defendant owes $135,900 under the terms of the Settlement Agreement.</w:t>
+        <w:t xml:space="preserve">As</w:t>
+      </w:r>
+      <w:r>
+        <w:t xml:space="preserve"> </w:t>
+      </w:r>
+      <w:r>
+        <w:t xml:space="preserve">of</w:t>
+      </w:r>
+      <w:r>
+        <w:t xml:space="preserve"> </w:t>
+      </w:r>
+      <w:r>
+        <w:t xml:space="preserve">the</w:t>
+      </w:r>
+      <w:r>
+        <w:t xml:space="preserve"> </w:t>
+      </w:r>
+      <w:r>
+        <w:t xml:space="preserve">date</w:t>
+      </w:r>
+      <w:r>
+        <w:t xml:space="preserve"> </w:t>
+      </w:r>
+      <w:r>
+        <w:t xml:space="preserve">of</w:t>
+      </w:r>
+      <w:r>
+        <w:t xml:space="preserve"> </w:t>
+      </w:r>
+      <w:r>
+        <w:t xml:space="preserve">this</w:t>
+      </w:r>
+      <w:r>
+        <w:t xml:space="preserve"> </w:t>
+      </w:r>
+      <w:r>
+        <w:t xml:space="preserve">filing,</w:t>
+      </w:r>
+      <w:r>
+        <w:t xml:space="preserve"> </w:t>
+      </w:r>
+      <w:r>
+        <w:t xml:space="preserve">Defendant</w:t>
+      </w:r>
+      <w:r>
+        <w:t xml:space="preserve"> </w:t>
+      </w:r>
+      <w:r>
+        <w:t xml:space="preserve">owes</w:t>
+      </w:r>
+      <w:r>
+        <w:t xml:space="preserve"> </w:t>
+      </w:r>
+      <w:r>
+        <w:t xml:space="preserve">$135,900</w:t>
+      </w:r>
+      <w:r>
+        <w:t xml:space="preserve"> </w:t>
+      </w:r>
+      <w:r>
+        <w:t xml:space="preserve">under</w:t>
+      </w:r>
+      <w:r>
+        <w:t xml:space="preserve"> </w:t>
+      </w:r>
+      <w:r>
+        <w:t xml:space="preserve">the</w:t>
+      </w:r>
+      <w:r>
+        <w:t xml:space="preserve"> </w:t>
+      </w:r>
+      <w:r>
+        <w:t xml:space="preserve">terms</w:t>
+      </w:r>
+      <w:r>
+        <w:t xml:space="preserve"> </w:t>
+      </w:r>
+      <w:r>
+        <w:t xml:space="preserve">of</w:t>
+      </w:r>
+      <w:r>
+        <w:t xml:space="preserve"> </w:t>
+      </w:r>
+      <w:r>
+        <w:t xml:space="preserve">the</w:t>
+      </w:r>
+      <w:r>
+        <w:t xml:space="preserve"> </w:t>
+      </w:r>
+      <w:r>
+        <w:t xml:space="preserve">Settlement</w:t>
+      </w:r>
+      <w:r>
+        <w:t xml:space="preserve"> </w:t>
+      </w:r>
+      <w:r>
+        <w:t xml:space="preserve">Agreement.</w:t>
       </w:r>
     </w:p>
     <w:p>
       <w:pPr>
-        <w:pStyle w:val="Numbered"/>
+        <w:tabs>
+          <w:tab w:val="left" w:pos="1296"/>
+        </w:tabs>
+        <w:spacing w:before="288" w:after="288" w:line="414" w:lineRule="exact"/>
+        <w:ind w:left="0" w:firstLine="720"/>
+        <w:jc w:val="left"/>
       </w:pPr>
       <w:r>
         <w:t xml:space="preserve">37.</w:t>
@@ -1208,12 +6781,401 @@
         <w:tab/>
       </w:r>
       <w:r>
-        <w:t xml:space="preserve">Based on the foregoing, Defendant’s actions constitute false representations and actual fraud, and the debt owed to Plaintiff in relation to the Second Agreement and the Settlement Agreement, which is listed as a debt owed by Defendant at p. 10 on the amended list of creditors (Doc. 23), is a non-dischargeable debt under the provisions of 11 USC § 523(a)(2)(A) and 11 USC § 523(a)(4).</w:t>
+        <w:t xml:space="preserve">Based</w:t>
+      </w:r>
+      <w:r>
+        <w:t xml:space="preserve"> </w:t>
+      </w:r>
+      <w:r>
+        <w:t xml:space="preserve">on</w:t>
+      </w:r>
+      <w:r>
+        <w:t xml:space="preserve"> </w:t>
+      </w:r>
+      <w:r>
+        <w:t xml:space="preserve">the</w:t>
+      </w:r>
+      <w:r>
+        <w:t xml:space="preserve"> </w:t>
+      </w:r>
+      <w:r>
+        <w:t xml:space="preserve">foregoing,</w:t>
+      </w:r>
+      <w:r>
+        <w:t xml:space="preserve"> </w:t>
+      </w:r>
+      <w:r>
+        <w:t xml:space="preserve">Defendant’s</w:t>
+      </w:r>
+      <w:r>
+        <w:t xml:space="preserve"> </w:t>
+      </w:r>
+      <w:r>
+        <w:t xml:space="preserve">actions</w:t>
+      </w:r>
+      <w:r>
+        <w:t xml:space="preserve"> </w:t>
+      </w:r>
+      <w:r>
+        <w:t xml:space="preserve">constitute</w:t>
+      </w:r>
+      <w:r>
+        <w:t xml:space="preserve"> </w:t>
+      </w:r>
+      <w:r>
+        <w:t xml:space="preserve">false</w:t>
+      </w:r>
+      <w:r>
+        <w:t xml:space="preserve"> </w:t>
+      </w:r>
+      <w:r>
+        <w:t xml:space="preserve">representations</w:t>
+      </w:r>
+      <w:r>
+        <w:t xml:space="preserve"> </w:t>
+      </w:r>
+      <w:r>
+        <w:t xml:space="preserve">and</w:t>
+      </w:r>
+      <w:r>
+        <w:t xml:space="preserve"> </w:t>
+      </w:r>
+      <w:r>
+        <w:t xml:space="preserve">actual</w:t>
+      </w:r>
+      <w:r>
+        <w:t xml:space="preserve"> </w:t>
+      </w:r>
+      <w:r>
+        <w:t xml:space="preserve">fraud,</w:t>
+      </w:r>
+      <w:r>
+        <w:t xml:space="preserve"> </w:t>
+      </w:r>
+      <w:r>
+        <w:t xml:space="preserve">and</w:t>
+      </w:r>
+      <w:r>
+        <w:t xml:space="preserve"> </w:t>
+      </w:r>
+      <w:r>
+        <w:t xml:space="preserve">the</w:t>
+      </w:r>
+      <w:r>
+        <w:t xml:space="preserve"> </w:t>
+      </w:r>
+      <w:r>
+        <w:t xml:space="preserve">debt</w:t>
+      </w:r>
+      <w:r>
+        <w:t xml:space="preserve"> </w:t>
+      </w:r>
+      <w:r>
+        <w:t xml:space="preserve">owed</w:t>
+      </w:r>
+      <w:r>
+        <w:t xml:space="preserve"> </w:t>
+      </w:r>
+      <w:r>
+        <w:t xml:space="preserve">to</w:t>
+      </w:r>
+      <w:r>
+        <w:t xml:space="preserve"> </w:t>
+      </w:r>
+      <w:r>
+        <w:t xml:space="preserve">Plaintiff</w:t>
+      </w:r>
+      <w:r>
+        <w:t xml:space="preserve"> </w:t>
+      </w:r>
+      <w:r>
+        <w:t xml:space="preserve">in</w:t>
+      </w:r>
+      <w:r>
+        <w:t xml:space="preserve"> </w:t>
+      </w:r>
+      <w:r>
+        <w:t xml:space="preserve">relation</w:t>
+      </w:r>
+      <w:r>
+        <w:t xml:space="preserve"> </w:t>
+      </w:r>
+      <w:r>
+        <w:t xml:space="preserve">to</w:t>
+      </w:r>
+      <w:r>
+        <w:t xml:space="preserve"> </w:t>
+      </w:r>
+      <w:r>
+        <w:t xml:space="preserve">the</w:t>
+      </w:r>
+      <w:r>
+        <w:t xml:space="preserve"> </w:t>
+      </w:r>
+      <w:r>
+        <w:t xml:space="preserve">Second</w:t>
+      </w:r>
+      <w:r>
+        <w:t xml:space="preserve"> </w:t>
+      </w:r>
+      <w:r>
+        <w:t xml:space="preserve">Agreement</w:t>
+      </w:r>
+      <w:r>
+        <w:t xml:space="preserve"> </w:t>
+      </w:r>
+      <w:r>
+        <w:t xml:space="preserve">and</w:t>
+      </w:r>
+      <w:r>
+        <w:t xml:space="preserve"> </w:t>
+      </w:r>
+      <w:r>
+        <w:t xml:space="preserve">the</w:t>
+      </w:r>
+      <w:r>
+        <w:t xml:space="preserve"> </w:t>
+      </w:r>
+      <w:r>
+        <w:t xml:space="preserve">Settlement</w:t>
+      </w:r>
+      <w:r>
+        <w:t xml:space="preserve"> </w:t>
+      </w:r>
+      <w:r>
+        <w:t xml:space="preserve">Agreement,</w:t>
+      </w:r>
+      <w:r>
+        <w:t xml:space="preserve"> </w:t>
+      </w:r>
+      <w:r>
+        <w:t xml:space="preserve">which</w:t>
+      </w:r>
+      <w:r>
+        <w:t xml:space="preserve"> </w:t>
+      </w:r>
+      <w:r>
+        <w:t xml:space="preserve">is</w:t>
+      </w:r>
+      <w:r>
+        <w:t xml:space="preserve"> </w:t>
+      </w:r>
+      <w:r>
+        <w:t xml:space="preserve">listed</w:t>
+      </w:r>
+      <w:r>
+        <w:t xml:space="preserve"> </w:t>
+      </w:r>
+      <w:r>
+        <w:t xml:space="preserve">as</w:t>
+      </w:r>
+      <w:r>
+        <w:t xml:space="preserve"> </w:t>
+      </w:r>
+      <w:r>
+        <w:t xml:space="preserve">a</w:t>
+      </w:r>
+      <w:r>
+        <w:t xml:space="preserve"> </w:t>
+      </w:r>
+      <w:r>
+        <w:t xml:space="preserve">debt</w:t>
+      </w:r>
+      <w:r>
+        <w:t xml:space="preserve"> </w:t>
+      </w:r>
+      <w:r>
+        <w:t xml:space="preserve">owed</w:t>
+      </w:r>
+      <w:r>
+        <w:t xml:space="preserve"> </w:t>
+      </w:r>
+      <w:r>
+        <w:t xml:space="preserve">by</w:t>
+      </w:r>
+      <w:r>
+        <w:t xml:space="preserve"> </w:t>
+      </w:r>
+      <w:r>
+        <w:t xml:space="preserve">Defendant</w:t>
+      </w:r>
+      <w:r>
+        <w:t xml:space="preserve"> </w:t>
+      </w:r>
+      <w:r>
+        <w:t xml:space="preserve">at</w:t>
+      </w:r>
+      <w:r>
+        <w:t xml:space="preserve"> </w:t>
+      </w:r>
+      <w:r>
+        <w:t xml:space="preserve">p.</w:t>
+      </w:r>
+      <w:r>
+        <w:t xml:space="preserve"> </w:t>
+      </w:r>
+      <w:r>
+        <w:t xml:space="preserve">10</w:t>
+      </w:r>
+      <w:r>
+        <w:t xml:space="preserve"> </w:t>
+      </w:r>
+      <w:r>
+        <w:t xml:space="preserve">on</w:t>
+      </w:r>
+      <w:r>
+        <w:t xml:space="preserve"> </w:t>
+      </w:r>
+      <w:r>
+        <w:t xml:space="preserve">the</w:t>
+      </w:r>
+      <w:r>
+        <w:t xml:space="preserve"> </w:t>
+      </w:r>
+      <w:r>
+        <w:t xml:space="preserve">amended</w:t>
+      </w:r>
+      <w:r>
+        <w:t xml:space="preserve"> </w:t>
+      </w:r>
+      <w:r>
+        <w:t xml:space="preserve">list</w:t>
+      </w:r>
+      <w:r>
+        <w:t xml:space="preserve"> </w:t>
+      </w:r>
+      <w:r>
+        <w:t xml:space="preserve">of</w:t>
+      </w:r>
+      <w:r>
+        <w:t xml:space="preserve"> </w:t>
+      </w:r>
+      <w:r>
+        <w:t xml:space="preserve">creditors</w:t>
+      </w:r>
+      <w:r>
+        <w:t xml:space="preserve"> </w:t>
+      </w:r>
+      <w:r>
+        <w:t xml:space="preserve">(Doc.</w:t>
+      </w:r>
+      <w:r>
+        <w:t xml:space="preserve"> </w:t>
+      </w:r>
+      <w:r>
+        <w:t xml:space="preserve">23),</w:t>
+      </w:r>
+      <w:r>
+        <w:t xml:space="preserve"> </w:t>
+      </w:r>
+      <w:r>
+        <w:t xml:space="preserve">is</w:t>
+      </w:r>
+      <w:r>
+        <w:t xml:space="preserve"> </w:t>
+      </w:r>
+      <w:r>
+        <w:t xml:space="preserve">a</w:t>
+      </w:r>
+      <w:r>
+        <w:t xml:space="preserve"> </w:t>
+      </w:r>
+      <w:r>
+        <w:t xml:space="preserve">non-dischargeable</w:t>
+      </w:r>
+      <w:r>
+        <w:t xml:space="preserve"> </w:t>
+      </w:r>
+      <w:r>
+        <w:t xml:space="preserve">debt</w:t>
+      </w:r>
+      <w:r>
+        <w:t xml:space="preserve"> </w:t>
+      </w:r>
+      <w:r>
+        <w:t xml:space="preserve">under</w:t>
+      </w:r>
+      <w:r>
+        <w:t xml:space="preserve"> </w:t>
+      </w:r>
+      <w:r>
+        <w:t xml:space="preserve">the</w:t>
+      </w:r>
+      <w:r>
+        <w:t xml:space="preserve"> </w:t>
+      </w:r>
+      <w:r>
+        <w:t xml:space="preserve">provisions</w:t>
+      </w:r>
+      <w:r>
+        <w:t xml:space="preserve"> </w:t>
+      </w:r>
+      <w:r>
+        <w:t xml:space="preserve">of</w:t>
+      </w:r>
+      <w:r>
+        <w:t xml:space="preserve"> </w:t>
+      </w:r>
+      <w:r>
+        <w:t xml:space="preserve">11</w:t>
+      </w:r>
+      <w:r>
+        <w:t xml:space="preserve"> </w:t>
+      </w:r>
+      <w:r>
+        <w:t xml:space="preserve">USC</w:t>
+      </w:r>
+      <w:r>
+        <w:t xml:space="preserve"> </w:t>
+      </w:r>
+      <w:r>
+        <w:t xml:space="preserve">§</w:t>
+      </w:r>
+      <w:r>
+        <w:t xml:space="preserve"> </w:t>
+      </w:r>
+      <w:r>
+        <w:t xml:space="preserve">523(a)⁠(2)⁠(A)</w:t>
+      </w:r>
+      <w:r>
+        <w:t xml:space="preserve"> </w:t>
+      </w:r>
+      <w:r>
+        <w:t xml:space="preserve">and</w:t>
+      </w:r>
+      <w:r>
+        <w:t xml:space="preserve"> </w:t>
+      </w:r>
+      <w:r>
+        <w:t xml:space="preserve">11</w:t>
+      </w:r>
+      <w:r>
+        <w:t xml:space="preserve"> </w:t>
+      </w:r>
+      <w:r>
+        <w:t xml:space="preserve">USC</w:t>
+      </w:r>
+      <w:r>
+        <w:t xml:space="preserve"> </w:t>
+      </w:r>
+      <w:r>
+        <w:t xml:space="preserve">§</w:t>
+      </w:r>
+      <w:r>
+        <w:t xml:space="preserve"> </w:t>
+      </w:r>
+      <w:r>
+        <w:t xml:space="preserve">523(a)⁠(4).</w:t>
       </w:r>
     </w:p>
     <w:p>
       <w:pPr>
-        <w:pStyle w:val="Numbered"/>
+        <w:tabs>
+          <w:tab w:val="left" w:pos="1296"/>
+        </w:tabs>
+        <w:spacing w:before="288" w:after="288" w:line="414" w:lineRule="exact"/>
+        <w:ind w:left="0" w:firstLine="720"/>
+        <w:jc w:val="left"/>
       </w:pPr>
       <w:r>
         <w:t xml:space="preserve">38.</w:t>
@@ -1222,20 +7184,207 @@
         <w:tab/>
       </w:r>
       <w:r>
-        <w:t xml:space="preserve">Plaintiff is entitled to judgment against Defendant declaring that the debt discussed herein is non-dischargeable under 11 USC § 523(a)(2)(A) and 11 USC § 523(a)(4).</w:t>
+        <w:t xml:space="preserve">Plaintiff</w:t>
+      </w:r>
+      <w:r>
+        <w:t xml:space="preserve"> </w:t>
+      </w:r>
+      <w:r>
+        <w:t xml:space="preserve">is</w:t>
+      </w:r>
+      <w:r>
+        <w:t xml:space="preserve"> </w:t>
+      </w:r>
+      <w:r>
+        <w:t xml:space="preserve">entitled</w:t>
+      </w:r>
+      <w:r>
+        <w:t xml:space="preserve"> </w:t>
+      </w:r>
+      <w:r>
+        <w:t xml:space="preserve">to</w:t>
+      </w:r>
+      <w:r>
+        <w:t xml:space="preserve"> </w:t>
+      </w:r>
+      <w:r>
+        <w:t xml:space="preserve">judgment</w:t>
+      </w:r>
+      <w:r>
+        <w:t xml:space="preserve"> </w:t>
+      </w:r>
+      <w:r>
+        <w:t xml:space="preserve">against</w:t>
+      </w:r>
+      <w:r>
+        <w:t xml:space="preserve"> </w:t>
+      </w:r>
+      <w:r>
+        <w:t xml:space="preserve">Defendant</w:t>
+      </w:r>
+      <w:r>
+        <w:t xml:space="preserve"> </w:t>
+      </w:r>
+      <w:r>
+        <w:t xml:space="preserve">declaring</w:t>
+      </w:r>
+      <w:r>
+        <w:t xml:space="preserve"> </w:t>
+      </w:r>
+      <w:r>
+        <w:t xml:space="preserve">that</w:t>
+      </w:r>
+      <w:r>
+        <w:t xml:space="preserve"> </w:t>
+      </w:r>
+      <w:r>
+        <w:t xml:space="preserve">the</w:t>
+      </w:r>
+      <w:r>
+        <w:t xml:space="preserve"> </w:t>
+      </w:r>
+      <w:r>
+        <w:t xml:space="preserve">debt</w:t>
+      </w:r>
+      <w:r>
+        <w:t xml:space="preserve"> </w:t>
+      </w:r>
+      <w:r>
+        <w:t xml:space="preserve">discussed</w:t>
+      </w:r>
+      <w:r>
+        <w:t xml:space="preserve"> </w:t>
+      </w:r>
+      <w:r>
+        <w:t xml:space="preserve">herein</w:t>
+      </w:r>
+      <w:r>
+        <w:t xml:space="preserve"> </w:t>
+      </w:r>
+      <w:r>
+        <w:t xml:space="preserve">is</w:t>
+      </w:r>
+      <w:r>
+        <w:t xml:space="preserve"> </w:t>
+      </w:r>
+      <w:r>
+        <w:t xml:space="preserve">non-dischargeable</w:t>
+      </w:r>
+      <w:r>
+        <w:t xml:space="preserve"> </w:t>
+      </w:r>
+      <w:r>
+        <w:t xml:space="preserve">under</w:t>
+      </w:r>
+      <w:r>
+        <w:t xml:space="preserve"> </w:t>
+      </w:r>
+      <w:r>
+        <w:t xml:space="preserve">11</w:t>
+      </w:r>
+      <w:r>
+        <w:t xml:space="preserve"> </w:t>
+      </w:r>
+      <w:r>
+        <w:t xml:space="preserve">USC</w:t>
+      </w:r>
+      <w:r>
+        <w:t xml:space="preserve"> </w:t>
+      </w:r>
+      <w:r>
+        <w:t xml:space="preserve">§</w:t>
+      </w:r>
+      <w:r>
+        <w:t xml:space="preserve"> </w:t>
+      </w:r>
+      <w:r>
+        <w:t xml:space="preserve">523(a)⁠(2)⁠(A)</w:t>
+      </w:r>
+      <w:r>
+        <w:t xml:space="preserve"> </w:t>
+      </w:r>
+      <w:r>
+        <w:t xml:space="preserve">and</w:t>
+      </w:r>
+      <w:r>
+        <w:t xml:space="preserve"> </w:t>
+      </w:r>
+      <w:r>
+        <w:t xml:space="preserve">11</w:t>
+      </w:r>
+      <w:r>
+        <w:t xml:space="preserve"> </w:t>
+      </w:r>
+      <w:r>
+        <w:t xml:space="preserve">USC</w:t>
+      </w:r>
+      <w:r>
+        <w:t xml:space="preserve"> </w:t>
+      </w:r>
+      <w:r>
+        <w:t xml:space="preserve">§</w:t>
+      </w:r>
+      <w:r>
+        <w:t xml:space="preserve"> </w:t>
+      </w:r>
+      <w:r>
+        <w:t xml:space="preserve">523(a)⁠(4).</w:t>
       </w:r>
     </w:p>
     <w:p>
       <w:pPr>
-        <w:pStyle w:val="BodyText"/>
+        <w:spacing w:before="288" w:after="288" w:line="414" w:lineRule="exact"/>
+        <w:ind w:left="0" w:firstLine="720"/>
+        <w:jc w:val="left"/>
       </w:pPr>
       <w:r>
-        <w:t xml:space="preserve">WHEREFORE, Plaintiff prays for the following relief:</w:t>
+        <w:t xml:space="preserve">WHEREFORE,</w:t>
+      </w:r>
+      <w:r>
+        <w:t xml:space="preserve"> </w:t>
+      </w:r>
+      <w:r>
+        <w:t xml:space="preserve">Plaintiff</w:t>
+      </w:r>
+      <w:r>
+        <w:t xml:space="preserve"> </w:t>
+      </w:r>
+      <w:r>
+        <w:t xml:space="preserve">prays</w:t>
+      </w:r>
+      <w:r>
+        <w:t xml:space="preserve"> </w:t>
+      </w:r>
+      <w:r>
+        <w:t xml:space="preserve">for</w:t>
+      </w:r>
+      <w:r>
+        <w:t xml:space="preserve"> </w:t>
+      </w:r>
+      <w:r>
+        <w:t xml:space="preserve">the</w:t>
+      </w:r>
+      <w:r>
+        <w:t xml:space="preserve"> </w:t>
+      </w:r>
+      <w:r>
+        <w:t xml:space="preserve">following</w:t>
+      </w:r>
+      <w:r>
+        <w:t xml:space="preserve"> </w:t>
+      </w:r>
+      <w:r>
+        <w:t xml:space="preserve">relief:</w:t>
       </w:r>
     </w:p>
     <w:p>
       <w:pPr>
-        <w:pStyle w:val="Numbered"/>
+        <w:tabs>
+          <w:tab w:val="left" w:pos="1296"/>
+        </w:tabs>
+        <w:spacing w:before="288" w:after="288" w:line="414" w:lineRule="exact"/>
+        <w:ind w:left="0" w:firstLine="720"/>
+        <w:jc w:val="left"/>
       </w:pPr>
       <w:r>
         <w:t xml:space="preserve">(a)</w:t>
@@ -1244,12 +7393,53 @@
         <w:tab/>
       </w:r>
       <w:r>
-        <w:t xml:space="preserve">That the summons in process be issued;</w:t>
+        <w:t xml:space="preserve">That</w:t>
+      </w:r>
+      <w:r>
+        <w:t xml:space="preserve"> </w:t>
+      </w:r>
+      <w:r>
+        <w:t xml:space="preserve">the</w:t>
+      </w:r>
+      <w:r>
+        <w:t xml:space="preserve"> </w:t>
+      </w:r>
+      <w:r>
+        <w:t xml:space="preserve">summons</w:t>
+      </w:r>
+      <w:r>
+        <w:t xml:space="preserve"> </w:t>
+      </w:r>
+      <w:r>
+        <w:t xml:space="preserve">in</w:t>
+      </w:r>
+      <w:r>
+        <w:t xml:space="preserve"> </w:t>
+      </w:r>
+      <w:r>
+        <w:t xml:space="preserve">process</w:t>
+      </w:r>
+      <w:r>
+        <w:t xml:space="preserve"> </w:t>
+      </w:r>
+      <w:r>
+        <w:t xml:space="preserve">be</w:t>
+      </w:r>
+      <w:r>
+        <w:t xml:space="preserve"> </w:t>
+      </w:r>
+      <w:r>
+        <w:t xml:space="preserve">issued;</w:t>
       </w:r>
     </w:p>
     <w:p>
       <w:pPr>
-        <w:pStyle w:val="Numbered"/>
+        <w:tabs>
+          <w:tab w:val="left" w:pos="1296"/>
+        </w:tabs>
+        <w:spacing w:before="288" w:after="288" w:line="414" w:lineRule="exact"/>
+        <w:ind w:left="0" w:firstLine="720"/>
+        <w:jc w:val="left"/>
       </w:pPr>
       <w:r>
         <w:t xml:space="preserve">(b)</w:t>
@@ -1258,12 +7448,227 @@
         <w:tab/>
       </w:r>
       <w:r>
-        <w:t xml:space="preserve">That the Court enter a judgment determining the debt owed Plaintiff is nondischargeable and that the debt be excepted from discharge of Defendant pursuant to provision of 11 USC § 523(a)(2)(A) and 11 USC § 523(a)(4).</w:t>
+        <w:t xml:space="preserve">That</w:t>
+      </w:r>
+      <w:r>
+        <w:t xml:space="preserve"> </w:t>
+      </w:r>
+      <w:r>
+        <w:t xml:space="preserve">the</w:t>
+      </w:r>
+      <w:r>
+        <w:t xml:space="preserve"> </w:t>
+      </w:r>
+      <w:r>
+        <w:t xml:space="preserve">Court</w:t>
+      </w:r>
+      <w:r>
+        <w:t xml:space="preserve"> </w:t>
+      </w:r>
+      <w:r>
+        <w:t xml:space="preserve">enter</w:t>
+      </w:r>
+      <w:r>
+        <w:t xml:space="preserve"> </w:t>
+      </w:r>
+      <w:r>
+        <w:t xml:space="preserve">a</w:t>
+      </w:r>
+      <w:r>
+        <w:t xml:space="preserve"> </w:t>
+      </w:r>
+      <w:r>
+        <w:t xml:space="preserve">judgment</w:t>
+      </w:r>
+      <w:r>
+        <w:t xml:space="preserve"> </w:t>
+      </w:r>
+      <w:r>
+        <w:t xml:space="preserve">determining</w:t>
+      </w:r>
+      <w:r>
+        <w:t xml:space="preserve"> </w:t>
+      </w:r>
+      <w:r>
+        <w:t xml:space="preserve">the</w:t>
+      </w:r>
+      <w:r>
+        <w:t xml:space="preserve"> </w:t>
+      </w:r>
+      <w:r>
+        <w:t xml:space="preserve">debt</w:t>
+      </w:r>
+      <w:r>
+        <w:t xml:space="preserve"> </w:t>
+      </w:r>
+      <w:r>
+        <w:t xml:space="preserve">owed</w:t>
+      </w:r>
+      <w:r>
+        <w:t xml:space="preserve"> </w:t>
+      </w:r>
+      <w:r>
+        <w:t xml:space="preserve">Plaintiff</w:t>
+      </w:r>
+      <w:r>
+        <w:t xml:space="preserve"> </w:t>
+      </w:r>
+      <w:r>
+        <w:t xml:space="preserve">is</w:t>
+      </w:r>
+      <w:r>
+        <w:t xml:space="preserve"> </w:t>
+      </w:r>
+      <w:r>
+        <w:t xml:space="preserve">nondischargeable</w:t>
+      </w:r>
+      <w:r>
+        <w:t xml:space="preserve"> </w:t>
+      </w:r>
+      <w:r>
+        <w:t xml:space="preserve">and</w:t>
+      </w:r>
+      <w:r>
+        <w:t xml:space="preserve"> </w:t>
+      </w:r>
+      <w:r>
+        <w:t xml:space="preserve">that</w:t>
+      </w:r>
+      <w:r>
+        <w:t xml:space="preserve"> </w:t>
+      </w:r>
+      <w:r>
+        <w:t xml:space="preserve">the</w:t>
+      </w:r>
+      <w:r>
+        <w:t xml:space="preserve"> </w:t>
+      </w:r>
+      <w:r>
+        <w:t xml:space="preserve">debt</w:t>
+      </w:r>
+      <w:r>
+        <w:t xml:space="preserve"> </w:t>
+      </w:r>
+      <w:r>
+        <w:t xml:space="preserve">be</w:t>
+      </w:r>
+      <w:r>
+        <w:t xml:space="preserve"> </w:t>
+      </w:r>
+      <w:r>
+        <w:t xml:space="preserve">excepted</w:t>
+      </w:r>
+      <w:r>
+        <w:t xml:space="preserve"> </w:t>
+      </w:r>
+      <w:r>
+        <w:t xml:space="preserve">from</w:t>
+      </w:r>
+      <w:r>
+        <w:t xml:space="preserve"> </w:t>
+      </w:r>
+      <w:r>
+        <w:t xml:space="preserve">discharge</w:t>
+      </w:r>
+      <w:r>
+        <w:t xml:space="preserve"> </w:t>
+      </w:r>
+      <w:r>
+        <w:t xml:space="preserve">of</w:t>
+      </w:r>
+      <w:r>
+        <w:t xml:space="preserve"> </w:t>
+      </w:r>
+      <w:r>
+        <w:t xml:space="preserve">Defendant</w:t>
+      </w:r>
+      <w:r>
+        <w:t xml:space="preserve"> </w:t>
+      </w:r>
+      <w:r>
+        <w:t xml:space="preserve">pursuant</w:t>
+      </w:r>
+      <w:r>
+        <w:t xml:space="preserve"> </w:t>
+      </w:r>
+      <w:r>
+        <w:t xml:space="preserve">to</w:t>
+      </w:r>
+      <w:r>
+        <w:t xml:space="preserve"> </w:t>
+      </w:r>
+      <w:r>
+        <w:t xml:space="preserve">provision</w:t>
+      </w:r>
+      <w:r>
+        <w:t xml:space="preserve"> </w:t>
+      </w:r>
+      <w:r>
+        <w:t xml:space="preserve">of</w:t>
+      </w:r>
+      <w:r>
+        <w:t xml:space="preserve"> </w:t>
+      </w:r>
+      <w:r>
+        <w:t xml:space="preserve">11</w:t>
+      </w:r>
+      <w:r>
+        <w:t xml:space="preserve"> </w:t>
+      </w:r>
+      <w:r>
+        <w:t xml:space="preserve">USC</w:t>
+      </w:r>
+      <w:r>
+        <w:t xml:space="preserve"> </w:t>
+      </w:r>
+      <w:r>
+        <w:t xml:space="preserve">§</w:t>
+      </w:r>
+      <w:r>
+        <w:t xml:space="preserve"> </w:t>
+      </w:r>
+      <w:r>
+        <w:t xml:space="preserve">523(a)⁠(2)⁠(A)</w:t>
+      </w:r>
+      <w:r>
+        <w:t xml:space="preserve"> </w:t>
+      </w:r>
+      <w:r>
+        <w:t xml:space="preserve">and</w:t>
+      </w:r>
+      <w:r>
+        <w:t xml:space="preserve"> </w:t>
+      </w:r>
+      <w:r>
+        <w:t xml:space="preserve">11</w:t>
+      </w:r>
+      <w:r>
+        <w:t xml:space="preserve"> </w:t>
+      </w:r>
+      <w:r>
+        <w:t xml:space="preserve">USC</w:t>
+      </w:r>
+      <w:r>
+        <w:t xml:space="preserve"> </w:t>
+      </w:r>
+      <w:r>
+        <w:t xml:space="preserve">§</w:t>
+      </w:r>
+      <w:r>
+        <w:t xml:space="preserve"> </w:t>
+      </w:r>
+      <w:r>
+        <w:t xml:space="preserve">523(a)⁠(4).</w:t>
       </w:r>
     </w:p>
     <w:p>
       <w:pPr>
-        <w:pStyle w:val="Numbered"/>
+        <w:tabs>
+          <w:tab w:val="left" w:pos="1296"/>
+        </w:tabs>
+        <w:spacing w:before="288" w:after="288" w:line="414" w:lineRule="exact"/>
+        <w:ind w:left="0" w:firstLine="720"/>
+        <w:jc w:val="left"/>
       </w:pPr>
       <w:r>
         <w:t xml:space="preserve">(c)</w:t>
@@ -1272,77 +7677,324 @@
         <w:tab/>
       </w:r>
       <w:r>
-        <w:t xml:space="preserve">That Plaintiff have such other and further relief as may be equitable and proper.</w:t>
+        <w:t xml:space="preserve">That</w:t>
+      </w:r>
+      <w:r>
+        <w:t xml:space="preserve"> </w:t>
+      </w:r>
+      <w:r>
+        <w:t xml:space="preserve">Plaintiff</w:t>
+      </w:r>
+      <w:r>
+        <w:t xml:space="preserve"> </w:t>
+      </w:r>
+      <w:r>
+        <w:t xml:space="preserve">have</w:t>
+      </w:r>
+      <w:r>
+        <w:t xml:space="preserve"> </w:t>
+      </w:r>
+      <w:r>
+        <w:t xml:space="preserve">such</w:t>
+      </w:r>
+      <w:r>
+        <w:t xml:space="preserve"> </w:t>
+      </w:r>
+      <w:r>
+        <w:t xml:space="preserve">other</w:t>
+      </w:r>
+      <w:r>
+        <w:t xml:space="preserve"> </w:t>
+      </w:r>
+      <w:r>
+        <w:t xml:space="preserve">and</w:t>
+      </w:r>
+      <w:r>
+        <w:t xml:space="preserve"> </w:t>
+      </w:r>
+      <w:r>
+        <w:t xml:space="preserve">further</w:t>
+      </w:r>
+      <w:r>
+        <w:t xml:space="preserve"> </w:t>
+      </w:r>
+      <w:r>
+        <w:t xml:space="preserve">relief</w:t>
+      </w:r>
+      <w:r>
+        <w:t xml:space="preserve"> </w:t>
+      </w:r>
+      <w:r>
+        <w:t xml:space="preserve">as</w:t>
+      </w:r>
+      <w:r>
+        <w:t xml:space="preserve"> </w:t>
+      </w:r>
+      <w:r>
+        <w:t xml:space="preserve">may</w:t>
+      </w:r>
+      <w:r>
+        <w:t xml:space="preserve"> </w:t>
+      </w:r>
+      <w:r>
+        <w:t xml:space="preserve">be</w:t>
+      </w:r>
+      <w:r>
+        <w:t xml:space="preserve"> </w:t>
+      </w:r>
+      <w:r>
+        <w:t xml:space="preserve">equitable</w:t>
+      </w:r>
+      <w:r>
+        <w:t xml:space="preserve"> </w:t>
+      </w:r>
+      <w:r>
+        <w:t xml:space="preserve">and</w:t>
+      </w:r>
+      <w:r>
+        <w:t xml:space="preserve"> </w:t>
+      </w:r>
+      <w:r>
+        <w:t xml:space="preserve">proper.</w:t>
       </w:r>
     </w:p>
     <w:p>
       <w:pPr>
-        <w:pStyle w:val="Single"/>
-        <w:spacing w:before="312" w:after="312"/>
+        <w:keepNext/>
+        <w:keepLines/>
+        <w:spacing w:before="288" w:after="0" w:line="276" w:lineRule="exact"/>
+        <w:ind w:left="0" w:firstLine="0"/>
+        <w:jc w:val="left"/>
       </w:pPr>
       <w:r>
-        <w:t xml:space="preserve">This 3rd day of March, 2025.</w:t>
+        <w:t xml:space="preserve">This</w:t>
+      </w:r>
+      <w:r>
+        <w:t xml:space="preserve"> </w:t>
+      </w:r>
+      <w:r>
+        <w:t xml:space="preserve">3rd</w:t>
+      </w:r>
+      <w:r>
+        <w:t xml:space="preserve"> </w:t>
+      </w:r>
+      <w:r>
+        <w:t xml:space="preserve">day</w:t>
+      </w:r>
+      <w:r>
+        <w:t xml:space="preserve"> </w:t>
+      </w:r>
+      <w:r>
+        <w:t xml:space="preserve">of</w:t>
+      </w:r>
+      <w:r>
+        <w:t xml:space="preserve"> </w:t>
+      </w:r>
+      <w:r>
+        <w:t xml:space="preserve">March,</w:t>
+      </w:r>
+      <w:r>
+        <w:t xml:space="preserve"> </w:t>
+      </w:r>
+      <w:r>
+        <w:t xml:space="preserve">2025.</w:t>
       </w:r>
     </w:p>
     <w:p>
       <w:pPr>
-        <w:pStyle w:val="Signature"/>
+        <w:keepNext/>
+        <w:keepLines/>
+        <w:spacing w:before="288" w:after="0" w:line="276" w:lineRule="exact"/>
+        <w:ind w:left="4680" w:firstLine="0"/>
+        <w:jc w:val="left"/>
       </w:pPr>
       <w:r>
-        <w:t xml:space="preserve">ALEXANDER &amp; VANN, LLP</w:t>
+        <w:t xml:space="preserve">ALEXANDER</w:t>
+      </w:r>
+      <w:r>
+        <w:t xml:space="preserve"> </w:t>
+      </w:r>
+      <w:r>
+        <w:t xml:space="preserve">&amp;</w:t>
+      </w:r>
+      <w:r>
+        <w:t xml:space="preserve"> </w:t>
+      </w:r>
+      <w:r>
+        <w:t xml:space="preserve">VANN,</w:t>
+      </w:r>
+      <w:r>
+        <w:t xml:space="preserve"> </w:t>
+      </w:r>
+      <w:r>
+        <w:t xml:space="preserve">LLP</w:t>
       </w:r>
     </w:p>
     <w:p>
       <w:pPr>
-        <w:pStyle w:val="Signature"/>
+        <w:keepNext/>
+        <w:keepLines/>
+        <w:spacing w:before="120" w:after="0" w:line="276" w:lineRule="exact"/>
+        <w:ind w:left="4680" w:firstLine="0"/>
+        <w:jc w:val="left"/>
       </w:pPr>
       <w:r>
-        <w:t xml:space="preserve">/s/ H. Thomas Shaw</w:t>
+        <w:t xml:space="preserve">/​s/</w:t>
+      </w:r>
+      <w:r>
+        <w:t xml:space="preserve"> </w:t>
+      </w:r>
+      <w:r>
+        <w:t xml:space="preserve">H.</w:t>
+      </w:r>
+      <w:r>
+        <w:t xml:space="preserve"> </w:t>
+      </w:r>
+      <w:r>
+        <w:t xml:space="preserve">Thomas</w:t>
+      </w:r>
+      <w:r>
+        <w:t xml:space="preserve"> </w:t>
+      </w:r>
+      <w:r>
+        <w:t xml:space="preserve">Shaw</w:t>
       </w:r>
     </w:p>
     <w:p>
       <w:pPr>
-        <w:pStyle w:val="Signature"/>
+        <w:keepNext/>
+        <w:keepLines/>
+        <w:spacing w:before="120" w:after="0" w:line="276" w:lineRule="exact"/>
+        <w:ind w:left="4680" w:firstLine="0"/>
+        <w:jc w:val="left"/>
       </w:pPr>
       <w:r>
-        <w:t xml:space="preserve">H. Thomas Shaw</w:t>
+        <w:t xml:space="preserve">H.</w:t>
+      </w:r>
+      <w:r>
+        <w:t xml:space="preserve"> </w:t>
+      </w:r>
+      <w:r>
+        <w:t xml:space="preserve">Thomas</w:t>
+      </w:r>
+      <w:r>
+        <w:t xml:space="preserve"> </w:t>
+      </w:r>
+      <w:r>
+        <w:t xml:space="preserve">Shaw</w:t>
       </w:r>
     </w:p>
     <w:p>
       <w:pPr>
-        <w:pStyle w:val="Signature"/>
+        <w:keepNext/>
+        <w:keepLines/>
+        <w:spacing w:before="120" w:after="0" w:line="276" w:lineRule="exact"/>
+        <w:ind w:left="4680" w:firstLine="0"/>
+        <w:jc w:val="left"/>
       </w:pPr>
       <w:r>
-        <w:t xml:space="preserve">GA State Bar No. 593166</w:t>
+        <w:t xml:space="preserve">GA</w:t>
+      </w:r>
+      <w:r>
+        <w:t xml:space="preserve"> </w:t>
+      </w:r>
+      <w:r>
+        <w:t xml:space="preserve">State</w:t>
+      </w:r>
+      <w:r>
+        <w:t xml:space="preserve"> </w:t>
+      </w:r>
+      <w:r>
+        <w:t xml:space="preserve">Bar</w:t>
+      </w:r>
+      <w:r>
+        <w:t xml:space="preserve"> </w:t>
+      </w:r>
+      <w:r>
+        <w:t xml:space="preserve">No.</w:t>
+      </w:r>
+      <w:r>
+        <w:t xml:space="preserve"> </w:t>
+      </w:r>
+      <w:r>
+        <w:t xml:space="preserve">593166</w:t>
       </w:r>
     </w:p>
     <w:p>
       <w:pPr>
-        <w:pStyle w:val="Signature"/>
+        <w:keepNext/>
+        <w:keepLines/>
+        <w:spacing w:before="120" w:after="0" w:line="276" w:lineRule="exact"/>
+        <w:ind w:left="4680" w:firstLine="0"/>
+        <w:jc w:val="left"/>
       </w:pPr>
       <w:r>
-        <w:t xml:space="preserve">411 Gordon Avenue</w:t>
+        <w:t xml:space="preserve">411</w:t>
+      </w:r>
+      <w:r>
+        <w:t xml:space="preserve"> </w:t>
+      </w:r>
+      <w:r>
+        <w:t xml:space="preserve">Gordon</w:t>
+      </w:r>
+      <w:r>
+        <w:t xml:space="preserve"> </w:t>
+      </w:r>
+      <w:r>
+        <w:t xml:space="preserve">Avenue</w:t>
       </w:r>
     </w:p>
     <w:p>
       <w:pPr>
-        <w:pStyle w:val="Signature"/>
+        <w:keepNext/>
+        <w:keepLines/>
+        <w:spacing w:before="120" w:after="0" w:line="276" w:lineRule="exact"/>
+        <w:ind w:left="4680" w:firstLine="0"/>
+        <w:jc w:val="left"/>
       </w:pPr>
       <w:r>
-        <w:t xml:space="preserve">Thomasville, Georgia 31792</w:t>
+        <w:t xml:space="preserve">Thomasville,</w:t>
+      </w:r>
+      <w:r>
+        <w:t xml:space="preserve"> </w:t>
+      </w:r>
+      <w:r>
+        <w:t xml:space="preserve">Georgia</w:t>
+      </w:r>
+      <w:r>
+        <w:t xml:space="preserve"> </w:t>
+      </w:r>
+      <w:r>
+        <w:t xml:space="preserve">31792</w:t>
       </w:r>
     </w:p>
     <w:p>
       <w:pPr>
-        <w:pStyle w:val="Signature"/>
+        <w:keepNext/>
+        <w:keepLines/>
+        <w:spacing w:before="120" w:after="0" w:line="276" w:lineRule="exact"/>
+        <w:ind w:left="4680" w:firstLine="0"/>
+        <w:jc w:val="left"/>
       </w:pPr>
       <w:r>
-        <w:t xml:space="preserve">(229) 226-2565</w:t>
+        <w:t xml:space="preserve">(229)</w:t>
+      </w:r>
+      <w:r>
+        <w:t xml:space="preserve"> </w:t>
+      </w:r>
+      <w:r>
+        <w:t xml:space="preserve">226</w:t>
+        <w:noBreakHyphen/>
+        <w:t xml:space="preserve">2565</w:t>
       </w:r>
     </w:p>
     <w:p>
       <w:pPr>
-        <w:pStyle w:val="Signature"/>
+        <w:keepNext/>
+        <w:keepLines/>
+        <w:spacing w:before="120" w:after="0" w:line="276" w:lineRule="exact"/>
+        <w:ind w:left="4680" w:firstLine="0"/>
+        <w:jc w:val="left"/>
       </w:pPr>
       <w:r>
         <w:t xml:space="preserve">tshaw@alexandervann.com</w:t>
@@ -1350,94 +8002,597 @@
     </w:p>
     <w:p>
       <w:pPr>
-        <w:pStyle w:val="Signature"/>
+        <w:spacing w:before="120" w:after="0" w:line="276" w:lineRule="exact"/>
+        <w:ind w:left="4680" w:firstLine="0"/>
+        <w:jc w:val="left"/>
       </w:pPr>
       <w:r>
-        <w:t xml:space="preserve">Attorney for Plaintiff</w:t>
+        <w:t xml:space="preserve">Attorney</w:t>
+      </w:r>
+      <w:r>
+        <w:t xml:space="preserve"> </w:t>
+      </w:r>
+      <w:r>
+        <w:t xml:space="preserve">for</w:t>
+      </w:r>
+      <w:r>
+        <w:t xml:space="preserve"> </w:t>
+      </w:r>
+      <w:r>
+        <w:t xml:space="preserve">Plaintiff</w:t>
       </w:r>
     </w:p>
     <w:p>
       <w:pPr>
-        <w:pStyle w:val="Centered"/>
-        <w:spacing w:before="390" w:after="156"/>
+        <w:keepNext/>
+        <w:keepLines/>
+        <w:spacing w:before="360" w:after="144" w:line="276" w:lineRule="exact"/>
+        <w:ind w:left="0" w:firstLine="0"/>
+        <w:jc w:val="center"/>
       </w:pPr>
       <w:r>
         <w:rPr>
           <w:b/>
           <w:bCs/>
-          <w:caps/>
         </w:rPr>
         <w:t xml:space="preserve">CERTIFICATE OF SERVICE</w:t>
       </w:r>
     </w:p>
     <w:p>
       <w:pPr>
-        <w:pStyle w:val="CertificateText"/>
+        <w:keepNext/>
+        <w:keepLines/>
+        <w:spacing w:before="0" w:after="0" w:line="414" w:lineRule="exact"/>
+        <w:ind w:left="0" w:firstLine="0"/>
+        <w:jc w:val="left"/>
       </w:pPr>
       <w:r>
-        <w:t xml:space="preserve">The undersigned hereby certifies that on March 3, 2025, I electronically filed the foregoing Amended Complaint with the Clerk of the Court using the CM/ECF system and electronically served as parties of record via the CM/ECF system. I have also served Debtor and Debtor’s counsel via First Class United States Mail, postage prepaid, as required in Bankruptcy Rule 7004.</w:t>
+        <w:t xml:space="preserve">The</w:t>
+      </w:r>
+      <w:r>
+        <w:t xml:space="preserve"> </w:t>
+      </w:r>
+      <w:r>
+        <w:t xml:space="preserve">undersigned</w:t>
+      </w:r>
+      <w:r>
+        <w:t xml:space="preserve"> </w:t>
+      </w:r>
+      <w:r>
+        <w:t xml:space="preserve">hereby</w:t>
+      </w:r>
+      <w:r>
+        <w:t xml:space="preserve"> </w:t>
+      </w:r>
+      <w:r>
+        <w:t xml:space="preserve">certifies</w:t>
+      </w:r>
+      <w:r>
+        <w:t xml:space="preserve"> </w:t>
+      </w:r>
+      <w:r>
+        <w:t xml:space="preserve">that</w:t>
+      </w:r>
+      <w:r>
+        <w:t xml:space="preserve"> </w:t>
+      </w:r>
+      <w:r>
+        <w:t xml:space="preserve">on</w:t>
+      </w:r>
+      <w:r>
+        <w:t xml:space="preserve"> </w:t>
+      </w:r>
+      <w:r>
+        <w:t xml:space="preserve">March</w:t>
+      </w:r>
+      <w:r>
+        <w:t xml:space="preserve"> </w:t>
+      </w:r>
+      <w:r>
+        <w:t xml:space="preserve">3,</w:t>
+      </w:r>
+      <w:r>
+        <w:t xml:space="preserve"> </w:t>
+      </w:r>
+      <w:r>
+        <w:t xml:space="preserve">2025,</w:t>
+      </w:r>
+      <w:r>
+        <w:t xml:space="preserve"> </w:t>
+      </w:r>
+      <w:r>
+        <w:t xml:space="preserve">I</w:t>
+      </w:r>
+      <w:r>
+        <w:t xml:space="preserve"> </w:t>
+      </w:r>
+      <w:r>
+        <w:t xml:space="preserve">electronically</w:t>
+      </w:r>
+      <w:r>
+        <w:t xml:space="preserve"> </w:t>
+      </w:r>
+      <w:r>
+        <w:t xml:space="preserve">filed</w:t>
+      </w:r>
+      <w:r>
+        <w:t xml:space="preserve"> </w:t>
+      </w:r>
+      <w:r>
+        <w:t xml:space="preserve">the</w:t>
+      </w:r>
+      <w:r>
+        <w:t xml:space="preserve"> </w:t>
+      </w:r>
+      <w:r>
+        <w:t xml:space="preserve">foregoing</w:t>
+      </w:r>
+      <w:r>
+        <w:t xml:space="preserve"> </w:t>
+      </w:r>
+      <w:r>
+        <w:t xml:space="preserve">Amended</w:t>
+      </w:r>
+      <w:r>
+        <w:t xml:space="preserve"> </w:t>
+      </w:r>
+      <w:r>
+        <w:t xml:space="preserve">Complaint</w:t>
+      </w:r>
+      <w:r>
+        <w:t xml:space="preserve"> </w:t>
+      </w:r>
+      <w:r>
+        <w:t xml:space="preserve">with</w:t>
+      </w:r>
+      <w:r>
+        <w:t xml:space="preserve"> </w:t>
+      </w:r>
+      <w:r>
+        <w:t xml:space="preserve">the</w:t>
+      </w:r>
+      <w:r>
+        <w:t xml:space="preserve"> </w:t>
+      </w:r>
+      <w:r>
+        <w:t xml:space="preserve">Clerk</w:t>
+      </w:r>
+      <w:r>
+        <w:t xml:space="preserve"> </w:t>
+      </w:r>
+      <w:r>
+        <w:t xml:space="preserve">of</w:t>
+      </w:r>
+      <w:r>
+        <w:t xml:space="preserve"> </w:t>
+      </w:r>
+      <w:r>
+        <w:t xml:space="preserve">the</w:t>
+      </w:r>
+      <w:r>
+        <w:t xml:space="preserve"> </w:t>
+      </w:r>
+      <w:r>
+        <w:t xml:space="preserve">Court</w:t>
+      </w:r>
+      <w:r>
+        <w:t xml:space="preserve"> </w:t>
+      </w:r>
+      <w:r>
+        <w:t xml:space="preserve">using</w:t>
+      </w:r>
+      <w:r>
+        <w:t xml:space="preserve"> </w:t>
+      </w:r>
+      <w:r>
+        <w:t xml:space="preserve">the</w:t>
+      </w:r>
+      <w:r>
+        <w:t xml:space="preserve"> </w:t>
+      </w:r>
+      <w:r>
+        <w:t xml:space="preserve">CM/​ECF</w:t>
+      </w:r>
+      <w:r>
+        <w:t xml:space="preserve"> </w:t>
+      </w:r>
+      <w:r>
+        <w:t xml:space="preserve">system</w:t>
+      </w:r>
+      <w:r>
+        <w:t xml:space="preserve"> </w:t>
+      </w:r>
+      <w:r>
+        <w:t xml:space="preserve">and</w:t>
+      </w:r>
+      <w:r>
+        <w:t xml:space="preserve"> </w:t>
+      </w:r>
+      <w:r>
+        <w:t xml:space="preserve">electronically</w:t>
+      </w:r>
+      <w:r>
+        <w:t xml:space="preserve"> </w:t>
+      </w:r>
+      <w:r>
+        <w:t xml:space="preserve">served</w:t>
+      </w:r>
+      <w:r>
+        <w:t xml:space="preserve"> </w:t>
+      </w:r>
+      <w:r>
+        <w:t xml:space="preserve">as</w:t>
+      </w:r>
+      <w:r>
+        <w:t xml:space="preserve"> </w:t>
+      </w:r>
+      <w:r>
+        <w:t xml:space="preserve">parties</w:t>
+      </w:r>
+      <w:r>
+        <w:t xml:space="preserve"> </w:t>
+      </w:r>
+      <w:r>
+        <w:t xml:space="preserve">of</w:t>
+      </w:r>
+      <w:r>
+        <w:t xml:space="preserve"> </w:t>
+      </w:r>
+      <w:r>
+        <w:t xml:space="preserve">record</w:t>
+      </w:r>
+      <w:r>
+        <w:t xml:space="preserve"> </w:t>
+      </w:r>
+      <w:r>
+        <w:t xml:space="preserve">via</w:t>
+      </w:r>
+      <w:r>
+        <w:t xml:space="preserve"> </w:t>
+      </w:r>
+      <w:r>
+        <w:t xml:space="preserve">the</w:t>
+      </w:r>
+      <w:r>
+        <w:t xml:space="preserve"> </w:t>
+      </w:r>
+      <w:r>
+        <w:t xml:space="preserve">CM/​ECF</w:t>
+      </w:r>
+      <w:r>
+        <w:t xml:space="preserve"> </w:t>
+      </w:r>
+      <w:r>
+        <w:t xml:space="preserve">system.</w:t>
+      </w:r>
+      <w:r>
+        <w:t xml:space="preserve"> </w:t>
+      </w:r>
+      <w:r>
+        <w:t xml:space="preserve">I</w:t>
+      </w:r>
+      <w:r>
+        <w:t xml:space="preserve"> </w:t>
+      </w:r>
+      <w:r>
+        <w:t xml:space="preserve">have</w:t>
+      </w:r>
+      <w:r>
+        <w:t xml:space="preserve"> </w:t>
+      </w:r>
+      <w:r>
+        <w:t xml:space="preserve">also</w:t>
+      </w:r>
+      <w:r>
+        <w:t xml:space="preserve"> </w:t>
+      </w:r>
+      <w:r>
+        <w:t xml:space="preserve">served</w:t>
+      </w:r>
+      <w:r>
+        <w:t xml:space="preserve"> </w:t>
+      </w:r>
+      <w:r>
+        <w:t xml:space="preserve">Debtor</w:t>
+      </w:r>
+      <w:r>
+        <w:t xml:space="preserve"> </w:t>
+      </w:r>
+      <w:r>
+        <w:t xml:space="preserve">and</w:t>
+      </w:r>
+      <w:r>
+        <w:t xml:space="preserve"> </w:t>
+      </w:r>
+      <w:r>
+        <w:t xml:space="preserve">Debtor’s</w:t>
+      </w:r>
+      <w:r>
+        <w:t xml:space="preserve"> </w:t>
+      </w:r>
+      <w:r>
+        <w:t xml:space="preserve">counsel</w:t>
+      </w:r>
+      <w:r>
+        <w:t xml:space="preserve"> </w:t>
+      </w:r>
+      <w:r>
+        <w:t xml:space="preserve">via</w:t>
+      </w:r>
+      <w:r>
+        <w:t xml:space="preserve"> </w:t>
+      </w:r>
+      <w:r>
+        <w:t xml:space="preserve">First</w:t>
+      </w:r>
+      <w:r>
+        <w:t xml:space="preserve"> </w:t>
+      </w:r>
+      <w:r>
+        <w:t xml:space="preserve">Class</w:t>
+      </w:r>
+      <w:r>
+        <w:t xml:space="preserve"> </w:t>
+      </w:r>
+      <w:r>
+        <w:t xml:space="preserve">United</w:t>
+      </w:r>
+      <w:r>
+        <w:t xml:space="preserve"> </w:t>
+      </w:r>
+      <w:r>
+        <w:t xml:space="preserve">States</w:t>
+      </w:r>
+      <w:r>
+        <w:t xml:space="preserve"> </w:t>
+      </w:r>
+      <w:r>
+        <w:t xml:space="preserve">Mail,</w:t>
+      </w:r>
+      <w:r>
+        <w:t xml:space="preserve"> </w:t>
+      </w:r>
+      <w:r>
+        <w:t xml:space="preserve">postage</w:t>
+      </w:r>
+      <w:r>
+        <w:t xml:space="preserve"> </w:t>
+      </w:r>
+      <w:r>
+        <w:t xml:space="preserve">prepaid,</w:t>
+      </w:r>
+      <w:r>
+        <w:t xml:space="preserve"> </w:t>
+      </w:r>
+      <w:r>
+        <w:t xml:space="preserve">as</w:t>
+      </w:r>
+      <w:r>
+        <w:t xml:space="preserve"> </w:t>
+      </w:r>
+      <w:r>
+        <w:t xml:space="preserve">required</w:t>
+      </w:r>
+      <w:r>
+        <w:t xml:space="preserve"> </w:t>
+      </w:r>
+      <w:r>
+        <w:t xml:space="preserve">in</w:t>
+      </w:r>
+      <w:r>
+        <w:t xml:space="preserve"> </w:t>
+      </w:r>
+      <w:r>
+        <w:t xml:space="preserve">Bankruptcy</w:t>
+      </w:r>
+      <w:r>
+        <w:t xml:space="preserve"> </w:t>
+      </w:r>
+      <w:r>
+        <w:t xml:space="preserve">Rule</w:t>
+      </w:r>
+      <w:r>
+        <w:t xml:space="preserve"> </w:t>
+      </w:r>
+      <w:r>
+        <w:t xml:space="preserve">7004.</w:t>
       </w:r>
     </w:p>
     <w:p>
       <w:pPr>
-        <w:pStyle w:val="Signature"/>
-        <w:spacing w:before="312" w:after="130"/>
+        <w:keepNext/>
+        <w:keepLines/>
+        <w:spacing w:before="288" w:after="0" w:line="276" w:lineRule="exact"/>
+        <w:ind w:left="4680" w:firstLine="0"/>
+        <w:jc w:val="left"/>
       </w:pPr>
       <w:r>
-        <w:t xml:space="preserve">ALEXANDER &amp; VANN, LLP</w:t>
+        <w:t xml:space="preserve">ALEXANDER</w:t>
+      </w:r>
+      <w:r>
+        <w:t xml:space="preserve"> </w:t>
+      </w:r>
+      <w:r>
+        <w:t xml:space="preserve">&amp;</w:t>
+      </w:r>
+      <w:r>
+        <w:t xml:space="preserve"> </w:t>
+      </w:r>
+      <w:r>
+        <w:t xml:space="preserve">VANN,</w:t>
+      </w:r>
+      <w:r>
+        <w:t xml:space="preserve"> </w:t>
+      </w:r>
+      <w:r>
+        <w:t xml:space="preserve">LLP</w:t>
       </w:r>
     </w:p>
     <w:p>
       <w:pPr>
-        <w:pStyle w:val="Signature"/>
+        <w:keepNext/>
+        <w:keepLines/>
+        <w:spacing w:before="120" w:after="0" w:line="276" w:lineRule="exact"/>
+        <w:ind w:left="4680" w:firstLine="0"/>
+        <w:jc w:val="left"/>
       </w:pPr>
       <w:r>
-        <w:t xml:space="preserve">/s/ H. Thomas Shaw</w:t>
+        <w:t xml:space="preserve">/​s/</w:t>
+      </w:r>
+      <w:r>
+        <w:t xml:space="preserve"> </w:t>
+      </w:r>
+      <w:r>
+        <w:t xml:space="preserve">H.</w:t>
+      </w:r>
+      <w:r>
+        <w:t xml:space="preserve"> </w:t>
+      </w:r>
+      <w:r>
+        <w:t xml:space="preserve">Thomas</w:t>
+      </w:r>
+      <w:r>
+        <w:t xml:space="preserve"> </w:t>
+      </w:r>
+      <w:r>
+        <w:t xml:space="preserve">Shaw</w:t>
       </w:r>
     </w:p>
     <w:p>
       <w:pPr>
-        <w:pStyle w:val="Signature"/>
+        <w:keepNext/>
+        <w:keepLines/>
+        <w:spacing w:before="120" w:after="0" w:line="276" w:lineRule="exact"/>
+        <w:ind w:left="4680" w:firstLine="0"/>
+        <w:jc w:val="left"/>
       </w:pPr>
       <w:r>
-        <w:t xml:space="preserve">H. Thomas Shaw</w:t>
+        <w:t xml:space="preserve">H.</w:t>
+      </w:r>
+      <w:r>
+        <w:t xml:space="preserve"> </w:t>
+      </w:r>
+      <w:r>
+        <w:t xml:space="preserve">Thomas</w:t>
+      </w:r>
+      <w:r>
+        <w:t xml:space="preserve"> </w:t>
+      </w:r>
+      <w:r>
+        <w:t xml:space="preserve">Shaw</w:t>
       </w:r>
     </w:p>
     <w:p>
       <w:pPr>
-        <w:pStyle w:val="Signature"/>
+        <w:keepNext/>
+        <w:keepLines/>
+        <w:spacing w:before="120" w:after="0" w:line="276" w:lineRule="exact"/>
+        <w:ind w:left="4680" w:firstLine="0"/>
+        <w:jc w:val="left"/>
       </w:pPr>
       <w:r>
-        <w:t xml:space="preserve">GA State Bar No. 593166</w:t>
+        <w:t xml:space="preserve">GA</w:t>
+      </w:r>
+      <w:r>
+        <w:t xml:space="preserve"> </w:t>
+      </w:r>
+      <w:r>
+        <w:t xml:space="preserve">State</w:t>
+      </w:r>
+      <w:r>
+        <w:t xml:space="preserve"> </w:t>
+      </w:r>
+      <w:r>
+        <w:t xml:space="preserve">Bar</w:t>
+      </w:r>
+      <w:r>
+        <w:t xml:space="preserve"> </w:t>
+      </w:r>
+      <w:r>
+        <w:t xml:space="preserve">No.</w:t>
+      </w:r>
+      <w:r>
+        <w:t xml:space="preserve"> </w:t>
+      </w:r>
+      <w:r>
+        <w:t xml:space="preserve">593166</w:t>
       </w:r>
     </w:p>
     <w:p>
       <w:pPr>
-        <w:pStyle w:val="Signature"/>
+        <w:keepNext/>
+        <w:keepLines/>
+        <w:spacing w:before="120" w:after="0" w:line="276" w:lineRule="exact"/>
+        <w:ind w:left="4680" w:firstLine="0"/>
+        <w:jc w:val="left"/>
       </w:pPr>
       <w:r>
-        <w:t xml:space="preserve">411 Gordon Avenue</w:t>
+        <w:t xml:space="preserve">411</w:t>
+      </w:r>
+      <w:r>
+        <w:t xml:space="preserve"> </w:t>
+      </w:r>
+      <w:r>
+        <w:t xml:space="preserve">Gordon</w:t>
+      </w:r>
+      <w:r>
+        <w:t xml:space="preserve"> </w:t>
+      </w:r>
+      <w:r>
+        <w:t xml:space="preserve">Avenue</w:t>
       </w:r>
     </w:p>
     <w:p>
       <w:pPr>
-        <w:pStyle w:val="Signature"/>
+        <w:keepNext/>
+        <w:keepLines/>
+        <w:spacing w:before="120" w:after="0" w:line="276" w:lineRule="exact"/>
+        <w:ind w:left="4680" w:firstLine="0"/>
+        <w:jc w:val="left"/>
       </w:pPr>
       <w:r>
-        <w:t xml:space="preserve">Thomasville, Georgia 31792</w:t>
+        <w:t xml:space="preserve">Thomasville,</w:t>
+      </w:r>
+      <w:r>
+        <w:t xml:space="preserve"> </w:t>
+      </w:r>
+      <w:r>
+        <w:t xml:space="preserve">Georgia</w:t>
+      </w:r>
+      <w:r>
+        <w:t xml:space="preserve"> </w:t>
+      </w:r>
+      <w:r>
+        <w:t xml:space="preserve">31792</w:t>
       </w:r>
     </w:p>
     <w:p>
       <w:pPr>
-        <w:pStyle w:val="Signature"/>
+        <w:keepNext/>
+        <w:keepLines/>
+        <w:spacing w:before="120" w:after="0" w:line="276" w:lineRule="exact"/>
+        <w:ind w:left="4680" w:firstLine="0"/>
+        <w:jc w:val="left"/>
       </w:pPr>
       <w:r>
-        <w:t xml:space="preserve">(229) 226-2565</w:t>
+        <w:t xml:space="preserve">(229)</w:t>
+      </w:r>
+      <w:r>
+        <w:t xml:space="preserve"> </w:t>
+      </w:r>
+      <w:r>
+        <w:t xml:space="preserve">226</w:t>
+        <w:noBreakHyphen/>
+        <w:t xml:space="preserve">2565</w:t>
       </w:r>
     </w:p>
     <w:p>
       <w:pPr>
-        <w:pStyle w:val="Signature"/>
+        <w:keepNext/>
+        <w:keepLines/>
+        <w:spacing w:before="120" w:after="0" w:line="276" w:lineRule="exact"/>
+        <w:ind w:left="4680" w:firstLine="0"/>
+        <w:jc w:val="left"/>
       </w:pPr>
       <w:r>
         <w:t xml:space="preserve">tshaw@alexandervann.com</w:t>
@@ -1445,16 +8600,30 @@
     </w:p>
     <w:p>
       <w:pPr>
-        <w:pStyle w:val="Signature"/>
+        <w:spacing w:before="120" w:after="0" w:line="276" w:lineRule="exact"/>
+        <w:ind w:left="4680" w:firstLine="0"/>
+        <w:jc w:val="left"/>
       </w:pPr>
       <w:r>
-        <w:t xml:space="preserve">Attorney for Plaintiff</w:t>
+        <w:t xml:space="preserve">Attorney</w:t>
+      </w:r>
+      <w:r>
+        <w:t xml:space="preserve"> </w:t>
+      </w:r>
+      <w:r>
+        <w:t xml:space="preserve">for</w:t>
+      </w:r>
+      <w:r>
+        <w:t xml:space="preserve"> </w:t>
+      </w:r>
+      <w:r>
+        <w:t xml:space="preserve">Plaintiff</w:t>
       </w:r>
     </w:p>
     <w:sectPr>
       <w:footerReference w:type="default" r:id="rIdFooter1"/>
       <w:pgSz w:w="12240" w:h="15840"/>
-      <w:pgMar w:top="1440" w:right="1440" w:bottom="1440" w:left="1440" w:header="720" w:footer="720" w:gutter="0"/>
+      <w:pgMar w:top="1440" w:right="1440" w:bottom="1440" w:left="1440" w:header="720" w:footer="735" w:gutter="0"/>
     </w:sectPr>
   </w:body>
 </w:document>
@@ -1468,8 +8637,7 @@
 <w:ftr xmlns:w="http://schemas.openxmlformats.org/wordprocessingml/2006/main" xmlns:r="http://schemas.openxmlformats.org/officeDocument/2006/relationships">
   <w:p>
     <w:pPr>
-      <w:spacing w:before="0" w:after="0" w:line="240" w:lineRule="auto"/>
-      <w:ind w:firstLine="0"/>
+      <w:spacing w:before="0" w:after="0" w:line="276" w:lineRule="exact"/>
       <w:jc w:val="center"/>
     </w:pPr>
     <w:r>
@@ -1619,19 +8787,48 @@
   <w:docDefaults>
     <w:rPrDefault>
       <w:rPr>
-        <w:rFonts w:ascii="EB Garamond" w:hAnsi="EB Garamond" w:eastAsia="EB Garamond" w:cs="EB Garamond"/>
-        <w:sz w:val="26"/>
-        <w:szCs w:val="26"/>
-        <w:lang w:val="en-US" w:eastAsia="en-US" w:bidi="ar-SA"/>
+        <w:rFonts w:ascii="Times New Roman" w:hAnsi="Times New Roman" w:eastAsia="Times New Roman" w:cs="Times New Roman"/>
+        <w:sz w:val="24"/>
+        <w:szCs w:val="24"/>
+        <w:lang w:val="en-US" w:eastAsia="zh-CN" w:bidi="ar-SA"/>
       </w:rPr>
     </w:rPrDefault>
     <w:pPrDefault>
       <w:pPr>
-        <w:spacing w:before="0" w:after="0" w:line="240" w:lineRule="auto"/>
+        <w:widowControl/>
+        <w:spacing w:after="0"/>
       </w:pPr>
     </w:pPrDefault>
   </w:docDefaults>
   <w:latentStyles w:defLockedState="0" w:defUIPriority="0" w:defSemiHidden="0" w:defUnhideWhenUsed="0" w:defQFormat="0" w:count="276"/>
+  <w:style w:type="paragraph" w:default="1" w:styleId="Normal">
+    <w:name w:val="Normal"/>
+    <w:qFormat/>
+  </w:style>
+  <w:style w:type="paragraph" w:styleId="BodyText">
+    <w:name w:val="Body Text"/>
+    <w:basedOn w:val="Normal"/>
+    <w:link w:val="BodyTextChar"/>
+    <w:qFormat/>
+    <w:pPr>
+      <w:spacing w:before="0" w:after="0" w:line="414" w:lineRule="exact"/>
+      <w:ind w:firstLine="720"/>
+    </w:pPr>
+  </w:style>
+  <w:style w:type="paragraph" w:customStyle="1" w:styleId="FirstParagraph">
+    <w:name w:val="First Paragraph"/>
+    <w:basedOn w:val="BodyText"/>
+    <w:next w:val="BodyText"/>
+    <w:qFormat/>
+  </w:style>
+  <w:style w:type="paragraph" w:customStyle="1" w:styleId="Compact">
+    <w:name w:val="Compact"/>
+    <w:basedOn w:val="BodyText"/>
+    <w:qFormat/>
+    <w:pPr>
+      <w:spacing w:before="36" w:after="36"/>
+    </w:pPr>
+  </w:style>
   <w:style w:type="paragraph" w:styleId="Title">
     <w:name w:val="Title"/>
     <w:basedOn w:val="Normal"/>
@@ -1765,6 +8962,84 @@
     <w:pPr/>
     <w:rPr/>
   </w:style>
+  <w:style w:type="paragraph" w:styleId="Heading1">
+    <w:name w:val="heading 1"/>
+    <w:basedOn w:val="Normal"/>
+    <w:next w:val="BodyText"/>
+    <w:link w:val="Heading1Char"/>
+    <w:uiPriority w:val="9"/>
+    <w:qFormat/>
+    <w:rsid w:val="00A10FD9"/>
+    <w:pPr>
+      <w:keepNext/>
+      <w:keepLines/>
+      <w:spacing w:before="288" w:after="288" w:line="276" w:lineRule="exact"/>
+      <w:ind w:firstLine="0"/>
+      <w:jc w:val="center"/>
+      <w:outlineLvl w:val="0"/>
+    </w:pPr>
+    <w:rPr>
+      <w:rFonts w:ascii="Times New Roman" w:hAnsi="Times New Roman" w:eastAsia="Times New Roman" w:cs="Times New Roman"/>
+      <w:b/>
+      <w:bCs/>
+      <w:caps/>
+      <w:color w:val="000000"/>
+      <w:sz w:val="24"/>
+      <w:szCs w:val="24"/>
+    </w:rPr>
+  </w:style>
+  <w:style w:type="paragraph" w:styleId="Heading2">
+    <w:name w:val="heading 2"/>
+    <w:basedOn w:val="Normal"/>
+    <w:next w:val="BodyText"/>
+    <w:link w:val="Heading2Char"/>
+    <w:uiPriority w:val="9"/>
+    <w:semiHidden/>
+    <w:unhideWhenUsed/>
+    <w:qFormat/>
+    <w:rsid w:val="00A10FD9"/>
+    <w:pPr>
+      <w:keepNext/>
+      <w:keepLines/>
+      <w:spacing w:before="288" w:after="288" w:line="276" w:lineRule="exact"/>
+      <w:ind w:firstLine="0"/>
+      <w:outlineLvl w:val="1"/>
+    </w:pPr>
+    <w:rPr>
+      <w:rFonts w:ascii="Times New Roman" w:hAnsi="Times New Roman" w:eastAsia="Times New Roman" w:cs="Times New Roman"/>
+      <w:b/>
+      <w:bCs/>
+      <w:color w:val="000000"/>
+      <w:sz w:val="24"/>
+      <w:szCs w:val="24"/>
+    </w:rPr>
+  </w:style>
+  <w:style w:type="paragraph" w:styleId="Heading3">
+    <w:name w:val="heading 3"/>
+    <w:basedOn w:val="Normal"/>
+    <w:next w:val="BodyText"/>
+    <w:link w:val="Heading3Char"/>
+    <w:uiPriority w:val="9"/>
+    <w:semiHidden/>
+    <w:unhideWhenUsed/>
+    <w:qFormat/>
+    <w:rsid w:val="00A10FD9"/>
+    <w:pPr>
+      <w:keepNext/>
+      <w:keepLines/>
+      <w:spacing w:before="288" w:after="288" w:line="276" w:lineRule="exact"/>
+      <w:ind w:firstLine="0"/>
+      <w:outlineLvl w:val="2"/>
+    </w:pPr>
+    <w:rPr>
+      <w:rFonts w:ascii="Times New Roman" w:hAnsi="Times New Roman" w:eastAsia="Times New Roman" w:cs="Times New Roman"/>
+      <w:b/>
+      <w:bCs/>
+      <w:color w:val="000000"/>
+      <w:sz w:val="24"/>
+      <w:szCs w:val="24"/>
+    </w:rPr>
+  </w:style>
   <w:style w:type="paragraph" w:styleId="Heading4">
     <w:name w:val="heading 4"/>
     <w:basedOn w:val="Normal"/>
@@ -1778,14 +9053,18 @@
     <w:pPr>
       <w:keepNext/>
       <w:keepLines/>
-      <w:spacing w:before="80" w:after="40"/>
+      <w:spacing w:before="288" w:after="288" w:line="276" w:lineRule="exact"/>
+      <w:ind w:firstLine="0"/>
       <w:outlineLvl w:val="3"/>
     </w:pPr>
     <w:rPr>
-      <w:rFonts w:eastAsiaTheme="majorEastAsia" w:cstheme="majorBidi"/>
+      <w:rFonts w:ascii="Times New Roman" w:hAnsi="Times New Roman" w:eastAsia="Times New Roman" w:cs="Times New Roman"/>
+      <w:b/>
+      <w:bCs/>
       <w:i/>
-      <w:iCs/>
-      <w:color w:val="0F4761" w:themeColor="accent1" w:themeShade="BF"/>
+      <w:color w:val="000000"/>
+      <w:sz w:val="24"/>
+      <w:szCs w:val="24"/>
     </w:rPr>
   </w:style>
   <w:style w:type="paragraph" w:styleId="Heading5">
@@ -1801,12 +9080,18 @@
     <w:pPr>
       <w:keepNext/>
       <w:keepLines/>
-      <w:spacing w:before="80" w:after="40"/>
+      <w:spacing w:before="288" w:after="288" w:line="276" w:lineRule="exact"/>
+      <w:ind w:firstLine="0"/>
       <w:outlineLvl w:val="4"/>
     </w:pPr>
     <w:rPr>
-      <w:rFonts w:eastAsiaTheme="majorEastAsia" w:cstheme="majorBidi"/>
-      <w:color w:val="0F4761" w:themeColor="accent1" w:themeShade="BF"/>
+      <w:rFonts w:ascii="Times New Roman" w:hAnsi="Times New Roman" w:eastAsia="Times New Roman" w:cs="Times New Roman"/>
+      <w:b/>
+      <w:bCs/>
+      <w:i/>
+      <w:color w:val="000000"/>
+      <w:sz w:val="24"/>
+      <w:szCs w:val="24"/>
     </w:rPr>
   </w:style>
   <w:style w:type="paragraph" w:styleId="Heading6">
@@ -2016,6 +9301,43 @@
       <w:color w:val="272727" w:themeColor="text1" w:themeTint="D8"/>
     </w:rPr>
   </w:style>
+  <w:style w:type="paragraph" w:customStyle="1" w:styleId="ListItem">
+    <w:name w:val="List Item"/>
+    <w:basedOn w:val="BodyText"/>
+    <w:qFormat/>
+    <w:pPr>
+      <w:spacing w:before="0" w:after="0" w:line="414" w:lineRule="exact"/>
+      <w:ind w:left="720" w:hanging="720"/>
+    </w:pPr>
+  </w:style>
+  <w:style w:type="paragraph" w:styleId="BlockText">
+    <w:name w:val="Block Text"/>
+    <w:basedOn w:val="BodyText"/>
+    <w:next w:val="BodyText"/>
+    <w:uiPriority w:val="9"/>
+    <w:unhideWhenUsed/>
+    <w:qFormat/>
+    <w:pPr>
+      <w:spacing w:before="280" w:after="280" w:line="276" w:lineRule="exact"/>
+      <w:ind w:firstLine="0" w:left="720" w:right="720"/>
+    </w:pPr>
+  </w:style>
+  <w:style w:type="paragraph" w:styleId="FootnoteText">
+    <w:name w:val="Footnote Text"/>
+    <w:basedOn w:val="Normal"/>
+    <w:next w:val="FootnoteText"/>
+    <w:uiPriority w:val="9"/>
+    <w:unhideWhenUsed/>
+    <w:qFormat/>
+    <w:pPr>
+      <w:keepLines/>
+      <w:spacing w:before="0" w:after="140" w:line="276" w:lineRule="exact"/>
+    </w:pPr>
+    <w:rPr>
+      <w:sz w:val="24"/>
+      <w:szCs w:val="24"/>
+    </w:rPr>
+  </w:style>
   <w:style w:type="paragraph" w:styleId="FootnoteBlockText">
     <w:name w:val="Footnote Block Text"/>
     <w:basedOn w:val="FootnoteText"/>
@@ -2024,8 +9346,8 @@
     <w:unhideWhenUsed/>
     <w:qFormat/>
     <w:pPr>
-      <w:spacing w:before="100" w:after="100"/>
-      <w:ind w:firstLine="0" w:left="480" w:right="480"/>
+      <w:spacing w:before="280" w:after="280"/>
+      <w:ind w:firstLine="0" w:left="720" w:right="720"/>
     </w:pPr>
   </w:style>
   <w:style w:type="character" w:default="1" w:styleId="DefaultParagraphFont">
@@ -2133,7 +9455,7 @@
     <w:name w:val="Hyperlink"/>
     <w:basedOn w:val="BodyTextChar"/>
     <w:rPr>
-      <w:color w:val="4F81BD" w:themeColor="accent1"/>
+      <w:color w:val="000000"/>
     </w:rPr>
   </w:style>
   <w:style w:type="paragraph" w:styleId="TOCHeading">
@@ -2153,193 +9475,6 @@
       <w:bCs w:val="0"/>
       <w:color w:val="365F91" w:themeColor="accent1" w:themeShade="BF"/>
     </w:rPr>
-  </w:style>
-  <w:style w:type="paragraph" w:default="1" w:styleId="Normal">
-    <w:name w:val="Normal"/>
-    <w:qFormat/>
-    <w:pPr>
-      <w:spacing w:before="0" w:after="0" w:line="240" w:lineRule="auto"/>
-      <w:ind w:firstLine="0"/>
-      <w:jc w:val="left"/>
-    </w:pPr>
-    <w:rPr>
-      <w:rFonts w:ascii="EB Garamond" w:hAnsi="EB Garamond" w:eastAsia="EB Garamond" w:cs="EB Garamond"/>
-      <w:sz w:val="26"/>
-      <w:szCs w:val="26"/>
-    </w:rPr>
-  </w:style>
-  <w:style w:type="paragraph" w:styleId="BodyText">
-    <w:name w:val="Body Text"/>
-    <w:basedOn w:val="Normal"/>
-    <w:qFormat/>
-    <w:pPr>
-      <w:spacing w:before="0" w:after="32" w:line="448" w:lineRule="exact"/>
-      <w:ind w:firstLine="720"/>
-    </w:pPr>
-  </w:style>
-  <w:style w:type="paragraph" w:styleId="FirstParagraph">
-    <w:name w:val="First Paragraph"/>
-    <w:basedOn w:val="BodyText"/>
-    <w:next w:val="BodyText"/>
-    <w:qFormat/>
-  </w:style>
-  <w:style w:type="paragraph" w:styleId="Compact">
-    <w:name w:val="Compact"/>
-    <w:basedOn w:val="BodyText"/>
-    <w:qFormat/>
-  </w:style>
-  <w:style w:type="paragraph" w:customStyle="1" w:styleId="Numbered">
-    <w:name w:val="Numbered"/>
-    <w:basedOn w:val="BodyText"/>
-    <w:qFormat/>
-    <w:pPr>
-      <w:tabs>
-        <w:tab w:val="left" w:pos="1152"/>
-      </w:tabs>
-    </w:pPr>
-  </w:style>
-  <w:style w:type="paragraph" w:customStyle="1" w:styleId="CertificateText">
-    <w:name w:val="Certificate Text"/>
-    <w:basedOn w:val="BodyText"/>
-    <w:qFormat/>
-    <w:pPr>
-      <w:ind w:firstLine="0"/>
-    </w:pPr>
-  </w:style>
-  <w:style w:type="paragraph" w:styleId="BlockText">
-    <w:name w:val="Block Text"/>
-    <w:basedOn w:val="Normal"/>
-    <w:qFormat/>
-    <w:pPr>
-      <w:spacing w:before="0" w:after="208" w:line="299" w:lineRule="exact"/>
-      <w:ind w:left="720" w:right="720" w:firstLine="0"/>
-    </w:pPr>
-  </w:style>
-  <w:style w:type="paragraph" w:styleId="FootnoteText">
-    <w:name w:val="footnote text"/>
-    <w:basedOn w:val="Normal"/>
-    <w:pPr>
-      <w:spacing w:before="0" w:after="120" w:line="254" w:lineRule="exact"/>
-      <w:ind w:firstLine="0"/>
-    </w:pPr>
-    <w:rPr>
-      <w:sz w:val="22"/>
-      <w:szCs w:val="22"/>
-    </w:rPr>
-  </w:style>
-  <w:style w:type="paragraph" w:styleId="Heading1">
-    <w:name w:val="heading 1"/>
-    <w:basedOn w:val="Normal"/>
-    <w:next w:val="BodyText"/>
-    <w:qFormat/>
-    <w:pPr>
-      <w:keepNext/>
-      <w:keepLines/>
-      <w:spacing w:before="312" w:after="234" w:line="299" w:lineRule="exact"/>
-      <w:ind w:firstLine="0"/>
-      <w:jc w:val="center"/>
-      <w:outlineLvl w:val="0"/>
-    </w:pPr>
-    <w:rPr>
-      <w:b/>
-      <w:bCs/>
-      <w:caps/>
-      <w:sz w:val="26"/>
-      <w:szCs w:val="26"/>
-    </w:rPr>
-  </w:style>
-  <w:style w:type="paragraph" w:styleId="Heading2">
-    <w:name w:val="heading 2"/>
-    <w:basedOn w:val="Normal"/>
-    <w:next w:val="BodyText"/>
-    <w:qFormat/>
-    <w:pPr>
-      <w:keepNext/>
-      <w:keepLines/>
-      <w:spacing w:before="234" w:after="182" w:line="299" w:lineRule="exact"/>
-      <w:ind w:firstLine="0"/>
-      <w:jc w:val="left"/>
-      <w:outlineLvl w:val="1"/>
-    </w:pPr>
-    <w:rPr>
-      <w:b/>
-      <w:bCs/>
-      <w:sz w:val="26"/>
-      <w:szCs w:val="26"/>
-    </w:rPr>
-  </w:style>
-  <w:style w:type="paragraph" w:styleId="Heading3">
-    <w:name w:val="heading 3"/>
-    <w:basedOn w:val="Normal"/>
-    <w:next w:val="BodyText"/>
-    <w:qFormat/>
-    <w:pPr>
-      <w:keepNext/>
-      <w:keepLines/>
-      <w:spacing w:before="208" w:after="156" w:line="299" w:lineRule="exact"/>
-      <w:ind w:firstLine="0"/>
-      <w:jc w:val="left"/>
-      <w:outlineLvl w:val="2"/>
-    </w:pPr>
-    <w:rPr>
-      <w:b/>
-      <w:bCs/>
-      <w:i/>
-      <w:iCs/>
-      <w:sz w:val="26"/>
-      <w:szCs w:val="26"/>
-    </w:rPr>
-  </w:style>
-  <w:style w:type="paragraph" w:customStyle="1" w:styleId="Single">
-    <w:name w:val="Single"/>
-    <w:basedOn w:val="Normal"/>
-    <w:qFormat/>
-    <w:pPr>
-      <w:spacing w:before="0" w:after="0" w:line="299" w:lineRule="exact"/>
-      <w:ind w:firstLine="0"/>
-      <w:jc w:val="left"/>
-    </w:pPr>
-  </w:style>
-  <w:style w:type="paragraph" w:customStyle="1" w:styleId="Centered">
-    <w:name w:val="Centered"/>
-    <w:basedOn w:val="Single"/>
-    <w:qFormat/>
-    <w:pPr>
-      <w:jc w:val="center"/>
-    </w:pPr>
-  </w:style>
-  <w:style w:type="paragraph" w:customStyle="1" w:styleId="CaptionLine">
-    <w:name w:val="Caption Line"/>
-    <w:basedOn w:val="Single"/>
-    <w:qFormat/>
-    <w:pPr>
-      <w:spacing w:before="0" w:after="130" w:line="299" w:lineRule="exact"/>
-    </w:pPr>
-  </w:style>
-  <w:style w:type="paragraph" w:customStyle="1" w:styleId="Rule">
-    <w:name w:val="Rule"/>
-    <w:basedOn w:val="Normal"/>
-    <w:qFormat/>
-    <w:pPr>
-      <w:pBdr>
-        <w:bottom w:val="single" w:sz="6" w:space="1" w:color="000000"/>
-      </w:pBdr>
-      <w:spacing w:before="156" w:after="0" w:line="120" w:lineRule="exact"/>
-    </w:pPr>
-  </w:style>
-  <w:style w:type="paragraph" w:customStyle="1" w:styleId="Signature">
-    <w:name w:val="Signature"/>
-    <w:basedOn w:val="Single"/>
-    <w:qFormat/>
-    <w:pPr>
-      <w:spacing w:before="0" w:after="130" w:line="299" w:lineRule="exact"/>
-      <w:ind w:left="4680" w:firstLine="0"/>
-    </w:pPr>
-  </w:style>
-  <w:style w:type="paragraph" w:customStyle="1" w:styleId="CertificateText">
-    <w:name w:val="CertificateText"/>
-    <w:basedOn w:val="BodyText"/>
-    <w:qFormat/>
   </w:style>
   <w:style w:type="paragraph" w:customStyle="1" w:styleId="SourceCode">
     <w:name w:val="Source Code"/>
